--- a/docs/Report.docx
+++ b/docs/Report.docx
@@ -25,18 +25,7 @@
           <w:szCs w:val="32"/>
           <w:lang w:eastAsia="en-GB" w:bidi="si-LK"/>
         </w:rPr>
-        <w:t>Functional programming Mini Project</w:t>
-      </w:r>
-      <w:r>
-        <w:rPr>
-          <w:rFonts w:ascii="Times New Roman" w:eastAsia="Times New Roman" w:hAnsi="Times New Roman" w:cs="Times New Roman"/>
-          <w:b/>
-          <w:bCs/>
-          <w:sz w:val="32"/>
-          <w:szCs w:val="32"/>
-          <w:lang w:eastAsia="en-GB" w:bidi="si-LK"/>
-        </w:rPr>
-        <w:t xml:space="preserve"> - </w:t>
+        <w:t xml:space="preserve">Functional programming Mini Project - </w:t>
       </w:r>
       <w:r>
         <w:rPr>
@@ -136,21 +125,7 @@
         <w:rPr>
           <w:rFonts w:ascii="Times New Roman" w:hAnsi="Times New Roman" w:cs="Times New Roman"/>
         </w:rPr>
-        <w:t xml:space="preserve">EG/2020/4040 - </w:t>
-      </w:r>
-      <w:proofErr w:type="spellStart"/>
-      <w:r>
-        <w:rPr>
-          <w:rFonts w:ascii="Times New Roman" w:hAnsi="Times New Roman" w:cs="Times New Roman"/>
-        </w:rPr>
-        <w:t>Lakpahana</w:t>
-      </w:r>
-      <w:proofErr w:type="spellEnd"/>
-      <w:r>
-        <w:rPr>
-          <w:rFonts w:ascii="Times New Roman" w:hAnsi="Times New Roman" w:cs="Times New Roman"/>
-        </w:rPr>
-        <w:t xml:space="preserve"> AGS</w:t>
+        <w:t>EG/2020/4040 - Lakpahana AGS</w:t>
       </w:r>
     </w:p>
     <w:p>
@@ -196,9 +171,41 @@
           <w:b/>
           <w:bCs/>
         </w:rPr>
+        <w:t>GitHub Repo</w:t>
+      </w:r>
+      <w:r>
+        <w:rPr>
+          <w:rFonts w:ascii="Times New Roman" w:hAnsi="Times New Roman" w:cs="Times New Roman"/>
+        </w:rPr>
+        <w:t xml:space="preserve">: </w:t>
+      </w:r>
+      <w:hyperlink r:id="rId7" w:history="1">
+        <w:r>
+          <w:rPr>
+            <w:rStyle w:val="Hyperlink"/>
+            <w:rFonts w:ascii="Times New Roman" w:hAnsi="Times New Roman" w:cs="Times New Roman"/>
+          </w:rPr>
+          <w:t>https://github.com/ChandulaJ/haskell-log-analyzer</w:t>
+        </w:r>
+      </w:hyperlink>
+    </w:p>
+    <w:p>
+      <w:pPr>
+        <w:pStyle w:val="Compact"/>
+        <w:rPr>
+          <w:rFonts w:ascii="Times New Roman" w:hAnsi="Times New Roman" w:cs="Times New Roman"/>
+          <w:color w:val="4F81BD" w:themeColor="accent1"/>
+        </w:rPr>
+      </w:pPr>
+      <w:r>
+        <w:rPr>
+          <w:rFonts w:ascii="Times New Roman" w:hAnsi="Times New Roman" w:cs="Times New Roman"/>
+          <w:b/>
+          <w:bCs/>
+        </w:rPr>
         <w:t xml:space="preserve">Dataset: </w:t>
       </w:r>
-      <w:hyperlink r:id="rId7" w:history="1">
+      <w:hyperlink r:id="rId8" w:history="1">
         <w:r>
           <w:rPr>
             <w:rStyle w:val="Hyperlink"/>
@@ -263,15 +270,7 @@
           <w:b/>
           <w:bCs/>
         </w:rPr>
-        <w:t xml:space="preserve">massive volumes of log </w:t>
-      </w:r>
-      <w:r>
-        <w:rPr>
-          <w:rFonts w:ascii="Times New Roman" w:hAnsi="Times New Roman" w:cs="Times New Roman"/>
-          <w:b/>
-          <w:bCs/>
-        </w:rPr>
-        <w:t>data</w:t>
+        <w:t>massive volumes of log data</w:t>
       </w:r>
       <w:r>
         <w:rPr>
@@ -303,13 +302,7 @@
         <w:rPr>
           <w:rFonts w:ascii="Times New Roman" w:hAnsi="Times New Roman" w:cs="Times New Roman"/>
         </w:rPr>
-        <w:t xml:space="preserve"> - User behavior, peak usage times, and popular endpo</w:t>
-      </w:r>
-      <w:r>
-        <w:rPr>
-          <w:rFonts w:ascii="Times New Roman" w:hAnsi="Times New Roman" w:cs="Times New Roman"/>
-        </w:rPr>
-        <w:t>ints</w:t>
+        <w:t xml:space="preserve"> - User behavior, peak usage times, and popular endpoints</w:t>
       </w:r>
     </w:p>
     <w:p>
@@ -419,13 +412,7 @@
         <w:rPr>
           <w:rFonts w:ascii="Times New Roman" w:hAnsi="Times New Roman" w:cs="Times New Roman"/>
         </w:rPr>
-        <w:t>Traditi</w:t>
-      </w:r>
-      <w:r>
-        <w:rPr>
-          <w:rFonts w:ascii="Times New Roman" w:hAnsi="Times New Roman" w:cs="Times New Roman"/>
-        </w:rPr>
-        <w:t>onal imperative log analysis systems face significant limitations:</w:t>
+        <w:t>Traditional imperative log analysis systems face significant limitations:</w:t>
       </w:r>
     </w:p>
     <w:p>
@@ -477,13 +464,7 @@
         <w:rPr>
           <w:rFonts w:ascii="Times New Roman" w:hAnsi="Times New Roman" w:cs="Times New Roman"/>
         </w:rPr>
-        <w:t>: Difficulty parallelizing operations safely without c</w:t>
-      </w:r>
-      <w:r>
-        <w:rPr>
-          <w:rFonts w:ascii="Times New Roman" w:hAnsi="Times New Roman" w:cs="Times New Roman"/>
-        </w:rPr>
-        <w:t>omplex locking mechanisms</w:t>
+        <w:t>: Difficulty parallelizing operations safely without complex locking mechanisms</w:t>
       </w:r>
     </w:p>
     <w:p>
@@ -553,14 +534,7 @@
           <w:rFonts w:ascii="Times New Roman" w:hAnsi="Times New Roman" w:cs="Times New Roman"/>
           <w:color w:val="auto"/>
         </w:rPr>
-        <w:t xml:space="preserve">1.3 </w:t>
-      </w:r>
-      <w:r>
-        <w:rPr>
-          <w:rFonts w:ascii="Times New Roman" w:hAnsi="Times New Roman" w:cs="Times New Roman"/>
-          <w:color w:val="auto"/>
-        </w:rPr>
-        <w:t>Functional Solution</w:t>
+        <w:t>1.3 Functional Solution</w:t>
       </w:r>
     </w:p>
     <w:p>
@@ -678,13 +652,7 @@
         <w:rPr>
           <w:rFonts w:ascii="Times New Roman" w:hAnsi="Times New Roman" w:cs="Times New Roman"/>
         </w:rPr>
-        <w:t>The analyzer processes Apache/Nginx Combined Log Format, extracting metrics such as traff</w:t>
-      </w:r>
-      <w:r>
-        <w:rPr>
-          <w:rFonts w:ascii="Times New Roman" w:hAnsi="Times New Roman" w:cs="Times New Roman"/>
-        </w:rPr>
-        <w:t>ic patterns, error distributions, anomaly detection, and user session analysis.</w:t>
+        <w:t>The analyzer processes Apache/Nginx Combined Log Format, extracting metrics such as traffic patterns, error distributions, anomaly detection, and user session analysis.</w:t>
       </w:r>
     </w:p>
     <w:p>
@@ -763,6 +731,7 @@
       <w:r>
         <w:rPr>
           <w:rFonts w:ascii="Times New Roman" w:hAnsi="Times New Roman" w:cs="Times New Roman"/>
+          <w:noProof/>
         </w:rPr>
         <w:drawing>
           <wp:inline distT="0" distB="0" distL="0" distR="0" wp14:anchorId="7BB843C5" wp14:editId="010FF595">
@@ -780,7 +749,7 @@
                     <pic:cNvPicPr/>
                   </pic:nvPicPr>
                   <pic:blipFill>
-                    <a:blip r:embed="rId8"/>
+                    <a:blip r:embed="rId9"/>
                     <a:stretch>
                       <a:fillRect/>
                     </a:stretch>
@@ -1069,21 +1038,7 @@
           <w:rStyle w:val="CommentTok"/>
           <w:rFonts w:ascii="Times New Roman" w:hAnsi="Times New Roman" w:cs="Times New Roman"/>
         </w:rPr>
-        <w:t xml:space="preserve">-- </w:t>
-      </w:r>
-      <w:r>
-        <w:rPr>
-          <w:rStyle w:val="CommentTok"/>
-          <w:rFonts w:ascii="Times New Roman" w:hAnsi="Times New Roman" w:cs="Times New Roman"/>
-        </w:rPr>
-        <w:t xml:space="preserve">Parse </w:t>
-      </w:r>
-      <w:r>
-        <w:rPr>
-          <w:rStyle w:val="CommentTok"/>
-          <w:rFonts w:ascii="Times New Roman" w:hAnsi="Times New Roman" w:cs="Times New Roman"/>
-        </w:rPr>
-        <w:t>a single log line using regex pattern matching</w:t>
+        <w:t>-- Parse a single log line using regex pattern matching</w:t>
       </w:r>
       <w:r>
         <w:rPr>
@@ -1563,14 +1518,137 @@
           <w:rStyle w:val="OtherTok"/>
           <w:rFonts w:ascii="Times New Roman" w:hAnsi="Times New Roman" w:cs="Times New Roman"/>
         </w:rPr>
-        <w:t>count</w:t>
+        <w:t>countByLevel ::</w:t>
+      </w:r>
+      <w:r>
+        <w:rPr>
+          <w:rStyle w:val="NormalTok"/>
+          <w:rFonts w:ascii="Times New Roman" w:hAnsi="Times New Roman" w:cs="Times New Roman"/>
+        </w:rPr>
+        <w:t xml:space="preserve"> [</w:t>
+      </w:r>
+      <w:r>
+        <w:rPr>
+          <w:rStyle w:val="DataTypeTok"/>
+          <w:rFonts w:ascii="Times New Roman" w:hAnsi="Times New Roman" w:cs="Times New Roman"/>
+        </w:rPr>
+        <w:t>LogEntry</w:t>
+      </w:r>
+      <w:r>
+        <w:rPr>
+          <w:rStyle w:val="NormalTok"/>
+          <w:rFonts w:ascii="Times New Roman" w:hAnsi="Times New Roman" w:cs="Times New Roman"/>
+        </w:rPr>
+        <w:t xml:space="preserve">] </w:t>
       </w:r>
       <w:r>
         <w:rPr>
           <w:rStyle w:val="OtherTok"/>
           <w:rFonts w:ascii="Times New Roman" w:hAnsi="Times New Roman" w:cs="Times New Roman"/>
         </w:rPr>
-        <w:t>ByLevel ::</w:t>
+        <w:t>-&gt;</w:t>
+      </w:r>
+      <w:r>
+        <w:rPr>
+          <w:rStyle w:val="NormalTok"/>
+          <w:rFonts w:ascii="Times New Roman" w:hAnsi="Times New Roman" w:cs="Times New Roman"/>
+        </w:rPr>
+        <w:t xml:space="preserve"> </w:t>
+      </w:r>
+      <w:r>
+        <w:rPr>
+          <w:rStyle w:val="DataTypeTok"/>
+          <w:rFonts w:ascii="Times New Roman" w:hAnsi="Times New Roman" w:cs="Times New Roman"/>
+        </w:rPr>
+        <w:t>Map</w:t>
+      </w:r>
+      <w:r>
+        <w:rPr>
+          <w:rStyle w:val="NormalTok"/>
+          <w:rFonts w:ascii="Times New Roman" w:hAnsi="Times New Roman" w:cs="Times New Roman"/>
+        </w:rPr>
+        <w:t xml:space="preserve"> </w:t>
+      </w:r>
+      <w:r>
+        <w:rPr>
+          <w:rStyle w:val="DataTypeTok"/>
+          <w:rFonts w:ascii="Times New Roman" w:hAnsi="Times New Roman" w:cs="Times New Roman"/>
+        </w:rPr>
+        <w:t>StatusCategory</w:t>
+      </w:r>
+      <w:r>
+        <w:rPr>
+          <w:rStyle w:val="NormalTok"/>
+          <w:rFonts w:ascii="Times New Roman" w:hAnsi="Times New Roman" w:cs="Times New Roman"/>
+        </w:rPr>
+        <w:t xml:space="preserve"> </w:t>
+      </w:r>
+      <w:r>
+        <w:rPr>
+          <w:rStyle w:val="DataTypeTok"/>
+          <w:rFonts w:ascii="Times New Roman" w:hAnsi="Times New Roman" w:cs="Times New Roman"/>
+        </w:rPr>
+        <w:t>Int</w:t>
+      </w:r>
+      <w:r>
+        <w:rPr>
+          <w:rFonts w:ascii="Times New Roman" w:hAnsi="Times New Roman" w:cs="Times New Roman"/>
+        </w:rPr>
+        <w:br/>
+      </w:r>
+      <w:r>
+        <w:rPr>
+          <w:rFonts w:ascii="Times New Roman" w:hAnsi="Times New Roman" w:cs="Times New Roman"/>
+        </w:rPr>
+        <w:br/>
+      </w:r>
+      <w:r>
+        <w:rPr>
+          <w:rStyle w:val="CommentTok"/>
+          <w:rFonts w:ascii="Times New Roman" w:hAnsi="Times New Roman" w:cs="Times New Roman"/>
+        </w:rPr>
+        <w:t>-- Extract top N IP addresses by request count</w:t>
+      </w:r>
+      <w:r>
+        <w:rPr>
+          <w:rFonts w:ascii="Times New Roman" w:hAnsi="Times New Roman" w:cs="Times New Roman"/>
+        </w:rPr>
+        <w:br/>
+      </w:r>
+      <w:r>
+        <w:rPr>
+          <w:rStyle w:val="OtherTok"/>
+          <w:rFonts w:ascii="Times New Roman" w:hAnsi="Times New Roman" w:cs="Times New Roman"/>
+        </w:rPr>
+        <w:t>topIPs ::</w:t>
+      </w:r>
+      <w:r>
+        <w:rPr>
+          <w:rStyle w:val="NormalTok"/>
+          <w:rFonts w:ascii="Times New Roman" w:hAnsi="Times New Roman" w:cs="Times New Roman"/>
+        </w:rPr>
+        <w:t xml:space="preserve"> </w:t>
+      </w:r>
+      <w:r>
+        <w:rPr>
+          <w:rStyle w:val="DataTypeTok"/>
+          <w:rFonts w:ascii="Times New Roman" w:hAnsi="Times New Roman" w:cs="Times New Roman"/>
+        </w:rPr>
+        <w:t>Int</w:t>
+      </w:r>
+      <w:r>
+        <w:rPr>
+          <w:rStyle w:val="NormalTok"/>
+          <w:rFonts w:ascii="Times New Roman" w:hAnsi="Times New Roman" w:cs="Times New Roman"/>
+        </w:rPr>
+        <w:t xml:space="preserve"> </w:t>
+      </w:r>
+      <w:r>
+        <w:rPr>
+          <w:rStyle w:val="OtherTok"/>
+          <w:rFonts w:ascii="Times New Roman" w:hAnsi="Times New Roman" w:cs="Times New Roman"/>
+        </w:rPr>
+        <w:t>-&gt;</w:t>
       </w:r>
       <w:r>
         <w:rPr>
@@ -1605,6 +1683,73 @@
           <w:rStyle w:val="NormalTok"/>
           <w:rFonts w:ascii="Times New Roman" w:hAnsi="Times New Roman" w:cs="Times New Roman"/>
         </w:rPr>
+        <w:t xml:space="preserve"> [(</w:t>
+      </w:r>
+      <w:r>
+        <w:rPr>
+          <w:rStyle w:val="DataTypeTok"/>
+          <w:rFonts w:ascii="Times New Roman" w:hAnsi="Times New Roman" w:cs="Times New Roman"/>
+        </w:rPr>
+        <w:t>String</w:t>
+      </w:r>
+      <w:r>
+        <w:rPr>
+          <w:rStyle w:val="NormalTok"/>
+          <w:rFonts w:ascii="Times New Roman" w:hAnsi="Times New Roman" w:cs="Times New Roman"/>
+        </w:rPr>
+        <w:t xml:space="preserve">, </w:t>
+      </w:r>
+      <w:r>
+        <w:rPr>
+          <w:rStyle w:val="DataTypeTok"/>
+          <w:rFonts w:ascii="Times New Roman" w:hAnsi="Times New Roman" w:cs="Times New Roman"/>
+        </w:rPr>
+        <w:t>Int</w:t>
+      </w:r>
+      <w:r>
+        <w:rPr>
+          <w:rStyle w:val="NormalTok"/>
+          <w:rFonts w:ascii="Times New Roman" w:hAnsi="Times New Roman" w:cs="Times New Roman"/>
+        </w:rPr>
+        <w:t>)]</w:t>
+      </w:r>
+      <w:r>
+        <w:rPr>
+          <w:rFonts w:ascii="Times New Roman" w:hAnsi="Times New Roman" w:cs="Times New Roman"/>
+        </w:rPr>
+        <w:br/>
+      </w:r>
+      <w:r>
+        <w:rPr>
+          <w:rFonts w:ascii="Times New Roman" w:hAnsi="Times New Roman" w:cs="Times New Roman"/>
+        </w:rPr>
+        <w:br/>
+      </w:r>
+      <w:r>
+        <w:rPr>
+          <w:rStyle w:val="CommentTok"/>
+          <w:rFonts w:ascii="Times New Roman" w:hAnsi="Times New Roman" w:cs="Times New Roman"/>
+        </w:rPr>
+        <w:t>-- Bucket errors into time intervals</w:t>
+      </w:r>
+      <w:r>
+        <w:rPr>
+          <w:rFonts w:ascii="Times New Roman" w:hAnsi="Times New Roman" w:cs="Times New Roman"/>
+        </w:rPr>
+        <w:br/>
+      </w:r>
+      <w:r>
+        <w:rPr>
+          <w:rStyle w:val="OtherTok"/>
+          <w:rFonts w:ascii="Times New Roman" w:hAnsi="Times New Roman" w:cs="Times New Roman"/>
+        </w:rPr>
+        <w:t>errorsOverTime ::</w:t>
+      </w:r>
+      <w:r>
+        <w:rPr>
+          <w:rStyle w:val="NormalTok"/>
+          <w:rFonts w:ascii="Times New Roman" w:hAnsi="Times New Roman" w:cs="Times New Roman"/>
+        </w:rPr>
         <w:t xml:space="preserve"> </w:t>
       </w:r>
       <w:r>
@@ -1612,7 +1757,7 @@
           <w:rStyle w:val="DataTypeTok"/>
           <w:rFonts w:ascii="Times New Roman" w:hAnsi="Times New Roman" w:cs="Times New Roman"/>
         </w:rPr>
-        <w:t>Map</w:t>
+        <w:t>NominalDiffTime</w:t>
       </w:r>
       <w:r>
         <w:rPr>
@@ -1623,27 +1768,76 @@
       </w:r>
       <w:r>
         <w:rPr>
+          <w:rStyle w:val="OtherTok"/>
+          <w:rFonts w:ascii="Times New Roman" w:hAnsi="Times New Roman" w:cs="Times New Roman"/>
+        </w:rPr>
+        <w:t>-&gt;</w:t>
+      </w:r>
+      <w:r>
+        <w:rPr>
+          <w:rStyle w:val="NormalTok"/>
+          <w:rFonts w:ascii="Times New Roman" w:hAnsi="Times New Roman" w:cs="Times New Roman"/>
+        </w:rPr>
+        <w:t xml:space="preserve"> [</w:t>
+      </w:r>
+      <w:r>
+        <w:rPr>
           <w:rStyle w:val="DataTypeTok"/>
           <w:rFonts w:ascii="Times New Roman" w:hAnsi="Times New Roman" w:cs="Times New Roman"/>
         </w:rPr>
-        <w:t>StatusCategory</w:t>
-      </w:r>
-      <w:r>
-        <w:rPr>
-          <w:rStyle w:val="NormalTok"/>
-          <w:rFonts w:ascii="Times New Roman" w:hAnsi="Times New Roman" w:cs="Times New Roman"/>
-        </w:rPr>
-        <w:t xml:space="preserve"> </w:t>
+        <w:t>LogEntry</w:t>
+      </w:r>
+      <w:r>
+        <w:rPr>
+          <w:rStyle w:val="NormalTok"/>
+          <w:rFonts w:ascii="Times New Roman" w:hAnsi="Times New Roman" w:cs="Times New Roman"/>
+        </w:rPr>
+        <w:t xml:space="preserve">] </w:t>
+      </w:r>
+      <w:r>
+        <w:rPr>
+          <w:rStyle w:val="OtherTok"/>
+          <w:rFonts w:ascii="Times New Roman" w:hAnsi="Times New Roman" w:cs="Times New Roman"/>
+        </w:rPr>
+        <w:t>-&gt;</w:t>
+      </w:r>
+      <w:r>
+        <w:rPr>
+          <w:rStyle w:val="NormalTok"/>
+          <w:rFonts w:ascii="Times New Roman" w:hAnsi="Times New Roman" w:cs="Times New Roman"/>
+        </w:rPr>
+        <w:t xml:space="preserve"> [(</w:t>
       </w:r>
       <w:r>
         <w:rPr>
           <w:rStyle w:val="DataTypeTok"/>
           <w:rFonts w:ascii="Times New Roman" w:hAnsi="Times New Roman" w:cs="Times New Roman"/>
         </w:rPr>
+        <w:t>UTCTime</w:t>
+      </w:r>
+      <w:r>
+        <w:rPr>
+          <w:rStyle w:val="NormalTok"/>
+          <w:rFonts w:ascii="Times New Roman" w:hAnsi="Times New Roman" w:cs="Times New Roman"/>
+        </w:rPr>
+        <w:t xml:space="preserve">, </w:t>
+      </w:r>
+      <w:r>
+        <w:rPr>
+          <w:rStyle w:val="DataTypeTok"/>
+          <w:rFonts w:ascii="Times New Roman" w:hAnsi="Times New Roman" w:cs="Times New Roman"/>
+        </w:rPr>
         <w:t>Int</w:t>
       </w:r>
       <w:r>
         <w:rPr>
+          <w:rStyle w:val="NormalTok"/>
+          <w:rFonts w:ascii="Times New Roman" w:hAnsi="Times New Roman" w:cs="Times New Roman"/>
+        </w:rPr>
+        <w:t>)]</w:t>
+      </w:r>
+      <w:r>
+        <w:rPr>
           <w:rFonts w:ascii="Times New Roman" w:hAnsi="Times New Roman" w:cs="Times New Roman"/>
         </w:rPr>
         <w:br/>
@@ -1659,260 +1853,7 @@
           <w:rStyle w:val="CommentTok"/>
           <w:rFonts w:ascii="Times New Roman" w:hAnsi="Times New Roman" w:cs="Times New Roman"/>
         </w:rPr>
-        <w:t>-- Extract top N IP addresses by request count</w:t>
-      </w:r>
-      <w:r>
-        <w:rPr>
-          <w:rFonts w:ascii="Times New Roman" w:hAnsi="Times New Roman" w:cs="Times New Roman"/>
-        </w:rPr>
-        <w:br/>
-      </w:r>
-      <w:r>
-        <w:rPr>
-          <w:rStyle w:val="OtherTok"/>
-          <w:rFonts w:ascii="Times New Roman" w:hAnsi="Times New Roman" w:cs="Times New Roman"/>
-        </w:rPr>
-        <w:t>topIPs ::</w:t>
-      </w:r>
-      <w:r>
-        <w:rPr>
-          <w:rStyle w:val="NormalTok"/>
-          <w:rFonts w:ascii="Times New Roman" w:hAnsi="Times New Roman" w:cs="Times New Roman"/>
-        </w:rPr>
-        <w:t xml:space="preserve"> </w:t>
-      </w:r>
-      <w:r>
-        <w:rPr>
-          <w:rStyle w:val="DataTypeTok"/>
-          <w:rFonts w:ascii="Times New Roman" w:hAnsi="Times New Roman" w:cs="Times New Roman"/>
-        </w:rPr>
-        <w:t>Int</w:t>
-      </w:r>
-      <w:r>
-        <w:rPr>
-          <w:rStyle w:val="NormalTok"/>
-          <w:rFonts w:ascii="Times New Roman" w:hAnsi="Times New Roman" w:cs="Times New Roman"/>
-        </w:rPr>
-        <w:t xml:space="preserve"> </w:t>
-      </w:r>
-      <w:r>
-        <w:rPr>
-          <w:rStyle w:val="OtherTok"/>
-          <w:rFonts w:ascii="Times New Roman" w:hAnsi="Times New Roman" w:cs="Times New Roman"/>
-        </w:rPr>
-        <w:t>-&gt;</w:t>
-      </w:r>
-      <w:r>
-        <w:rPr>
-          <w:rStyle w:val="NormalTok"/>
-          <w:rFonts w:ascii="Times New Roman" w:hAnsi="Times New Roman" w:cs="Times New Roman"/>
-        </w:rPr>
-        <w:t xml:space="preserve"> [</w:t>
-      </w:r>
-      <w:r>
-        <w:rPr>
-          <w:rStyle w:val="DataTypeTok"/>
-          <w:rFonts w:ascii="Times New Roman" w:hAnsi="Times New Roman" w:cs="Times New Roman"/>
-        </w:rPr>
-        <w:t>LogEntry</w:t>
-      </w:r>
-      <w:r>
-        <w:rPr>
-          <w:rStyle w:val="NormalTok"/>
-          <w:rFonts w:ascii="Times New Roman" w:hAnsi="Times New Roman" w:cs="Times New Roman"/>
-        </w:rPr>
-        <w:t xml:space="preserve">] </w:t>
-      </w:r>
-      <w:r>
-        <w:rPr>
-          <w:rStyle w:val="OtherTok"/>
-          <w:rFonts w:ascii="Times New Roman" w:hAnsi="Times New Roman" w:cs="Times New Roman"/>
-        </w:rPr>
-        <w:t>-&gt;</w:t>
-      </w:r>
-      <w:r>
-        <w:rPr>
-          <w:rStyle w:val="NormalTok"/>
-          <w:rFonts w:ascii="Times New Roman" w:hAnsi="Times New Roman" w:cs="Times New Roman"/>
-        </w:rPr>
-        <w:t xml:space="preserve"> [(</w:t>
-      </w:r>
-      <w:r>
-        <w:rPr>
-          <w:rStyle w:val="DataTypeTok"/>
-          <w:rFonts w:ascii="Times New Roman" w:hAnsi="Times New Roman" w:cs="Times New Roman"/>
-        </w:rPr>
-        <w:t>String</w:t>
-      </w:r>
-      <w:r>
-        <w:rPr>
-          <w:rStyle w:val="NormalTok"/>
-          <w:rFonts w:ascii="Times New Roman" w:hAnsi="Times New Roman" w:cs="Times New Roman"/>
-        </w:rPr>
-        <w:t xml:space="preserve">, </w:t>
-      </w:r>
-      <w:r>
-        <w:rPr>
-          <w:rStyle w:val="DataTypeTok"/>
-          <w:rFonts w:ascii="Times New Roman" w:hAnsi="Times New Roman" w:cs="Times New Roman"/>
-        </w:rPr>
-        <w:t>Int</w:t>
-      </w:r>
-      <w:r>
-        <w:rPr>
-          <w:rStyle w:val="NormalTok"/>
-          <w:rFonts w:ascii="Times New Roman" w:hAnsi="Times New Roman" w:cs="Times New Roman"/>
-        </w:rPr>
-        <w:t>)]</w:t>
-      </w:r>
-      <w:r>
-        <w:rPr>
-          <w:rFonts w:ascii="Times New Roman" w:hAnsi="Times New Roman" w:cs="Times New Roman"/>
-        </w:rPr>
-        <w:br/>
-      </w:r>
-      <w:r>
-        <w:rPr>
-          <w:rFonts w:ascii="Times New Roman" w:hAnsi="Times New Roman" w:cs="Times New Roman"/>
-        </w:rPr>
-        <w:br/>
-      </w:r>
-      <w:r>
-        <w:rPr>
-          <w:rStyle w:val="CommentTok"/>
-          <w:rFonts w:ascii="Times New Roman" w:hAnsi="Times New Roman" w:cs="Times New Roman"/>
-        </w:rPr>
-        <w:t>-- Bucket errors into time intervals</w:t>
-      </w:r>
-      <w:r>
-        <w:rPr>
-          <w:rFonts w:ascii="Times New Roman" w:hAnsi="Times New Roman" w:cs="Times New Roman"/>
-        </w:rPr>
-        <w:br/>
-      </w:r>
-      <w:r>
-        <w:rPr>
-          <w:rStyle w:val="OtherTok"/>
-          <w:rFonts w:ascii="Times New Roman" w:hAnsi="Times New Roman" w:cs="Times New Roman"/>
-        </w:rPr>
-        <w:t>errorsOverTime ::</w:t>
-      </w:r>
-      <w:r>
-        <w:rPr>
-          <w:rStyle w:val="NormalTok"/>
-          <w:rFonts w:ascii="Times New Roman" w:hAnsi="Times New Roman" w:cs="Times New Roman"/>
-        </w:rPr>
-        <w:t xml:space="preserve"> </w:t>
-      </w:r>
-      <w:r>
-        <w:rPr>
-          <w:rStyle w:val="DataTypeTok"/>
-          <w:rFonts w:ascii="Times New Roman" w:hAnsi="Times New Roman" w:cs="Times New Roman"/>
-        </w:rPr>
-        <w:t>NominalDiffTime</w:t>
-      </w:r>
-      <w:r>
-        <w:rPr>
-          <w:rStyle w:val="NormalTok"/>
-          <w:rFonts w:ascii="Times New Roman" w:hAnsi="Times New Roman" w:cs="Times New Roman"/>
-        </w:rPr>
-        <w:t xml:space="preserve"> </w:t>
-      </w:r>
-      <w:r>
-        <w:rPr>
-          <w:rStyle w:val="OtherTok"/>
-          <w:rFonts w:ascii="Times New Roman" w:hAnsi="Times New Roman" w:cs="Times New Roman"/>
-        </w:rPr>
-        <w:t>-&gt;</w:t>
-      </w:r>
-      <w:r>
-        <w:rPr>
-          <w:rStyle w:val="NormalTok"/>
-          <w:rFonts w:ascii="Times New Roman" w:hAnsi="Times New Roman" w:cs="Times New Roman"/>
-        </w:rPr>
-        <w:t xml:space="preserve"> [</w:t>
-      </w:r>
-      <w:r>
-        <w:rPr>
-          <w:rStyle w:val="DataTypeTok"/>
-          <w:rFonts w:ascii="Times New Roman" w:hAnsi="Times New Roman" w:cs="Times New Roman"/>
-        </w:rPr>
-        <w:t>LogEntry</w:t>
-      </w:r>
-      <w:r>
-        <w:rPr>
-          <w:rStyle w:val="NormalTok"/>
-          <w:rFonts w:ascii="Times New Roman" w:hAnsi="Times New Roman" w:cs="Times New Roman"/>
-        </w:rPr>
-        <w:t xml:space="preserve">] </w:t>
-      </w:r>
-      <w:r>
-        <w:rPr>
-          <w:rStyle w:val="OtherTok"/>
-          <w:rFonts w:ascii="Times New Roman" w:hAnsi="Times New Roman" w:cs="Times New Roman"/>
-        </w:rPr>
-        <w:t>-&gt;</w:t>
-      </w:r>
-      <w:r>
-        <w:rPr>
-          <w:rStyle w:val="NormalTok"/>
-          <w:rFonts w:ascii="Times New Roman" w:hAnsi="Times New Roman" w:cs="Times New Roman"/>
-        </w:rPr>
-        <w:t xml:space="preserve"> [(</w:t>
-      </w:r>
-      <w:r>
-        <w:rPr>
-          <w:rStyle w:val="DataTypeTok"/>
-          <w:rFonts w:ascii="Times New Roman" w:hAnsi="Times New Roman" w:cs="Times New Roman"/>
-        </w:rPr>
-        <w:t>UTCTime</w:t>
-      </w:r>
-      <w:r>
-        <w:rPr>
-          <w:rStyle w:val="NormalTok"/>
-          <w:rFonts w:ascii="Times New Roman" w:hAnsi="Times New Roman" w:cs="Times New Roman"/>
-        </w:rPr>
-        <w:t xml:space="preserve">, </w:t>
-      </w:r>
-      <w:r>
-        <w:rPr>
-          <w:rStyle w:val="DataTypeTok"/>
-          <w:rFonts w:ascii="Times New Roman" w:hAnsi="Times New Roman" w:cs="Times New Roman"/>
-        </w:rPr>
-        <w:t>Int</w:t>
-      </w:r>
-      <w:r>
-        <w:rPr>
-          <w:rStyle w:val="NormalTok"/>
-          <w:rFonts w:ascii="Times New Roman" w:hAnsi="Times New Roman" w:cs="Times New Roman"/>
-        </w:rPr>
-        <w:t>)]</w:t>
-      </w:r>
-      <w:r>
-        <w:rPr>
-          <w:rFonts w:ascii="Times New Roman" w:hAnsi="Times New Roman" w:cs="Times New Roman"/>
-        </w:rPr>
-        <w:br/>
-      </w:r>
-      <w:r>
-        <w:rPr>
-          <w:rFonts w:ascii="Times New Roman" w:hAnsi="Times New Roman" w:cs="Times New Roman"/>
-        </w:rPr>
-        <w:br/>
-      </w:r>
-      <w:r>
-        <w:rPr>
-          <w:rStyle w:val="CommentTok"/>
-          <w:rFonts w:ascii="Times New Roman" w:hAnsi="Times New Roman" w:cs="Times New Roman"/>
-        </w:rPr>
-        <w:t>-- Gro</w:t>
-      </w:r>
-      <w:r>
-        <w:rPr>
-          <w:rStyle w:val="CommentTok"/>
-          <w:rFonts w:ascii="Times New Roman" w:hAnsi="Times New Roman" w:cs="Times New Roman"/>
-        </w:rPr>
-        <w:t>up requests into sessions with timeout-based splitting</w:t>
+        <w:t>-- Group requests into sessions with timeout-based splitting</w:t>
       </w:r>
       <w:r>
         <w:rPr>
@@ -2196,21 +2137,12 @@
         </w:rPr>
         <w:br/>
       </w:r>
-      <w:proofErr w:type="gramStart"/>
       <w:r>
         <w:rPr>
           <w:rStyle w:val="OtherTok"/>
           <w:rFonts w:ascii="Times New Roman" w:hAnsi="Times New Roman" w:cs="Times New Roman"/>
         </w:rPr>
-        <w:t>readLogFile :</w:t>
-      </w:r>
-      <w:proofErr w:type="gramEnd"/>
-      <w:r>
-        <w:rPr>
-          <w:rStyle w:val="OtherTok"/>
-          <w:rFonts w:ascii="Times New Roman" w:hAnsi="Times New Roman" w:cs="Times New Roman"/>
-        </w:rPr>
-        <w:t>:</w:t>
+        <w:t>readLogFile ::</w:t>
       </w:r>
       <w:r>
         <w:rPr>
@@ -2442,21 +2374,40 @@
         </w:rPr>
         <w:br/>
       </w:r>
-      <w:proofErr w:type="gramStart"/>
       <w:r>
         <w:rPr>
           <w:rStyle w:val="OtherTok"/>
           <w:rFonts w:ascii="Times New Roman" w:hAnsi="Times New Roman" w:cs="Times New Roman"/>
         </w:rPr>
-        <w:t>bucketTime :</w:t>
-      </w:r>
-      <w:proofErr w:type="gramEnd"/>
+        <w:t>bucketTime ::</w:t>
+      </w:r>
+      <w:r>
+        <w:rPr>
+          <w:rStyle w:val="NormalTok"/>
+          <w:rFonts w:ascii="Times New Roman" w:hAnsi="Times New Roman" w:cs="Times New Roman"/>
+        </w:rPr>
+        <w:t xml:space="preserve"> </w:t>
+      </w:r>
+      <w:r>
+        <w:rPr>
+          <w:rStyle w:val="DataTypeTok"/>
+          <w:rFonts w:ascii="Times New Roman" w:hAnsi="Times New Roman" w:cs="Times New Roman"/>
+        </w:rPr>
+        <w:t>NominalDiffTime</w:t>
+      </w:r>
+      <w:r>
+        <w:rPr>
+          <w:rStyle w:val="NormalTok"/>
+          <w:rFonts w:ascii="Times New Roman" w:hAnsi="Times New Roman" w:cs="Times New Roman"/>
+        </w:rPr>
+        <w:t xml:space="preserve"> </w:t>
+      </w:r>
       <w:r>
         <w:rPr>
           <w:rStyle w:val="OtherTok"/>
           <w:rFonts w:ascii="Times New Roman" w:hAnsi="Times New Roman" w:cs="Times New Roman"/>
         </w:rPr>
-        <w:t>:</w:t>
+        <w:t>-&gt;</w:t>
       </w:r>
       <w:r>
         <w:rPr>
@@ -2470,7 +2421,7 @@
           <w:rStyle w:val="DataTypeTok"/>
           <w:rFonts w:ascii="Times New Roman" w:hAnsi="Times New Roman" w:cs="Times New Roman"/>
         </w:rPr>
-        <w:t>NominalDiffTime</w:t>
+        <w:t>UTCTime</w:t>
       </w:r>
       <w:r>
         <w:rPr>
@@ -2502,6 +2453,38 @@
       </w:r>
       <w:r>
         <w:rPr>
+          <w:rFonts w:ascii="Times New Roman" w:hAnsi="Times New Roman" w:cs="Times New Roman"/>
+        </w:rPr>
+        <w:br/>
+      </w:r>
+      <w:r>
+        <w:rPr>
+          <w:rFonts w:ascii="Times New Roman" w:hAnsi="Times New Roman" w:cs="Times New Roman"/>
+        </w:rPr>
+        <w:br/>
+      </w:r>
+      <w:r>
+        <w:rPr>
+          <w:rStyle w:val="CommentTok"/>
+          <w:rFonts w:ascii="Times New Roman" w:hAnsi="Times New Roman" w:cs="Times New Roman"/>
+        </w:rPr>
+        <w:t>-- Extract domain from referrer URL</w:t>
+      </w:r>
+      <w:r>
+        <w:rPr>
+          <w:rFonts w:ascii="Times New Roman" w:hAnsi="Times New Roman" w:cs="Times New Roman"/>
+        </w:rPr>
+        <w:br/>
+      </w:r>
+      <w:r>
+        <w:rPr>
+          <w:rStyle w:val="OtherTok"/>
+          <w:rFonts w:ascii="Times New Roman" w:hAnsi="Times New Roman" w:cs="Times New Roman"/>
+        </w:rPr>
+        <w:t>extractDomain ::</w:t>
+      </w:r>
+      <w:r>
+        <w:rPr>
           <w:rStyle w:val="NormalTok"/>
           <w:rFonts w:ascii="Times New Roman" w:hAnsi="Times New Roman" w:cs="Times New Roman"/>
         </w:rPr>
@@ -2509,6 +2492,20 @@
       </w:r>
       <w:r>
         <w:rPr>
+          <w:rStyle w:val="DataTypeTok"/>
+          <w:rFonts w:ascii="Times New Roman" w:hAnsi="Times New Roman" w:cs="Times New Roman"/>
+        </w:rPr>
+        <w:t>String</w:t>
+      </w:r>
+      <w:r>
+        <w:rPr>
+          <w:rStyle w:val="NormalTok"/>
+          <w:rFonts w:ascii="Times New Roman" w:hAnsi="Times New Roman" w:cs="Times New Roman"/>
+        </w:rPr>
+        <w:t xml:space="preserve"> </w:t>
+      </w:r>
+      <w:r>
+        <w:rPr>
           <w:rStyle w:val="OtherTok"/>
           <w:rFonts w:ascii="Times New Roman" w:hAnsi="Times New Roman" w:cs="Times New Roman"/>
         </w:rPr>
@@ -2526,7 +2523,7 @@
           <w:rStyle w:val="DataTypeTok"/>
           <w:rFonts w:ascii="Times New Roman" w:hAnsi="Times New Roman" w:cs="Times New Roman"/>
         </w:rPr>
-        <w:t>UTCTime</w:t>
+        <w:t>String</w:t>
       </w:r>
       <w:r>
         <w:rPr>
@@ -2545,7 +2542,7 @@
           <w:rStyle w:val="CommentTok"/>
           <w:rFonts w:ascii="Times New Roman" w:hAnsi="Times New Roman" w:cs="Times New Roman"/>
         </w:rPr>
-        <w:t>-- Extract domain from referrer URL</w:t>
+        <w:t>-- Classify user agent into bot types</w:t>
       </w:r>
       <w:r>
         <w:rPr>
@@ -2558,7 +2555,7 @@
           <w:rStyle w:val="OtherTok"/>
           <w:rFonts w:ascii="Times New Roman" w:hAnsi="Times New Roman" w:cs="Times New Roman"/>
         </w:rPr>
-        <w:t>extractDomain ::</w:t>
+        <w:t>classifyBot ::</w:t>
       </w:r>
       <w:r>
         <w:rPr>
@@ -2600,91 +2597,8 @@
           <w:rStyle w:val="DataTypeTok"/>
           <w:rFonts w:ascii="Times New Roman" w:hAnsi="Times New Roman" w:cs="Times New Roman"/>
         </w:rPr>
-        <w:t>String</w:t>
-      </w:r>
-      <w:r>
-        <w:rPr>
-          <w:rFonts w:ascii="Times New Roman" w:hAnsi="Times New Roman" w:cs="Times New Roman"/>
-        </w:rPr>
-        <w:br/>
-      </w:r>
-      <w:r>
-        <w:rPr>
-          <w:rFonts w:ascii="Times New Roman" w:hAnsi="Times New Roman" w:cs="Times New Roman"/>
-        </w:rPr>
-        <w:br/>
-      </w:r>
-      <w:r>
-        <w:rPr>
-          <w:rStyle w:val="CommentTok"/>
-          <w:rFonts w:ascii="Times New Roman" w:hAnsi="Times New Roman" w:cs="Times New Roman"/>
-        </w:rPr>
-        <w:t>-- Classify user agent into</w:t>
-      </w:r>
-      <w:r>
-        <w:rPr>
-          <w:rStyle w:val="CommentTok"/>
-          <w:rFonts w:ascii="Times New Roman" w:hAnsi="Times New Roman" w:cs="Times New Roman"/>
-        </w:rPr>
-        <w:t xml:space="preserve"> bot types</w:t>
-      </w:r>
-      <w:r>
-        <w:rPr>
-          <w:rFonts w:ascii="Times New Roman" w:hAnsi="Times New Roman" w:cs="Times New Roman"/>
-        </w:rPr>
-        <w:br/>
-      </w:r>
-      <w:r>
-        <w:rPr>
-          <w:rStyle w:val="OtherTok"/>
-          <w:rFonts w:ascii="Times New Roman" w:hAnsi="Times New Roman" w:cs="Times New Roman"/>
-        </w:rPr>
-        <w:t>classifyBot ::</w:t>
-      </w:r>
-      <w:r>
-        <w:rPr>
-          <w:rStyle w:val="NormalTok"/>
-          <w:rFonts w:ascii="Times New Roman" w:hAnsi="Times New Roman" w:cs="Times New Roman"/>
-        </w:rPr>
-        <w:t xml:space="preserve"> </w:t>
-      </w:r>
-      <w:r>
-        <w:rPr>
-          <w:rStyle w:val="DataTypeTok"/>
-          <w:rFonts w:ascii="Times New Roman" w:hAnsi="Times New Roman" w:cs="Times New Roman"/>
-        </w:rPr>
-        <w:t>String</w:t>
-      </w:r>
-      <w:r>
-        <w:rPr>
-          <w:rStyle w:val="NormalTok"/>
-          <w:rFonts w:ascii="Times New Roman" w:hAnsi="Times New Roman" w:cs="Times New Roman"/>
-        </w:rPr>
-        <w:t xml:space="preserve"> </w:t>
-      </w:r>
-      <w:r>
-        <w:rPr>
-          <w:rStyle w:val="OtherTok"/>
-          <w:rFonts w:ascii="Times New Roman" w:hAnsi="Times New Roman" w:cs="Times New Roman"/>
-        </w:rPr>
-        <w:t>-&gt;</w:t>
-      </w:r>
-      <w:r>
-        <w:rPr>
-          <w:rStyle w:val="NormalTok"/>
-          <w:rFonts w:ascii="Times New Roman" w:hAnsi="Times New Roman" w:cs="Times New Roman"/>
-        </w:rPr>
-        <w:t xml:space="preserve"> </w:t>
-      </w:r>
-      <w:proofErr w:type="spellStart"/>
-      <w:r>
-        <w:rPr>
-          <w:rStyle w:val="DataTypeTok"/>
-          <w:rFonts w:ascii="Times New Roman" w:hAnsi="Times New Roman" w:cs="Times New Roman"/>
-        </w:rPr>
         <w:t>BotType</w:t>
       </w:r>
-      <w:proofErr w:type="spellEnd"/>
     </w:p>
     <w:p>
       <w:pPr>
@@ -2703,8 +2617,10 @@
           <w:color w:val="auto"/>
         </w:rPr>
         <w:lastRenderedPageBreak/>
-        <w:t>3. Functional Programming Concepts Demonstrated</w:t>
-      </w:r>
+        <w:t>3. Functional Programming Concepts</w:t>
+      </w:r>
+      <w:bookmarkStart w:id="12" w:name="_GoBack"/>
+      <w:bookmarkEnd w:id="12"/>
     </w:p>
     <w:p>
       <w:pPr>
@@ -2714,7 +2630,7 @@
           <w:color w:val="auto"/>
         </w:rPr>
       </w:pPr>
-      <w:bookmarkStart w:id="12" w:name="pure-functions"/>
+      <w:bookmarkStart w:id="13" w:name="pure-functions"/>
       <w:r>
         <w:rPr>
           <w:rFonts w:ascii="Times New Roman" w:hAnsi="Times New Roman" w:cs="Times New Roman"/>
@@ -2742,13 +2658,7 @@
         <w:rPr>
           <w:rFonts w:ascii="Times New Roman" w:hAnsi="Times New Roman" w:cs="Times New Roman"/>
         </w:rPr>
-        <w:t xml:space="preserve"> </w:t>
-      </w:r>
-      <w:r>
-        <w:rPr>
-          <w:rFonts w:ascii="Times New Roman" w:hAnsi="Times New Roman" w:cs="Times New Roman"/>
-        </w:rPr>
-        <w:t>- they have no side effects, always produce the same output for the same input, and don’t modify external state.</w:t>
+        <w:t xml:space="preserve"> - they have no side effects, always produce the same output for the same input, and don’t modify external state.</w:t>
       </w:r>
     </w:p>
     <w:p>
@@ -2793,8 +2703,8 @@
           <w:color w:val="auto"/>
         </w:rPr>
       </w:pPr>
-      <w:bookmarkStart w:id="13" w:name="algebraic-data-types-adts"/>
-      <w:bookmarkEnd w:id="12"/>
+      <w:bookmarkStart w:id="14" w:name="algebraic-data-types-adts"/>
+      <w:bookmarkEnd w:id="13"/>
       <w:r>
         <w:rPr>
           <w:rFonts w:ascii="Times New Roman" w:hAnsi="Times New Roman" w:cs="Times New Roman"/>
@@ -2865,8 +2775,8 @@
           <w:color w:val="auto"/>
         </w:rPr>
       </w:pPr>
-      <w:bookmarkStart w:id="14" w:name="recursion-and-tail-recursion"/>
-      <w:bookmarkEnd w:id="13"/>
+      <w:bookmarkStart w:id="15" w:name="recursion-and-tail-recursion"/>
+      <w:bookmarkEnd w:id="14"/>
       <w:r>
         <w:rPr>
           <w:rFonts w:ascii="Times New Roman" w:hAnsi="Times New Roman" w:cs="Times New Roman"/>
@@ -2892,14 +2802,526 @@
         <w:rPr>
           <w:rFonts w:ascii="Times New Roman" w:hAnsi="Times New Roman" w:cs="Times New Roman"/>
         </w:rPr>
-        <w:t xml:space="preserve"> through recursive patterns without mutable loop variables</w:t>
-      </w:r>
-      <w:r>
-        <w:rPr>
+        <w:t xml:space="preserve"> through recursive patterns without mutable loop variables:</w:t>
+      </w:r>
+    </w:p>
+    <w:p>
+      <w:pPr>
+        <w:pStyle w:val="SourceCode"/>
+        <w:rPr>
+          <w:rFonts w:ascii="Times New Roman" w:hAnsi="Times New Roman" w:cs="Times New Roman"/>
+        </w:rPr>
+      </w:pPr>
+      <w:r>
+        <w:rPr>
+          <w:rStyle w:val="CommentTok"/>
+          <w:rFonts w:ascii="Times New Roman" w:hAnsi="Times New Roman" w:cs="Times New Roman"/>
+        </w:rPr>
+        <w:t>-- Session splitting using recursion with accumulator</w:t>
+      </w:r>
+      <w:r>
+        <w:rPr>
+          <w:rFonts w:ascii="Times New Roman" w:hAnsi="Times New Roman" w:cs="Times New Roman"/>
+        </w:rPr>
+        <w:br/>
+      </w:r>
+      <w:r>
+        <w:rPr>
+          <w:rStyle w:val="OtherTok"/>
+          <w:rFonts w:ascii="Times New Roman" w:hAnsi="Times New Roman" w:cs="Times New Roman"/>
+        </w:rPr>
+        <w:t>splitSessions ::</w:t>
+      </w:r>
+      <w:r>
+        <w:rPr>
+          <w:rStyle w:val="NormalTok"/>
+          <w:rFonts w:ascii="Times New Roman" w:hAnsi="Times New Roman" w:cs="Times New Roman"/>
+        </w:rPr>
+        <w:t xml:space="preserve"> [</w:t>
+      </w:r>
+      <w:r>
+        <w:rPr>
+          <w:rStyle w:val="DataTypeTok"/>
+          <w:rFonts w:ascii="Times New Roman" w:hAnsi="Times New Roman" w:cs="Times New Roman"/>
+        </w:rPr>
+        <w:t>LogEntry</w:t>
+      </w:r>
+      <w:r>
+        <w:rPr>
+          <w:rStyle w:val="NormalTok"/>
+          <w:rFonts w:ascii="Times New Roman" w:hAnsi="Times New Roman" w:cs="Times New Roman"/>
+        </w:rPr>
+        <w:t xml:space="preserve">] </w:t>
+      </w:r>
+      <w:r>
+        <w:rPr>
+          <w:rStyle w:val="OtherTok"/>
+          <w:rFonts w:ascii="Times New Roman" w:hAnsi="Times New Roman" w:cs="Times New Roman"/>
+        </w:rPr>
+        <w:t>-&gt;</w:t>
+      </w:r>
+      <w:r>
+        <w:rPr>
+          <w:rStyle w:val="NormalTok"/>
+          <w:rFonts w:ascii="Times New Roman" w:hAnsi="Times New Roman" w:cs="Times New Roman"/>
+        </w:rPr>
+        <w:t xml:space="preserve"> [[</w:t>
+      </w:r>
+      <w:r>
+        <w:rPr>
+          <w:rStyle w:val="DataTypeTok"/>
+          <w:rFonts w:ascii="Times New Roman" w:hAnsi="Times New Roman" w:cs="Times New Roman"/>
+        </w:rPr>
+        <w:t>LogEntry</w:t>
+      </w:r>
+      <w:r>
+        <w:rPr>
+          <w:rStyle w:val="NormalTok"/>
+          <w:rFonts w:ascii="Times New Roman" w:hAnsi="Times New Roman" w:cs="Times New Roman"/>
+        </w:rPr>
+        <w:t>]]</w:t>
+      </w:r>
+      <w:r>
+        <w:rPr>
+          <w:rFonts w:ascii="Times New Roman" w:hAnsi="Times New Roman" w:cs="Times New Roman"/>
+        </w:rPr>
+        <w:br/>
+      </w:r>
+      <w:r>
+        <w:rPr>
+          <w:rStyle w:val="NormalTok"/>
+          <w:rFonts w:ascii="Times New Roman" w:hAnsi="Times New Roman" w:cs="Times New Roman"/>
+        </w:rPr>
+        <w:t xml:space="preserve">splitSessions [] </w:t>
+      </w:r>
+      <w:r>
+        <w:rPr>
+          <w:rStyle w:val="OtherTok"/>
+          <w:rFonts w:ascii="Times New Roman" w:hAnsi="Times New Roman" w:cs="Times New Roman"/>
+        </w:rPr>
+        <w:t>=</w:t>
+      </w:r>
+      <w:r>
+        <w:rPr>
+          <w:rStyle w:val="NormalTok"/>
+          <w:rFonts w:ascii="Times New Roman" w:hAnsi="Times New Roman" w:cs="Times New Roman"/>
+        </w:rPr>
+        <w:t xml:space="preserve"> []</w:t>
+      </w:r>
+      <w:r>
+        <w:rPr>
+          <w:rFonts w:ascii="Times New Roman" w:hAnsi="Times New Roman" w:cs="Times New Roman"/>
+        </w:rPr>
+        <w:br/>
+      </w:r>
+      <w:r>
+        <w:rPr>
+          <w:rStyle w:val="NormalTok"/>
+          <w:rFonts w:ascii="Times New Roman" w:hAnsi="Times New Roman" w:cs="Times New Roman"/>
+        </w:rPr>
+        <w:t>splitSessions (x</w:t>
+      </w:r>
+      <w:r>
+        <w:rPr>
+          <w:rStyle w:val="OperatorTok"/>
           <w:rFonts w:ascii="Times New Roman" w:hAnsi="Times New Roman" w:cs="Times New Roman"/>
         </w:rPr>
         <w:t>:</w:t>
       </w:r>
+      <w:r>
+        <w:rPr>
+          <w:rStyle w:val="NormalTok"/>
+          <w:rFonts w:ascii="Times New Roman" w:hAnsi="Times New Roman" w:cs="Times New Roman"/>
+        </w:rPr>
+        <w:t xml:space="preserve">xs) </w:t>
+      </w:r>
+      <w:r>
+        <w:rPr>
+          <w:rStyle w:val="OtherTok"/>
+          <w:rFonts w:ascii="Times New Roman" w:hAnsi="Times New Roman" w:cs="Times New Roman"/>
+        </w:rPr>
+        <w:t>=</w:t>
+      </w:r>
+      <w:r>
+        <w:rPr>
+          <w:rStyle w:val="NormalTok"/>
+          <w:rFonts w:ascii="Times New Roman" w:hAnsi="Times New Roman" w:cs="Times New Roman"/>
+        </w:rPr>
+        <w:t xml:space="preserve"> go [x] xs</w:t>
+      </w:r>
+      <w:r>
+        <w:rPr>
+          <w:rFonts w:ascii="Times New Roman" w:hAnsi="Times New Roman" w:cs="Times New Roman"/>
+        </w:rPr>
+        <w:br/>
+      </w:r>
+      <w:r>
+        <w:rPr>
+          <w:rStyle w:val="NormalTok"/>
+          <w:rFonts w:ascii="Times New Roman" w:hAnsi="Times New Roman" w:cs="Times New Roman"/>
+        </w:rPr>
+        <w:t xml:space="preserve">  </w:t>
+      </w:r>
+      <w:r>
+        <w:rPr>
+          <w:rStyle w:val="KeywordTok"/>
+          <w:rFonts w:ascii="Times New Roman" w:hAnsi="Times New Roman" w:cs="Times New Roman"/>
+        </w:rPr>
+        <w:t>where</w:t>
+      </w:r>
+      <w:r>
+        <w:rPr>
+          <w:rFonts w:ascii="Times New Roman" w:hAnsi="Times New Roman" w:cs="Times New Roman"/>
+        </w:rPr>
+        <w:br/>
+      </w:r>
+      <w:r>
+        <w:rPr>
+          <w:rStyle w:val="NormalTok"/>
+          <w:rFonts w:ascii="Times New Roman" w:hAnsi="Times New Roman" w:cs="Times New Roman"/>
+        </w:rPr>
+        <w:t xml:space="preserve">    go currentSession [] </w:t>
+      </w:r>
+      <w:r>
+        <w:rPr>
+          <w:rStyle w:val="OtherTok"/>
+          <w:rFonts w:ascii="Times New Roman" w:hAnsi="Times New Roman" w:cs="Times New Roman"/>
+        </w:rPr>
+        <w:t>=</w:t>
+      </w:r>
+      <w:r>
+        <w:rPr>
+          <w:rStyle w:val="NormalTok"/>
+          <w:rFonts w:ascii="Times New Roman" w:hAnsi="Times New Roman" w:cs="Times New Roman"/>
+        </w:rPr>
+        <w:t xml:space="preserve"> [</w:t>
+      </w:r>
+      <w:r>
+        <w:rPr>
+          <w:rStyle w:val="FunctionTok"/>
+          <w:rFonts w:ascii="Times New Roman" w:hAnsi="Times New Roman" w:cs="Times New Roman"/>
+        </w:rPr>
+        <w:t>reverse</w:t>
+      </w:r>
+      <w:r>
+        <w:rPr>
+          <w:rStyle w:val="NormalTok"/>
+          <w:rFonts w:ascii="Times New Roman" w:hAnsi="Times New Roman" w:cs="Times New Roman"/>
+        </w:rPr>
+        <w:t xml:space="preserve"> currentSession]</w:t>
+      </w:r>
+      <w:r>
+        <w:rPr>
+          <w:rFonts w:ascii="Times New Roman" w:hAnsi="Times New Roman" w:cs="Times New Roman"/>
+        </w:rPr>
+        <w:br/>
+      </w:r>
+      <w:r>
+        <w:rPr>
+          <w:rStyle w:val="NormalTok"/>
+          <w:rFonts w:ascii="Times New Roman" w:hAnsi="Times New Roman" w:cs="Times New Roman"/>
+        </w:rPr>
+        <w:t xml:space="preserve">    go currentSession</w:t>
+      </w:r>
+      <w:r>
+        <w:rPr>
+          <w:rStyle w:val="OperatorTok"/>
+          <w:rFonts w:ascii="Times New Roman" w:hAnsi="Times New Roman" w:cs="Times New Roman"/>
+        </w:rPr>
+        <w:t>@</w:t>
+      </w:r>
+      <w:r>
+        <w:rPr>
+          <w:rStyle w:val="NormalTok"/>
+          <w:rFonts w:ascii="Times New Roman" w:hAnsi="Times New Roman" w:cs="Times New Roman"/>
+        </w:rPr>
+        <w:t>(latest</w:t>
+      </w:r>
+      <w:r>
+        <w:rPr>
+          <w:rStyle w:val="OperatorTok"/>
+          <w:rFonts w:ascii="Times New Roman" w:hAnsi="Times New Roman" w:cs="Times New Roman"/>
+        </w:rPr>
+        <w:t>:</w:t>
+      </w:r>
+      <w:r>
+        <w:rPr>
+          <w:rStyle w:val="NormalTok"/>
+          <w:rFonts w:ascii="Times New Roman" w:hAnsi="Times New Roman" w:cs="Times New Roman"/>
+        </w:rPr>
+        <w:t>_) (next</w:t>
+      </w:r>
+      <w:r>
+        <w:rPr>
+          <w:rStyle w:val="OperatorTok"/>
+          <w:rFonts w:ascii="Times New Roman" w:hAnsi="Times New Roman" w:cs="Times New Roman"/>
+        </w:rPr>
+        <w:t>:</w:t>
+      </w:r>
+      <w:r>
+        <w:rPr>
+          <w:rStyle w:val="NormalTok"/>
+          <w:rFonts w:ascii="Times New Roman" w:hAnsi="Times New Roman" w:cs="Times New Roman"/>
+        </w:rPr>
+        <w:t>rest)</w:t>
+      </w:r>
+      <w:r>
+        <w:rPr>
+          <w:rFonts w:ascii="Times New Roman" w:hAnsi="Times New Roman" w:cs="Times New Roman"/>
+        </w:rPr>
+        <w:br/>
+      </w:r>
+      <w:r>
+        <w:rPr>
+          <w:rStyle w:val="NormalTok"/>
+          <w:rFonts w:ascii="Times New Roman" w:hAnsi="Times New Roman" w:cs="Times New Roman"/>
+        </w:rPr>
+        <w:t xml:space="preserve">      </w:t>
+      </w:r>
+      <w:r>
+        <w:rPr>
+          <w:rStyle w:val="OperatorTok"/>
+          <w:rFonts w:ascii="Times New Roman" w:hAnsi="Times New Roman" w:cs="Times New Roman"/>
+        </w:rPr>
+        <w:t>|</w:t>
+      </w:r>
+      <w:r>
+        <w:rPr>
+          <w:rStyle w:val="NormalTok"/>
+          <w:rFonts w:ascii="Times New Roman" w:hAnsi="Times New Roman" w:cs="Times New Roman"/>
+        </w:rPr>
+        <w:t xml:space="preserve"> gap </w:t>
+      </w:r>
+      <w:r>
+        <w:rPr>
+          <w:rStyle w:val="OperatorTok"/>
+          <w:rFonts w:ascii="Times New Roman" w:hAnsi="Times New Roman" w:cs="Times New Roman"/>
+        </w:rPr>
+        <w:t>&gt;</w:t>
+      </w:r>
+      <w:r>
+        <w:rPr>
+          <w:rStyle w:val="NormalTok"/>
+          <w:rFonts w:ascii="Times New Roman" w:hAnsi="Times New Roman" w:cs="Times New Roman"/>
+        </w:rPr>
+        <w:t xml:space="preserve"> timeout </w:t>
+      </w:r>
+      <w:r>
+        <w:rPr>
+          <w:rStyle w:val="OtherTok"/>
+          <w:rFonts w:ascii="Times New Roman" w:hAnsi="Times New Roman" w:cs="Times New Roman"/>
+        </w:rPr>
+        <w:t>=</w:t>
+      </w:r>
+      <w:r>
+        <w:rPr>
+          <w:rStyle w:val="NormalTok"/>
+          <w:rFonts w:ascii="Times New Roman" w:hAnsi="Times New Roman" w:cs="Times New Roman"/>
+        </w:rPr>
+        <w:t xml:space="preserve"> </w:t>
+      </w:r>
+      <w:r>
+        <w:rPr>
+          <w:rStyle w:val="FunctionTok"/>
+          <w:rFonts w:ascii="Times New Roman" w:hAnsi="Times New Roman" w:cs="Times New Roman"/>
+        </w:rPr>
+        <w:t>reverse</w:t>
+      </w:r>
+      <w:r>
+        <w:rPr>
+          <w:rStyle w:val="NormalTok"/>
+          <w:rFonts w:ascii="Times New Roman" w:hAnsi="Times New Roman" w:cs="Times New Roman"/>
+        </w:rPr>
+        <w:t xml:space="preserve"> currentSession </w:t>
+      </w:r>
+      <w:r>
+        <w:rPr>
+          <w:rStyle w:val="OperatorTok"/>
+          <w:rFonts w:ascii="Times New Roman" w:hAnsi="Times New Roman" w:cs="Times New Roman"/>
+        </w:rPr>
+        <w:t>:</w:t>
+      </w:r>
+      <w:r>
+        <w:rPr>
+          <w:rStyle w:val="NormalTok"/>
+          <w:rFonts w:ascii="Times New Roman" w:hAnsi="Times New Roman" w:cs="Times New Roman"/>
+        </w:rPr>
+        <w:t xml:space="preserve"> go [next] rest</w:t>
+      </w:r>
+      <w:r>
+        <w:rPr>
+          <w:rFonts w:ascii="Times New Roman" w:hAnsi="Times New Roman" w:cs="Times New Roman"/>
+        </w:rPr>
+        <w:br/>
+      </w:r>
+      <w:r>
+        <w:rPr>
+          <w:rStyle w:val="NormalTok"/>
+          <w:rFonts w:ascii="Times New Roman" w:hAnsi="Times New Roman" w:cs="Times New Roman"/>
+        </w:rPr>
+        <w:t xml:space="preserve">      </w:t>
+      </w:r>
+      <w:r>
+        <w:rPr>
+          <w:rStyle w:val="OperatorTok"/>
+          <w:rFonts w:ascii="Times New Roman" w:hAnsi="Times New Roman" w:cs="Times New Roman"/>
+        </w:rPr>
+        <w:t>|</w:t>
+      </w:r>
+      <w:r>
+        <w:rPr>
+          <w:rStyle w:val="NormalTok"/>
+          <w:rFonts w:ascii="Times New Roman" w:hAnsi="Times New Roman" w:cs="Times New Roman"/>
+        </w:rPr>
+        <w:t xml:space="preserve"> </w:t>
+      </w:r>
+      <w:r>
+        <w:rPr>
+          <w:rStyle w:val="FunctionTok"/>
+          <w:rFonts w:ascii="Times New Roman" w:hAnsi="Times New Roman" w:cs="Times New Roman"/>
+        </w:rPr>
+        <w:t>otherwise</w:t>
+      </w:r>
+      <w:r>
+        <w:rPr>
+          <w:rStyle w:val="NormalTok"/>
+          <w:rFonts w:ascii="Times New Roman" w:hAnsi="Times New Roman" w:cs="Times New Roman"/>
+        </w:rPr>
+        <w:t xml:space="preserve">     </w:t>
+      </w:r>
+      <w:r>
+        <w:rPr>
+          <w:rStyle w:val="OtherTok"/>
+          <w:rFonts w:ascii="Times New Roman" w:hAnsi="Times New Roman" w:cs="Times New Roman"/>
+        </w:rPr>
+        <w:t>=</w:t>
+      </w:r>
+      <w:r>
+        <w:rPr>
+          <w:rStyle w:val="NormalTok"/>
+          <w:rFonts w:ascii="Times New Roman" w:hAnsi="Times New Roman" w:cs="Times New Roman"/>
+        </w:rPr>
+        <w:t xml:space="preserve"> go (next</w:t>
+      </w:r>
+      <w:r>
+        <w:rPr>
+          <w:rStyle w:val="OperatorTok"/>
+          <w:rFonts w:ascii="Times New Roman" w:hAnsi="Times New Roman" w:cs="Times New Roman"/>
+        </w:rPr>
+        <w:t>:</w:t>
+      </w:r>
+      <w:r>
+        <w:rPr>
+          <w:rStyle w:val="NormalTok"/>
+          <w:rFonts w:ascii="Times New Roman" w:hAnsi="Times New Roman" w:cs="Times New Roman"/>
+        </w:rPr>
+        <w:t>currentSession) rest</w:t>
+      </w:r>
+      <w:r>
+        <w:rPr>
+          <w:rFonts w:ascii="Times New Roman" w:hAnsi="Times New Roman" w:cs="Times New Roman"/>
+        </w:rPr>
+        <w:br/>
+      </w:r>
+      <w:r>
+        <w:rPr>
+          <w:rStyle w:val="NormalTok"/>
+          <w:rFonts w:ascii="Times New Roman" w:hAnsi="Times New Roman" w:cs="Times New Roman"/>
+        </w:rPr>
+        <w:t xml:space="preserve">      </w:t>
+      </w:r>
+      <w:r>
+        <w:rPr>
+          <w:rStyle w:val="KeywordTok"/>
+          <w:rFonts w:ascii="Times New Roman" w:hAnsi="Times New Roman" w:cs="Times New Roman"/>
+        </w:rPr>
+        <w:t>where</w:t>
+      </w:r>
+      <w:r>
+        <w:rPr>
+          <w:rFonts w:ascii="Times New Roman" w:hAnsi="Times New Roman" w:cs="Times New Roman"/>
+        </w:rPr>
+        <w:br/>
+      </w:r>
+      <w:r>
+        <w:rPr>
+          <w:rStyle w:val="NormalTok"/>
+          <w:rFonts w:ascii="Times New Roman" w:hAnsi="Times New Roman" w:cs="Times New Roman"/>
+        </w:rPr>
+        <w:t xml:space="preserve">        gap </w:t>
+      </w:r>
+      <w:r>
+        <w:rPr>
+          <w:rStyle w:val="OtherTok"/>
+          <w:rFonts w:ascii="Times New Roman" w:hAnsi="Times New Roman" w:cs="Times New Roman"/>
+        </w:rPr>
+        <w:t>=</w:t>
+      </w:r>
+      <w:r>
+        <w:rPr>
+          <w:rStyle w:val="NormalTok"/>
+          <w:rFonts w:ascii="Times New Roman" w:hAnsi="Times New Roman" w:cs="Times New Roman"/>
+        </w:rPr>
+        <w:t xml:space="preserve"> diffUTCTime (leTimestamp next) (leTimestamp latest)</w:t>
+      </w:r>
+    </w:p>
+    <w:p>
+      <w:pPr>
+        <w:pStyle w:val="FirstParagraph"/>
+        <w:rPr>
+          <w:rFonts w:ascii="Times New Roman" w:hAnsi="Times New Roman" w:cs="Times New Roman"/>
+        </w:rPr>
+      </w:pPr>
+      <w:r>
+        <w:rPr>
+          <w:rFonts w:ascii="Times New Roman" w:hAnsi="Times New Roman" w:cs="Times New Roman"/>
+        </w:rPr>
+        <w:t>Benefits</w:t>
+      </w:r>
+      <w:r>
+        <w:rPr>
+          <w:rFonts w:ascii="Times New Roman" w:hAnsi="Times New Roman" w:cs="Times New Roman"/>
+        </w:rPr>
+        <w:t>: Clear logic, no index management, compiler can optimize tail calls.</w:t>
+      </w:r>
+    </w:p>
+    <w:p>
+      <w:pPr>
+        <w:pStyle w:val="Heading3"/>
+        <w:rPr>
+          <w:rFonts w:ascii="Times New Roman" w:hAnsi="Times New Roman" w:cs="Times New Roman"/>
+          <w:color w:val="auto"/>
+        </w:rPr>
+      </w:pPr>
+      <w:bookmarkStart w:id="16" w:name="higher-order-functions"/>
+      <w:bookmarkEnd w:id="15"/>
+      <w:r>
+        <w:rPr>
+          <w:rFonts w:ascii="Times New Roman" w:hAnsi="Times New Roman" w:cs="Times New Roman"/>
+          <w:color w:val="auto"/>
+        </w:rPr>
+        <w:t>3.4 Higher-Order Functions</w:t>
+      </w:r>
+    </w:p>
+    <w:p>
+      <w:pPr>
+        <w:pStyle w:val="FirstParagraph"/>
+        <w:rPr>
+          <w:rFonts w:ascii="Times New Roman" w:hAnsi="Times New Roman" w:cs="Times New Roman"/>
+        </w:rPr>
+      </w:pPr>
+      <w:r>
+        <w:rPr>
+          <w:rFonts w:ascii="Times New Roman" w:hAnsi="Times New Roman" w:cs="Times New Roman"/>
+        </w:rPr>
+        <w:t>Functions as first-class values</w:t>
+      </w:r>
+      <w:r>
+        <w:rPr>
+          <w:rFonts w:ascii="Times New Roman" w:hAnsi="Times New Roman" w:cs="Times New Roman"/>
+        </w:rPr>
+        <w:t xml:space="preserve"> enable powerful abstractions:</w:t>
+      </w:r>
     </w:p>
     <w:p>
       <w:pPr>
@@ -2913,43 +3335,90 @@
           <w:rStyle w:val="CommentTok"/>
           <w:rFonts w:ascii="Times New Roman" w:hAnsi="Times New Roman" w:cs="Times New Roman"/>
         </w:rPr>
-        <w:t xml:space="preserve">-- </w:t>
-      </w:r>
-      <w:r>
-        <w:rPr>
-          <w:rStyle w:val="CommentTok"/>
-          <w:rFonts w:ascii="Times New Roman" w:hAnsi="Times New Roman" w:cs="Times New Roman"/>
-        </w:rPr>
-        <w:t>Sessi</w:t>
-      </w:r>
-      <w:r>
-        <w:rPr>
-          <w:rStyle w:val="CommentTok"/>
-          <w:rFonts w:ascii="Times New Roman" w:hAnsi="Times New Roman" w:cs="Times New Roman"/>
-        </w:rPr>
-        <w:t>on splitting using recursion with accumulator</w:t>
-      </w:r>
-      <w:r>
-        <w:rPr>
-          <w:rFonts w:ascii="Times New Roman" w:hAnsi="Times New Roman" w:cs="Times New Roman"/>
-        </w:rPr>
-        <w:br/>
-      </w:r>
-      <w:proofErr w:type="spellStart"/>
+        <w:t>-- Generic aggregator accepting an extractor function</w:t>
+      </w:r>
+      <w:r>
+        <w:rPr>
+          <w:rFonts w:ascii="Times New Roman" w:hAnsi="Times New Roman" w:cs="Times New Roman"/>
+        </w:rPr>
+        <w:br/>
+      </w:r>
       <w:r>
         <w:rPr>
           <w:rStyle w:val="OtherTok"/>
           <w:rFonts w:ascii="Times New Roman" w:hAnsi="Times New Roman" w:cs="Times New Roman"/>
         </w:rPr>
-        <w:t>splitSessions</w:t>
-      </w:r>
-      <w:proofErr w:type="spellEnd"/>
+        <w:t>requestsPerEndpoint ::</w:t>
+      </w:r>
+      <w:r>
+        <w:rPr>
+          <w:rStyle w:val="NormalTok"/>
+          <w:rFonts w:ascii="Times New Roman" w:hAnsi="Times New Roman" w:cs="Times New Roman"/>
+        </w:rPr>
+        <w:t xml:space="preserve"> (</w:t>
+      </w:r>
+      <w:r>
+        <w:rPr>
+          <w:rStyle w:val="DataTypeTok"/>
+          <w:rFonts w:ascii="Times New Roman" w:hAnsi="Times New Roman" w:cs="Times New Roman"/>
+        </w:rPr>
+        <w:t>LogEntry</w:t>
+      </w:r>
+      <w:r>
+        <w:rPr>
+          <w:rStyle w:val="NormalTok"/>
+          <w:rFonts w:ascii="Times New Roman" w:hAnsi="Times New Roman" w:cs="Times New Roman"/>
+        </w:rPr>
+        <w:t xml:space="preserve"> </w:t>
+      </w:r>
       <w:r>
         <w:rPr>
           <w:rStyle w:val="OtherTok"/>
           <w:rFonts w:ascii="Times New Roman" w:hAnsi="Times New Roman" w:cs="Times New Roman"/>
         </w:rPr>
-        <w:t xml:space="preserve"> ::</w:t>
+        <w:t>-&gt;</w:t>
+      </w:r>
+      <w:r>
+        <w:rPr>
+          <w:rStyle w:val="NormalTok"/>
+          <w:rFonts w:ascii="Times New Roman" w:hAnsi="Times New Roman" w:cs="Times New Roman"/>
+        </w:rPr>
+        <w:t xml:space="preserve"> </w:t>
+      </w:r>
+      <w:r>
+        <w:rPr>
+          <w:rStyle w:val="DataTypeTok"/>
+          <w:rFonts w:ascii="Times New Roman" w:hAnsi="Times New Roman" w:cs="Times New Roman"/>
+        </w:rPr>
+        <w:t>Maybe</w:t>
+      </w:r>
+      <w:r>
+        <w:rPr>
+          <w:rStyle w:val="NormalTok"/>
+          <w:rFonts w:ascii="Times New Roman" w:hAnsi="Times New Roman" w:cs="Times New Roman"/>
+        </w:rPr>
+        <w:t xml:space="preserve"> </w:t>
+      </w:r>
+      <w:r>
+        <w:rPr>
+          <w:rStyle w:val="DataTypeTok"/>
+          <w:rFonts w:ascii="Times New Roman" w:hAnsi="Times New Roman" w:cs="Times New Roman"/>
+        </w:rPr>
+        <w:t>String</w:t>
+      </w:r>
+      <w:r>
+        <w:rPr>
+          <w:rStyle w:val="NormalTok"/>
+          <w:rFonts w:ascii="Times New Roman" w:hAnsi="Times New Roman" w:cs="Times New Roman"/>
+        </w:rPr>
+        <w:t xml:space="preserve">) </w:t>
+      </w:r>
+      <w:r>
+        <w:rPr>
+          <w:rStyle w:val="OtherTok"/>
+          <w:rFonts w:ascii="Times New Roman" w:hAnsi="Times New Roman" w:cs="Times New Roman"/>
+        </w:rPr>
+        <w:t>-&gt;</w:t>
       </w:r>
       <w:r>
         <w:rPr>
@@ -2958,7 +3427,6 @@
         </w:rPr>
         <w:t xml:space="preserve"> [</w:t>
       </w:r>
-      <w:proofErr w:type="spellStart"/>
       <w:r>
         <w:rPr>
           <w:rStyle w:val="DataTypeTok"/>
@@ -2966,7 +3434,6 @@
         </w:rPr>
         <w:t>LogEntry</w:t>
       </w:r>
-      <w:proofErr w:type="spellEnd"/>
       <w:r>
         <w:rPr>
           <w:rStyle w:val="NormalTok"/>
@@ -2986,204 +3453,14 @@
           <w:rStyle w:val="NormalTok"/>
           <w:rFonts w:ascii="Times New Roman" w:hAnsi="Times New Roman" w:cs="Times New Roman"/>
         </w:rPr>
-        <w:t xml:space="preserve"> [[</w:t>
-      </w:r>
-      <w:proofErr w:type="spellStart"/>
+        <w:t xml:space="preserve"> </w:t>
+      </w:r>
       <w:r>
         <w:rPr>
           <w:rStyle w:val="DataTypeTok"/>
           <w:rFonts w:ascii="Times New Roman" w:hAnsi="Times New Roman" w:cs="Times New Roman"/>
         </w:rPr>
-        <w:t>LogEntry</w:t>
-      </w:r>
-      <w:proofErr w:type="spellEnd"/>
-      <w:r>
-        <w:rPr>
-          <w:rStyle w:val="NormalTok"/>
-          <w:rFonts w:ascii="Times New Roman" w:hAnsi="Times New Roman" w:cs="Times New Roman"/>
-        </w:rPr>
-        <w:t>]]</w:t>
-      </w:r>
-      <w:r>
-        <w:rPr>
-          <w:rFonts w:ascii="Times New Roman" w:hAnsi="Times New Roman" w:cs="Times New Roman"/>
-        </w:rPr>
-        <w:br/>
-      </w:r>
-      <w:proofErr w:type="spellStart"/>
-      <w:r>
-        <w:rPr>
-          <w:rStyle w:val="NormalTok"/>
-          <w:rFonts w:ascii="Times New Roman" w:hAnsi="Times New Roman" w:cs="Times New Roman"/>
-        </w:rPr>
-        <w:t>splitSessions</w:t>
-      </w:r>
-      <w:proofErr w:type="spellEnd"/>
-      <w:r>
-        <w:rPr>
-          <w:rStyle w:val="NormalTok"/>
-          <w:rFonts w:ascii="Times New Roman" w:hAnsi="Times New Roman" w:cs="Times New Roman"/>
-        </w:rPr>
-        <w:t xml:space="preserve"> [] </w:t>
-      </w:r>
-      <w:r>
-        <w:rPr>
-          <w:rStyle w:val="OtherTok"/>
-          <w:rFonts w:ascii="Times New Roman" w:hAnsi="Times New Roman" w:cs="Times New Roman"/>
-        </w:rPr>
-        <w:t>=</w:t>
-      </w:r>
-      <w:r>
-        <w:rPr>
-          <w:rStyle w:val="NormalTok"/>
-          <w:rFonts w:ascii="Times New Roman" w:hAnsi="Times New Roman" w:cs="Times New Roman"/>
-        </w:rPr>
-        <w:t xml:space="preserve"> []</w:t>
-      </w:r>
-      <w:r>
-        <w:rPr>
-          <w:rFonts w:ascii="Times New Roman" w:hAnsi="Times New Roman" w:cs="Times New Roman"/>
-        </w:rPr>
-        <w:br/>
-      </w:r>
-      <w:proofErr w:type="spellStart"/>
-      <w:r>
-        <w:rPr>
-          <w:rStyle w:val="NormalTok"/>
-          <w:rFonts w:ascii="Times New Roman" w:hAnsi="Times New Roman" w:cs="Times New Roman"/>
-        </w:rPr>
-        <w:t>splitSessions</w:t>
-      </w:r>
-      <w:proofErr w:type="spellEnd"/>
-      <w:r>
-        <w:rPr>
-          <w:rStyle w:val="NormalTok"/>
-          <w:rFonts w:ascii="Times New Roman" w:hAnsi="Times New Roman" w:cs="Times New Roman"/>
-        </w:rPr>
-        <w:t xml:space="preserve"> (</w:t>
-      </w:r>
-      <w:proofErr w:type="spellStart"/>
-      <w:r>
-        <w:rPr>
-          <w:rStyle w:val="NormalTok"/>
-          <w:rFonts w:ascii="Times New Roman" w:hAnsi="Times New Roman" w:cs="Times New Roman"/>
-        </w:rPr>
-        <w:t>x</w:t>
-      </w:r>
-      <w:r>
-        <w:rPr>
-          <w:rStyle w:val="OperatorTok"/>
-          <w:rFonts w:ascii="Times New Roman" w:hAnsi="Times New Roman" w:cs="Times New Roman"/>
-        </w:rPr>
-        <w:t>:</w:t>
-      </w:r>
-      <w:r>
-        <w:rPr>
-          <w:rStyle w:val="NormalTok"/>
-          <w:rFonts w:ascii="Times New Roman" w:hAnsi="Times New Roman" w:cs="Times New Roman"/>
-        </w:rPr>
-        <w:t>xs</w:t>
-      </w:r>
-      <w:proofErr w:type="spellEnd"/>
-      <w:r>
-        <w:rPr>
-          <w:rStyle w:val="NormalTok"/>
-          <w:rFonts w:ascii="Times New Roman" w:hAnsi="Times New Roman" w:cs="Times New Roman"/>
-        </w:rPr>
-        <w:t xml:space="preserve">) </w:t>
-      </w:r>
-      <w:r>
-        <w:rPr>
-          <w:rStyle w:val="OtherTok"/>
-          <w:rFonts w:ascii="Times New Roman" w:hAnsi="Times New Roman" w:cs="Times New Roman"/>
-        </w:rPr>
-        <w:t>=</w:t>
-      </w:r>
-      <w:r>
-        <w:rPr>
-          <w:rStyle w:val="NormalTok"/>
-          <w:rFonts w:ascii="Times New Roman" w:hAnsi="Times New Roman" w:cs="Times New Roman"/>
-        </w:rPr>
-        <w:t xml:space="preserve"> go [x] </w:t>
-      </w:r>
-      <w:proofErr w:type="spellStart"/>
-      <w:r>
-        <w:rPr>
-          <w:rStyle w:val="NormalTok"/>
-          <w:rFonts w:ascii="Times New Roman" w:hAnsi="Times New Roman" w:cs="Times New Roman"/>
-        </w:rPr>
-        <w:t>xs</w:t>
-      </w:r>
-      <w:proofErr w:type="spellEnd"/>
-      <w:r>
-        <w:rPr>
-          <w:rFonts w:ascii="Times New Roman" w:hAnsi="Times New Roman" w:cs="Times New Roman"/>
-        </w:rPr>
-        <w:br/>
-      </w:r>
-      <w:r>
-        <w:rPr>
-          <w:rStyle w:val="NormalTok"/>
-          <w:rFonts w:ascii="Times New Roman" w:hAnsi="Times New Roman" w:cs="Times New Roman"/>
-        </w:rPr>
-        <w:t xml:space="preserve">  </w:t>
-      </w:r>
-      <w:r>
-        <w:rPr>
-          <w:rStyle w:val="KeywordTok"/>
-          <w:rFonts w:ascii="Times New Roman" w:hAnsi="Times New Roman" w:cs="Times New Roman"/>
-        </w:rPr>
-        <w:t>where</w:t>
-      </w:r>
-      <w:r>
-        <w:rPr>
-          <w:rFonts w:ascii="Times New Roman" w:hAnsi="Times New Roman" w:cs="Times New Roman"/>
-        </w:rPr>
-        <w:br/>
-      </w:r>
-      <w:r>
-        <w:rPr>
-          <w:rStyle w:val="NormalTok"/>
-          <w:rFonts w:ascii="Times New Roman" w:hAnsi="Times New Roman" w:cs="Times New Roman"/>
-        </w:rPr>
-        <w:t xml:space="preserve">    go </w:t>
-      </w:r>
-      <w:proofErr w:type="spellStart"/>
-      <w:r>
-        <w:rPr>
-          <w:rStyle w:val="NormalTok"/>
-          <w:rFonts w:ascii="Times New Roman" w:hAnsi="Times New Roman" w:cs="Times New Roman"/>
-        </w:rPr>
-        <w:t>currentSession</w:t>
-      </w:r>
-      <w:proofErr w:type="spellEnd"/>
-      <w:r>
-        <w:rPr>
-          <w:rStyle w:val="NormalTok"/>
-          <w:rFonts w:ascii="Times New Roman" w:hAnsi="Times New Roman" w:cs="Times New Roman"/>
-        </w:rPr>
-        <w:t xml:space="preserve"> [] </w:t>
-      </w:r>
-      <w:r>
-        <w:rPr>
-          <w:rStyle w:val="OtherTok"/>
-          <w:rFonts w:ascii="Times New Roman" w:hAnsi="Times New Roman" w:cs="Times New Roman"/>
-        </w:rPr>
-        <w:t>=</w:t>
-      </w:r>
-      <w:r>
-        <w:rPr>
-          <w:rStyle w:val="NormalTok"/>
-          <w:rFonts w:ascii="Times New Roman" w:hAnsi="Times New Roman" w:cs="Times New Roman"/>
-        </w:rPr>
-        <w:t xml:space="preserve"> [</w:t>
-      </w:r>
-      <w:r>
-        <w:rPr>
-          <w:rStyle w:val="FunctionTok"/>
-          <w:rFonts w:ascii="Times New Roman" w:hAnsi="Times New Roman" w:cs="Times New Roman"/>
-        </w:rPr>
-        <w:t>reverse</w:t>
+        <w:t>Map</w:t>
       </w:r>
       <w:r>
         <w:rPr>
@@ -3192,149 +3469,12 @@
         </w:rPr>
         <w:t xml:space="preserve"> </w:t>
       </w:r>
-      <w:proofErr w:type="spellStart"/>
-      <w:r>
-        <w:rPr>
-          <w:rStyle w:val="NormalTok"/>
-          <w:rFonts w:ascii="Times New Roman" w:hAnsi="Times New Roman" w:cs="Times New Roman"/>
-        </w:rPr>
-        <w:t>currentSession</w:t>
-      </w:r>
-      <w:proofErr w:type="spellEnd"/>
-      <w:r>
-        <w:rPr>
-          <w:rStyle w:val="NormalTok"/>
-          <w:rFonts w:ascii="Times New Roman" w:hAnsi="Times New Roman" w:cs="Times New Roman"/>
-        </w:rPr>
-        <w:t>]</w:t>
-      </w:r>
-      <w:r>
-        <w:rPr>
-          <w:rFonts w:ascii="Times New Roman" w:hAnsi="Times New Roman" w:cs="Times New Roman"/>
-        </w:rPr>
-        <w:br/>
-      </w:r>
-      <w:r>
-        <w:rPr>
-          <w:rStyle w:val="NormalTok"/>
-          <w:rFonts w:ascii="Times New Roman" w:hAnsi="Times New Roman" w:cs="Times New Roman"/>
-        </w:rPr>
-        <w:t xml:space="preserve">    go </w:t>
-      </w:r>
-      <w:proofErr w:type="spellStart"/>
-      <w:r>
-        <w:rPr>
-          <w:rStyle w:val="NormalTok"/>
-          <w:rFonts w:ascii="Times New Roman" w:hAnsi="Times New Roman" w:cs="Times New Roman"/>
-        </w:rPr>
-        <w:t>currentSession</w:t>
-      </w:r>
-      <w:proofErr w:type="spellEnd"/>
-      <w:r>
-        <w:rPr>
-          <w:rStyle w:val="OperatorTok"/>
-          <w:rFonts w:ascii="Times New Roman" w:hAnsi="Times New Roman" w:cs="Times New Roman"/>
-        </w:rPr>
-        <w:t>@</w:t>
-      </w:r>
-      <w:r>
-        <w:rPr>
-          <w:rStyle w:val="NormalTok"/>
-          <w:rFonts w:ascii="Times New Roman" w:hAnsi="Times New Roman" w:cs="Times New Roman"/>
-        </w:rPr>
-        <w:t>(latest</w:t>
-      </w:r>
-      <w:r>
-        <w:rPr>
-          <w:rStyle w:val="OperatorTok"/>
-          <w:rFonts w:ascii="Times New Roman" w:hAnsi="Times New Roman" w:cs="Times New Roman"/>
-        </w:rPr>
-        <w:t>:</w:t>
-      </w:r>
-      <w:r>
-        <w:rPr>
-          <w:rStyle w:val="NormalTok"/>
-          <w:rFonts w:ascii="Times New Roman" w:hAnsi="Times New Roman" w:cs="Times New Roman"/>
-        </w:rPr>
-        <w:t>_) (</w:t>
-      </w:r>
-      <w:proofErr w:type="spellStart"/>
-      <w:r>
-        <w:rPr>
-          <w:rStyle w:val="NormalTok"/>
-          <w:rFonts w:ascii="Times New Roman" w:hAnsi="Times New Roman" w:cs="Times New Roman"/>
-        </w:rPr>
-        <w:t>next</w:t>
-      </w:r>
-      <w:r>
-        <w:rPr>
-          <w:rStyle w:val="OperatorTok"/>
-          <w:rFonts w:ascii="Times New Roman" w:hAnsi="Times New Roman" w:cs="Times New Roman"/>
-        </w:rPr>
-        <w:t>:</w:t>
-      </w:r>
-      <w:r>
-        <w:rPr>
-          <w:rStyle w:val="NormalTok"/>
-          <w:rFonts w:ascii="Times New Roman" w:hAnsi="Times New Roman" w:cs="Times New Roman"/>
-        </w:rPr>
-        <w:t>rest</w:t>
-      </w:r>
-      <w:proofErr w:type="spellEnd"/>
-      <w:r>
-        <w:rPr>
-          <w:rStyle w:val="NormalTok"/>
-          <w:rFonts w:ascii="Times New Roman" w:hAnsi="Times New Roman" w:cs="Times New Roman"/>
-        </w:rPr>
-        <w:t>)</w:t>
-      </w:r>
-      <w:r>
-        <w:rPr>
-          <w:rFonts w:ascii="Times New Roman" w:hAnsi="Times New Roman" w:cs="Times New Roman"/>
-        </w:rPr>
-        <w:br/>
-      </w:r>
-      <w:r>
-        <w:rPr>
-          <w:rStyle w:val="NormalTok"/>
-          <w:rFonts w:ascii="Times New Roman" w:hAnsi="Times New Roman" w:cs="Times New Roman"/>
-        </w:rPr>
-        <w:t xml:space="preserve">      </w:t>
-      </w:r>
-      <w:r>
-        <w:rPr>
-          <w:rStyle w:val="OperatorTok"/>
-          <w:rFonts w:ascii="Times New Roman" w:hAnsi="Times New Roman" w:cs="Times New Roman"/>
-        </w:rPr>
-        <w:t>|</w:t>
-      </w:r>
-      <w:r>
-        <w:rPr>
-          <w:rStyle w:val="NormalTok"/>
-          <w:rFonts w:ascii="Times New Roman" w:hAnsi="Times New Roman" w:cs="Times New Roman"/>
-        </w:rPr>
-        <w:t xml:space="preserve"> gap </w:t>
-      </w:r>
-      <w:r>
-        <w:rPr>
-          <w:rStyle w:val="OperatorTok"/>
-          <w:rFonts w:ascii="Times New Roman" w:hAnsi="Times New Roman" w:cs="Times New Roman"/>
-        </w:rPr>
-        <w:t>&gt;</w:t>
-      </w:r>
-      <w:r>
-        <w:rPr>
-          <w:rStyle w:val="NormalTok"/>
-          <w:rFonts w:ascii="Times New Roman" w:hAnsi="Times New Roman" w:cs="Times New Roman"/>
-        </w:rPr>
-        <w:t xml:space="preserve"> timeout </w:t>
-      </w:r>
-      <w:r>
-        <w:rPr>
-          <w:rStyle w:val="OtherTok"/>
-          <w:rFonts w:ascii="Times New Roman" w:hAnsi="Times New Roman" w:cs="Times New Roman"/>
-        </w:rPr>
-        <w:t>=</w:t>
+      <w:r>
+        <w:rPr>
+          <w:rStyle w:val="DataTypeTok"/>
+          <w:rFonts w:ascii="Times New Roman" w:hAnsi="Times New Roman" w:cs="Times New Roman"/>
+        </w:rPr>
+        <w:t>String</w:t>
       </w:r>
       <w:r>
         <w:rPr>
@@ -3345,485 +3485,9 @@
       </w:r>
       <w:r>
         <w:rPr>
-          <w:rStyle w:val="FunctionTok"/>
-          <w:rFonts w:ascii="Times New Roman" w:hAnsi="Times New Roman" w:cs="Times New Roman"/>
-        </w:rPr>
-        <w:t>reverse</w:t>
-      </w:r>
-      <w:r>
-        <w:rPr>
-          <w:rStyle w:val="NormalTok"/>
-          <w:rFonts w:ascii="Times New Roman" w:hAnsi="Times New Roman" w:cs="Times New Roman"/>
-        </w:rPr>
-        <w:t xml:space="preserve"> </w:t>
-      </w:r>
-      <w:proofErr w:type="spellStart"/>
-      <w:r>
-        <w:rPr>
-          <w:rStyle w:val="NormalTok"/>
-          <w:rFonts w:ascii="Times New Roman" w:hAnsi="Times New Roman" w:cs="Times New Roman"/>
-        </w:rPr>
-        <w:t>currentSession</w:t>
-      </w:r>
-      <w:proofErr w:type="spellEnd"/>
-      <w:r>
-        <w:rPr>
-          <w:rStyle w:val="NormalTok"/>
-          <w:rFonts w:ascii="Times New Roman" w:hAnsi="Times New Roman" w:cs="Times New Roman"/>
-        </w:rPr>
-        <w:t xml:space="preserve"> </w:t>
-      </w:r>
-      <w:r>
-        <w:rPr>
-          <w:rStyle w:val="OperatorTok"/>
-          <w:rFonts w:ascii="Times New Roman" w:hAnsi="Times New Roman" w:cs="Times New Roman"/>
-        </w:rPr>
-        <w:t>:</w:t>
-      </w:r>
-      <w:r>
-        <w:rPr>
-          <w:rStyle w:val="NormalTok"/>
-          <w:rFonts w:ascii="Times New Roman" w:hAnsi="Times New Roman" w:cs="Times New Roman"/>
-        </w:rPr>
-        <w:t xml:space="preserve"> go [next] rest</w:t>
-      </w:r>
-      <w:r>
-        <w:rPr>
-          <w:rFonts w:ascii="Times New Roman" w:hAnsi="Times New Roman" w:cs="Times New Roman"/>
-        </w:rPr>
-        <w:br/>
-      </w:r>
-      <w:r>
-        <w:rPr>
-          <w:rStyle w:val="NormalTok"/>
-          <w:rFonts w:ascii="Times New Roman" w:hAnsi="Times New Roman" w:cs="Times New Roman"/>
-        </w:rPr>
-        <w:t xml:space="preserve">      </w:t>
-      </w:r>
-      <w:r>
-        <w:rPr>
-          <w:rStyle w:val="OperatorTok"/>
-          <w:rFonts w:ascii="Times New Roman" w:hAnsi="Times New Roman" w:cs="Times New Roman"/>
-        </w:rPr>
-        <w:t>|</w:t>
-      </w:r>
-      <w:r>
-        <w:rPr>
-          <w:rStyle w:val="NormalTok"/>
-          <w:rFonts w:ascii="Times New Roman" w:hAnsi="Times New Roman" w:cs="Times New Roman"/>
-        </w:rPr>
-        <w:t xml:space="preserve"> </w:t>
-      </w:r>
-      <w:r>
-        <w:rPr>
-          <w:rStyle w:val="FunctionTok"/>
-          <w:rFonts w:ascii="Times New Roman" w:hAnsi="Times New Roman" w:cs="Times New Roman"/>
-        </w:rPr>
-        <w:t>otherwise</w:t>
-      </w:r>
-      <w:r>
-        <w:rPr>
-          <w:rStyle w:val="NormalTok"/>
-          <w:rFonts w:ascii="Times New Roman" w:hAnsi="Times New Roman" w:cs="Times New Roman"/>
-        </w:rPr>
-        <w:t xml:space="preserve">     </w:t>
-      </w:r>
-      <w:r>
-        <w:rPr>
-          <w:rStyle w:val="OtherTok"/>
-          <w:rFonts w:ascii="Times New Roman" w:hAnsi="Times New Roman" w:cs="Times New Roman"/>
-        </w:rPr>
-        <w:t>=</w:t>
-      </w:r>
-      <w:r>
-        <w:rPr>
-          <w:rStyle w:val="NormalTok"/>
-          <w:rFonts w:ascii="Times New Roman" w:hAnsi="Times New Roman" w:cs="Times New Roman"/>
-        </w:rPr>
-        <w:t xml:space="preserve"> go (</w:t>
-      </w:r>
-      <w:proofErr w:type="spellStart"/>
-      <w:r>
-        <w:rPr>
-          <w:rStyle w:val="NormalTok"/>
-          <w:rFonts w:ascii="Times New Roman" w:hAnsi="Times New Roman" w:cs="Times New Roman"/>
-        </w:rPr>
-        <w:t>next</w:t>
-      </w:r>
-      <w:r>
-        <w:rPr>
-          <w:rStyle w:val="OperatorTok"/>
-          <w:rFonts w:ascii="Times New Roman" w:hAnsi="Times New Roman" w:cs="Times New Roman"/>
-        </w:rPr>
-        <w:t>:</w:t>
-      </w:r>
-      <w:r>
-        <w:rPr>
-          <w:rStyle w:val="NormalTok"/>
-          <w:rFonts w:ascii="Times New Roman" w:hAnsi="Times New Roman" w:cs="Times New Roman"/>
-        </w:rPr>
-        <w:t>currentSession</w:t>
-      </w:r>
-      <w:proofErr w:type="spellEnd"/>
-      <w:r>
-        <w:rPr>
-          <w:rStyle w:val="NormalTok"/>
-          <w:rFonts w:ascii="Times New Roman" w:hAnsi="Times New Roman" w:cs="Times New Roman"/>
-        </w:rPr>
-        <w:t>) rest</w:t>
-      </w:r>
-      <w:r>
-        <w:rPr>
-          <w:rFonts w:ascii="Times New Roman" w:hAnsi="Times New Roman" w:cs="Times New Roman"/>
-        </w:rPr>
-        <w:br/>
-      </w:r>
-      <w:r>
-        <w:rPr>
-          <w:rStyle w:val="NormalTok"/>
-          <w:rFonts w:ascii="Times New Roman" w:hAnsi="Times New Roman" w:cs="Times New Roman"/>
-        </w:rPr>
-        <w:t xml:space="preserve">      </w:t>
-      </w:r>
-      <w:r>
-        <w:rPr>
-          <w:rStyle w:val="KeywordTok"/>
-          <w:rFonts w:ascii="Times New Roman" w:hAnsi="Times New Roman" w:cs="Times New Roman"/>
-        </w:rPr>
-        <w:t>where</w:t>
-      </w:r>
-      <w:r>
-        <w:rPr>
-          <w:rFonts w:ascii="Times New Roman" w:hAnsi="Times New Roman" w:cs="Times New Roman"/>
-        </w:rPr>
-        <w:br/>
-      </w:r>
-      <w:r>
-        <w:rPr>
-          <w:rStyle w:val="NormalTok"/>
-          <w:rFonts w:ascii="Times New Roman" w:hAnsi="Times New Roman" w:cs="Times New Roman"/>
-        </w:rPr>
-        <w:t xml:space="preserve">        gap </w:t>
-      </w:r>
-      <w:r>
-        <w:rPr>
-          <w:rStyle w:val="OtherTok"/>
-          <w:rFonts w:ascii="Times New Roman" w:hAnsi="Times New Roman" w:cs="Times New Roman"/>
-        </w:rPr>
-        <w:t>=</w:t>
-      </w:r>
-      <w:r>
-        <w:rPr>
-          <w:rStyle w:val="NormalTok"/>
-          <w:rFonts w:ascii="Times New Roman" w:hAnsi="Times New Roman" w:cs="Times New Roman"/>
-        </w:rPr>
-        <w:t xml:space="preserve"> </w:t>
-      </w:r>
-      <w:proofErr w:type="spellStart"/>
-      <w:r>
-        <w:rPr>
-          <w:rStyle w:val="NormalTok"/>
-          <w:rFonts w:ascii="Times New Roman" w:hAnsi="Times New Roman" w:cs="Times New Roman"/>
-        </w:rPr>
-        <w:t>diffUTCTime</w:t>
-      </w:r>
-      <w:proofErr w:type="spellEnd"/>
-      <w:r>
-        <w:rPr>
-          <w:rStyle w:val="NormalTok"/>
-          <w:rFonts w:ascii="Times New Roman" w:hAnsi="Times New Roman" w:cs="Times New Roman"/>
-        </w:rPr>
-        <w:t xml:space="preserve"> (</w:t>
-      </w:r>
-      <w:proofErr w:type="spellStart"/>
-      <w:r>
-        <w:rPr>
-          <w:rStyle w:val="NormalTok"/>
-          <w:rFonts w:ascii="Times New Roman" w:hAnsi="Times New Roman" w:cs="Times New Roman"/>
-        </w:rPr>
-        <w:t>leTimestamp</w:t>
-      </w:r>
-      <w:proofErr w:type="spellEnd"/>
-      <w:r>
-        <w:rPr>
-          <w:rStyle w:val="NormalTok"/>
-          <w:rFonts w:ascii="Times New Roman" w:hAnsi="Times New Roman" w:cs="Times New Roman"/>
-        </w:rPr>
-        <w:t xml:space="preserve"> next) (</w:t>
-      </w:r>
-      <w:proofErr w:type="spellStart"/>
-      <w:r>
-        <w:rPr>
-          <w:rStyle w:val="NormalTok"/>
-          <w:rFonts w:ascii="Times New Roman" w:hAnsi="Times New Roman" w:cs="Times New Roman"/>
-        </w:rPr>
-        <w:t>leTimestamp</w:t>
-      </w:r>
-      <w:proofErr w:type="spellEnd"/>
-      <w:r>
-        <w:rPr>
-          <w:rStyle w:val="NormalTok"/>
-          <w:rFonts w:ascii="Times New Roman" w:hAnsi="Times New Roman" w:cs="Times New Roman"/>
-        </w:rPr>
-        <w:t xml:space="preserve"> latest)</w:t>
-      </w:r>
-    </w:p>
-    <w:p>
-      <w:pPr>
-        <w:pStyle w:val="FirstParagraph"/>
-        <w:rPr>
-          <w:rFonts w:ascii="Times New Roman" w:hAnsi="Times New Roman" w:cs="Times New Roman"/>
-        </w:rPr>
-      </w:pPr>
-      <w:r>
-        <w:rPr>
-          <w:rFonts w:ascii="Times New Roman" w:hAnsi="Times New Roman" w:cs="Times New Roman"/>
-        </w:rPr>
-        <w:t>Benefits</w:t>
-      </w:r>
-      <w:r>
-        <w:rPr>
-          <w:rFonts w:ascii="Times New Roman" w:hAnsi="Times New Roman" w:cs="Times New Roman"/>
-        </w:rPr>
-        <w:t>: Clear logic, no index management, compiler can opt</w:t>
-      </w:r>
-      <w:r>
-        <w:rPr>
-          <w:rFonts w:ascii="Times New Roman" w:hAnsi="Times New Roman" w:cs="Times New Roman"/>
-        </w:rPr>
-        <w:t>imize tail calls.</w:t>
-      </w:r>
-    </w:p>
-    <w:p>
-      <w:pPr>
-        <w:pStyle w:val="Heading3"/>
-        <w:rPr>
-          <w:rFonts w:ascii="Times New Roman" w:hAnsi="Times New Roman" w:cs="Times New Roman"/>
-          <w:color w:val="auto"/>
-        </w:rPr>
-      </w:pPr>
-      <w:bookmarkStart w:id="15" w:name="higher-order-functions"/>
-      <w:bookmarkEnd w:id="14"/>
-      <w:r>
-        <w:rPr>
-          <w:rFonts w:ascii="Times New Roman" w:hAnsi="Times New Roman" w:cs="Times New Roman"/>
-          <w:color w:val="auto"/>
-        </w:rPr>
-        <w:t>3.4 Higher-Order Functions</w:t>
-      </w:r>
-    </w:p>
-    <w:p>
-      <w:pPr>
-        <w:pStyle w:val="FirstParagraph"/>
-        <w:rPr>
-          <w:rFonts w:ascii="Times New Roman" w:hAnsi="Times New Roman" w:cs="Times New Roman"/>
-        </w:rPr>
-      </w:pPr>
-      <w:r>
-        <w:rPr>
-          <w:rFonts w:ascii="Times New Roman" w:hAnsi="Times New Roman" w:cs="Times New Roman"/>
-        </w:rPr>
-        <w:t>Functions as first-class values</w:t>
-      </w:r>
-      <w:r>
-        <w:rPr>
-          <w:rFonts w:ascii="Times New Roman" w:hAnsi="Times New Roman" w:cs="Times New Roman"/>
-        </w:rPr>
-        <w:t xml:space="preserve"> enable powerful abstractions:</w:t>
-      </w:r>
-    </w:p>
-    <w:p>
-      <w:pPr>
-        <w:pStyle w:val="SourceCode"/>
-        <w:rPr>
-          <w:rFonts w:ascii="Times New Roman" w:hAnsi="Times New Roman" w:cs="Times New Roman"/>
-        </w:rPr>
-      </w:pPr>
-      <w:r>
-        <w:rPr>
-          <w:rStyle w:val="CommentTok"/>
-          <w:rFonts w:ascii="Times New Roman" w:hAnsi="Times New Roman" w:cs="Times New Roman"/>
-        </w:rPr>
-        <w:t xml:space="preserve">-- </w:t>
-      </w:r>
-      <w:r>
-        <w:rPr>
-          <w:rStyle w:val="CommentTok"/>
-          <w:rFonts w:ascii="Times New Roman" w:hAnsi="Times New Roman" w:cs="Times New Roman"/>
-        </w:rPr>
-        <w:t>Generic aggregator accepting an extractor function</w:t>
-      </w:r>
-      <w:r>
-        <w:rPr>
-          <w:rFonts w:ascii="Times New Roman" w:hAnsi="Times New Roman" w:cs="Times New Roman"/>
-        </w:rPr>
-        <w:br/>
-      </w:r>
-      <w:proofErr w:type="spellStart"/>
-      <w:proofErr w:type="gramStart"/>
-      <w:r>
-        <w:rPr>
-          <w:rStyle w:val="OtherTok"/>
-          <w:rFonts w:ascii="Times New Roman" w:hAnsi="Times New Roman" w:cs="Times New Roman"/>
-        </w:rPr>
-        <w:t>requestsPerEndpoint</w:t>
-      </w:r>
-      <w:proofErr w:type="spellEnd"/>
-      <w:r>
-        <w:rPr>
-          <w:rStyle w:val="OtherTok"/>
-          <w:rFonts w:ascii="Times New Roman" w:hAnsi="Times New Roman" w:cs="Times New Roman"/>
-        </w:rPr>
-        <w:t xml:space="preserve"> :</w:t>
-      </w:r>
-      <w:proofErr w:type="gramEnd"/>
-      <w:r>
-        <w:rPr>
-          <w:rStyle w:val="OtherTok"/>
-          <w:rFonts w:ascii="Times New Roman" w:hAnsi="Times New Roman" w:cs="Times New Roman"/>
-        </w:rPr>
-        <w:t>:</w:t>
-      </w:r>
-      <w:r>
-        <w:rPr>
-          <w:rStyle w:val="NormalTok"/>
-          <w:rFonts w:ascii="Times New Roman" w:hAnsi="Times New Roman" w:cs="Times New Roman"/>
-        </w:rPr>
-        <w:t xml:space="preserve"> (</w:t>
-      </w:r>
-      <w:proofErr w:type="spellStart"/>
-      <w:r>
-        <w:rPr>
           <w:rStyle w:val="DataTypeTok"/>
           <w:rFonts w:ascii="Times New Roman" w:hAnsi="Times New Roman" w:cs="Times New Roman"/>
         </w:rPr>
-        <w:t>LogEntry</w:t>
-      </w:r>
-      <w:proofErr w:type="spellEnd"/>
-      <w:r>
-        <w:rPr>
-          <w:rStyle w:val="NormalTok"/>
-          <w:rFonts w:ascii="Times New Roman" w:hAnsi="Times New Roman" w:cs="Times New Roman"/>
-        </w:rPr>
-        <w:t xml:space="preserve"> </w:t>
-      </w:r>
-      <w:r>
-        <w:rPr>
-          <w:rStyle w:val="OtherTok"/>
-          <w:rFonts w:ascii="Times New Roman" w:hAnsi="Times New Roman" w:cs="Times New Roman"/>
-        </w:rPr>
-        <w:t>-&gt;</w:t>
-      </w:r>
-      <w:r>
-        <w:rPr>
-          <w:rStyle w:val="NormalTok"/>
-          <w:rFonts w:ascii="Times New Roman" w:hAnsi="Times New Roman" w:cs="Times New Roman"/>
-        </w:rPr>
-        <w:t xml:space="preserve"> </w:t>
-      </w:r>
-      <w:r>
-        <w:rPr>
-          <w:rStyle w:val="DataTypeTok"/>
-          <w:rFonts w:ascii="Times New Roman" w:hAnsi="Times New Roman" w:cs="Times New Roman"/>
-        </w:rPr>
-        <w:t>Maybe</w:t>
-      </w:r>
-      <w:r>
-        <w:rPr>
-          <w:rStyle w:val="NormalTok"/>
-          <w:rFonts w:ascii="Times New Roman" w:hAnsi="Times New Roman" w:cs="Times New Roman"/>
-        </w:rPr>
-        <w:t xml:space="preserve"> </w:t>
-      </w:r>
-      <w:r>
-        <w:rPr>
-          <w:rStyle w:val="DataTypeTok"/>
-          <w:rFonts w:ascii="Times New Roman" w:hAnsi="Times New Roman" w:cs="Times New Roman"/>
-        </w:rPr>
-        <w:t>String</w:t>
-      </w:r>
-      <w:r>
-        <w:rPr>
-          <w:rStyle w:val="NormalTok"/>
-          <w:rFonts w:ascii="Times New Roman" w:hAnsi="Times New Roman" w:cs="Times New Roman"/>
-        </w:rPr>
-        <w:t xml:space="preserve">) </w:t>
-      </w:r>
-      <w:r>
-        <w:rPr>
-          <w:rStyle w:val="OtherTok"/>
-          <w:rFonts w:ascii="Times New Roman" w:hAnsi="Times New Roman" w:cs="Times New Roman"/>
-        </w:rPr>
-        <w:t>-&gt;</w:t>
-      </w:r>
-      <w:r>
-        <w:rPr>
-          <w:rStyle w:val="NormalTok"/>
-          <w:rFonts w:ascii="Times New Roman" w:hAnsi="Times New Roman" w:cs="Times New Roman"/>
-        </w:rPr>
-        <w:t xml:space="preserve"> [</w:t>
-      </w:r>
-      <w:r>
-        <w:rPr>
-          <w:rStyle w:val="DataTypeTok"/>
-          <w:rFonts w:ascii="Times New Roman" w:hAnsi="Times New Roman" w:cs="Times New Roman"/>
-        </w:rPr>
-        <w:t>LogEntry</w:t>
-      </w:r>
-      <w:r>
-        <w:rPr>
-          <w:rStyle w:val="NormalTok"/>
-          <w:rFonts w:ascii="Times New Roman" w:hAnsi="Times New Roman" w:cs="Times New Roman"/>
-        </w:rPr>
-        <w:t xml:space="preserve">] </w:t>
-      </w:r>
-      <w:r>
-        <w:rPr>
-          <w:rStyle w:val="OtherTok"/>
-          <w:rFonts w:ascii="Times New Roman" w:hAnsi="Times New Roman" w:cs="Times New Roman"/>
-        </w:rPr>
-        <w:t>-&gt;</w:t>
-      </w:r>
-      <w:r>
-        <w:rPr>
-          <w:rStyle w:val="NormalTok"/>
-          <w:rFonts w:ascii="Times New Roman" w:hAnsi="Times New Roman" w:cs="Times New Roman"/>
-        </w:rPr>
-        <w:t xml:space="preserve"> </w:t>
-      </w:r>
-      <w:r>
-        <w:rPr>
-          <w:rStyle w:val="DataTypeTok"/>
-          <w:rFonts w:ascii="Times New Roman" w:hAnsi="Times New Roman" w:cs="Times New Roman"/>
-        </w:rPr>
-        <w:t>Map</w:t>
-      </w:r>
-      <w:r>
-        <w:rPr>
-          <w:rStyle w:val="NormalTok"/>
-          <w:rFonts w:ascii="Times New Roman" w:hAnsi="Times New Roman" w:cs="Times New Roman"/>
-        </w:rPr>
-        <w:t xml:space="preserve"> </w:t>
-      </w:r>
-      <w:r>
-        <w:rPr>
-          <w:rStyle w:val="DataTypeTok"/>
-          <w:rFonts w:ascii="Times New Roman" w:hAnsi="Times New Roman" w:cs="Times New Roman"/>
-        </w:rPr>
-        <w:t>String</w:t>
-      </w:r>
-      <w:r>
-        <w:rPr>
-          <w:rStyle w:val="NormalTok"/>
-          <w:rFonts w:ascii="Times New Roman" w:hAnsi="Times New Roman" w:cs="Times New Roman"/>
-        </w:rPr>
-        <w:t xml:space="preserve"> </w:t>
-      </w:r>
-      <w:r>
-        <w:rPr>
-          <w:rStyle w:val="DataTypeTok"/>
-          <w:rFonts w:ascii="Times New Roman" w:hAnsi="Times New Roman" w:cs="Times New Roman"/>
-        </w:rPr>
         <w:t>Int</w:t>
       </w:r>
       <w:r>
@@ -3837,14 +3501,7 @@
           <w:rStyle w:val="NormalTok"/>
           <w:rFonts w:ascii="Times New Roman" w:hAnsi="Times New Roman" w:cs="Times New Roman"/>
         </w:rPr>
-        <w:t>requestsPerEn</w:t>
-      </w:r>
-      <w:r>
-        <w:rPr>
-          <w:rStyle w:val="NormalTok"/>
-          <w:rFonts w:ascii="Times New Roman" w:hAnsi="Times New Roman" w:cs="Times New Roman"/>
-        </w:rPr>
-        <w:t xml:space="preserve">dpoint extractor </w:t>
+        <w:t xml:space="preserve">requestsPerEndpoint extractor </w:t>
       </w:r>
       <w:r>
         <w:rPr>
@@ -4123,29 +3780,34 @@
           <w:rStyle w:val="VerbatimChar"/>
           <w:rFonts w:ascii="Times New Roman" w:hAnsi="Times New Roman" w:cs="Times New Roman"/>
         </w:rPr>
-        <w:t>filter (</w:t>
-      </w:r>
-      <w:proofErr w:type="gramStart"/>
+        <w:t>filter (isError . leStatusCode)</w:t>
+      </w:r>
+      <w:r>
+        <w:rPr>
+          <w:rFonts w:ascii="Times New Roman" w:hAnsi="Times New Roman" w:cs="Times New Roman"/>
+        </w:rPr>
+        <w:t>)</w:t>
+      </w:r>
+    </w:p>
+    <w:p>
+      <w:pPr>
+        <w:pStyle w:val="FirstParagraph"/>
+        <w:rPr>
+          <w:rFonts w:ascii="Times New Roman" w:hAnsi="Times New Roman" w:cs="Times New Roman"/>
+        </w:rPr>
+      </w:pPr>
       <w:r>
         <w:rPr>
           <w:rStyle w:val="VerbatimChar"/>
           <w:rFonts w:ascii="Times New Roman" w:hAnsi="Times New Roman" w:cs="Times New Roman"/>
         </w:rPr>
-        <w:t>isError .</w:t>
-      </w:r>
-      <w:proofErr w:type="gramEnd"/>
-      <w:r>
-        <w:rPr>
-          <w:rStyle w:val="VerbatimChar"/>
-          <w:rFonts w:ascii="Times New Roman" w:hAnsi="Times New Roman" w:cs="Times New Roman"/>
-        </w:rPr>
-        <w:t xml:space="preserve"> leStatusCode)</w:t>
-      </w:r>
-      <w:r>
-        <w:rPr>
-          <w:rFonts w:ascii="Times New Roman" w:hAnsi="Times New Roman" w:cs="Times New Roman"/>
-        </w:rPr>
-        <w:t>)</w:t>
+        <w:t>foldl'</w:t>
+      </w:r>
+      <w:r>
+        <w:rPr>
+          <w:rFonts w:ascii="Times New Roman" w:hAnsi="Times New Roman" w:cs="Times New Roman"/>
+        </w:rPr>
+        <w:t>: Accumulate results with strict evaluation (e.g., building Maps)</w:t>
       </w:r>
     </w:p>
     <w:p>
@@ -4155,37 +3817,6 @@
           <w:rFonts w:ascii="Times New Roman" w:hAnsi="Times New Roman" w:cs="Times New Roman"/>
         </w:rPr>
       </w:pPr>
-      <w:proofErr w:type="spellStart"/>
-      <w:r>
-        <w:rPr>
-          <w:rStyle w:val="VerbatimChar"/>
-          <w:rFonts w:ascii="Times New Roman" w:hAnsi="Times New Roman" w:cs="Times New Roman"/>
-        </w:rPr>
-        <w:t>foldl</w:t>
-      </w:r>
-      <w:proofErr w:type="spellEnd"/>
-      <w:r>
-        <w:rPr>
-          <w:rStyle w:val="VerbatimChar"/>
-          <w:rFonts w:ascii="Times New Roman" w:hAnsi="Times New Roman" w:cs="Times New Roman"/>
-        </w:rPr>
-        <w:t>'</w:t>
-      </w:r>
-      <w:r>
-        <w:rPr>
-          <w:rFonts w:ascii="Times New Roman" w:hAnsi="Times New Roman" w:cs="Times New Roman"/>
-        </w:rPr>
-        <w:t>: Accumulate results with strict evaluation (e.g., building Maps)</w:t>
-      </w:r>
-    </w:p>
-    <w:p>
-      <w:pPr>
-        <w:pStyle w:val="FirstParagraph"/>
-        <w:rPr>
-          <w:rFonts w:ascii="Times New Roman" w:hAnsi="Times New Roman" w:cs="Times New Roman"/>
-        </w:rPr>
-      </w:pPr>
-      <w:proofErr w:type="spellStart"/>
       <w:r>
         <w:rPr>
           <w:rStyle w:val="VerbatimChar"/>
@@ -4194,7 +3825,6 @@
         <w:lastRenderedPageBreak/>
         <w:t>sortOn</w:t>
       </w:r>
-      <w:proofErr w:type="spellEnd"/>
       <w:r>
         <w:rPr>
           <w:rFonts w:ascii="Times New Roman" w:hAnsi="Times New Roman" w:cs="Times New Roman"/>
@@ -4226,13 +3856,7 @@
         <w:rPr>
           <w:rFonts w:ascii="Times New Roman" w:hAnsi="Times New Roman" w:cs="Times New Roman"/>
         </w:rPr>
-        <w:t>B</w:t>
-      </w:r>
-      <w:r>
-        <w:rPr>
-          <w:rFonts w:ascii="Times New Roman" w:hAnsi="Times New Roman" w:cs="Times New Roman"/>
-        </w:rPr>
-        <w:t>enefits</w:t>
+        <w:t>Benefits</w:t>
       </w:r>
       <w:r>
         <w:rPr>
@@ -4248,8 +3872,8 @@
           <w:rFonts w:ascii="Times New Roman" w:hAnsi="Times New Roman" w:cs="Times New Roman"/>
         </w:rPr>
       </w:pPr>
-      <w:bookmarkStart w:id="16" w:name="lazy-evaluation"/>
-      <w:bookmarkEnd w:id="15"/>
+      <w:bookmarkStart w:id="17" w:name="lazy-evaluation"/>
+      <w:bookmarkEnd w:id="16"/>
       <w:r>
         <w:rPr>
           <w:rFonts w:ascii="Times New Roman" w:hAnsi="Times New Roman" w:cs="Times New Roman"/>
@@ -4286,21 +3910,81 @@
           <w:rFonts w:ascii="Times New Roman" w:hAnsi="Times New Roman" w:cs="Times New Roman"/>
         </w:rPr>
       </w:pPr>
-      <w:proofErr w:type="gramStart"/>
       <w:r>
         <w:rPr>
           <w:rStyle w:val="OtherTok"/>
           <w:rFonts w:ascii="Times New Roman" w:hAnsi="Times New Roman" w:cs="Times New Roman"/>
         </w:rPr>
-        <w:t>parseLogFile :</w:t>
-      </w:r>
-      <w:proofErr w:type="gramEnd"/>
+        <w:t>parseLogFile ::</w:t>
+      </w:r>
+      <w:r>
+        <w:rPr>
+          <w:rStyle w:val="NormalTok"/>
+          <w:rFonts w:ascii="Times New Roman" w:hAnsi="Times New Roman" w:cs="Times New Roman"/>
+        </w:rPr>
+        <w:t xml:space="preserve"> </w:t>
+      </w:r>
+      <w:r>
+        <w:rPr>
+          <w:rStyle w:val="DataTypeTok"/>
+          <w:rFonts w:ascii="Times New Roman" w:hAnsi="Times New Roman" w:cs="Times New Roman"/>
+        </w:rPr>
+        <w:t>String</w:t>
+      </w:r>
+      <w:r>
+        <w:rPr>
+          <w:rStyle w:val="NormalTok"/>
+          <w:rFonts w:ascii="Times New Roman" w:hAnsi="Times New Roman" w:cs="Times New Roman"/>
+        </w:rPr>
+        <w:t xml:space="preserve"> </w:t>
+      </w:r>
       <w:r>
         <w:rPr>
           <w:rStyle w:val="OtherTok"/>
           <w:rFonts w:ascii="Times New Roman" w:hAnsi="Times New Roman" w:cs="Times New Roman"/>
         </w:rPr>
-        <w:t>:</w:t>
+        <w:t>-&gt;</w:t>
+      </w:r>
+      <w:r>
+        <w:rPr>
+          <w:rStyle w:val="NormalTok"/>
+          <w:rFonts w:ascii="Times New Roman" w:hAnsi="Times New Roman" w:cs="Times New Roman"/>
+        </w:rPr>
+        <w:t xml:space="preserve"> [</w:t>
+      </w:r>
+      <w:r>
+        <w:rPr>
+          <w:rStyle w:val="DataTypeTok"/>
+          <w:rFonts w:ascii="Times New Roman" w:hAnsi="Times New Roman" w:cs="Times New Roman"/>
+        </w:rPr>
+        <w:t>LogEntry</w:t>
+      </w:r>
+      <w:r>
+        <w:rPr>
+          <w:rStyle w:val="NormalTok"/>
+          <w:rFonts w:ascii="Times New Roman" w:hAnsi="Times New Roman" w:cs="Times New Roman"/>
+        </w:rPr>
+        <w:t>]</w:t>
+      </w:r>
+      <w:r>
+        <w:rPr>
+          <w:rFonts w:ascii="Times New Roman" w:hAnsi="Times New Roman" w:cs="Times New Roman"/>
+        </w:rPr>
+        <w:br/>
+      </w:r>
+      <w:r>
+        <w:rPr>
+          <w:rStyle w:val="NormalTok"/>
+          <w:rFonts w:ascii="Times New Roman" w:hAnsi="Times New Roman" w:cs="Times New Roman"/>
+        </w:rPr>
+        <w:t xml:space="preserve">parseLogFile content </w:t>
+      </w:r>
+      <w:r>
+        <w:rPr>
+          <w:rStyle w:val="OtherTok"/>
+          <w:rFonts w:ascii="Times New Roman" w:hAnsi="Times New Roman" w:cs="Times New Roman"/>
+        </w:rPr>
+        <w:t>=</w:t>
       </w:r>
       <w:r>
         <w:rPr>
@@ -4311,10 +3995,51 @@
       </w:r>
       <w:r>
         <w:rPr>
+          <w:rFonts w:ascii="Times New Roman" w:hAnsi="Times New Roman" w:cs="Times New Roman"/>
+        </w:rPr>
+        <w:br/>
+      </w:r>
+      <w:r>
+        <w:rPr>
+          <w:rStyle w:val="NormalTok"/>
+          <w:rFonts w:ascii="Times New Roman" w:hAnsi="Times New Roman" w:cs="Times New Roman"/>
+        </w:rPr>
+        <w:t xml:space="preserve">  [entry </w:t>
+      </w:r>
+      <w:r>
+        <w:rPr>
+          <w:rStyle w:val="OperatorTok"/>
+          <w:rFonts w:ascii="Times New Roman" w:hAnsi="Times New Roman" w:cs="Times New Roman"/>
+        </w:rPr>
+        <w:t>|</w:t>
+      </w:r>
+      <w:r>
+        <w:rPr>
+          <w:rStyle w:val="NormalTok"/>
+          <w:rFonts w:ascii="Times New Roman" w:hAnsi="Times New Roman" w:cs="Times New Roman"/>
+        </w:rPr>
+        <w:t xml:space="preserve"> </w:t>
+      </w:r>
+      <w:r>
+        <w:rPr>
           <w:rStyle w:val="DataTypeTok"/>
           <w:rFonts w:ascii="Times New Roman" w:hAnsi="Times New Roman" w:cs="Times New Roman"/>
         </w:rPr>
-        <w:t>String</w:t>
+        <w:t>Just</w:t>
+      </w:r>
+      <w:r>
+        <w:rPr>
+          <w:rStyle w:val="NormalTok"/>
+          <w:rFonts w:ascii="Times New Roman" w:hAnsi="Times New Roman" w:cs="Times New Roman"/>
+        </w:rPr>
+        <w:t xml:space="preserve"> entry </w:t>
+      </w:r>
+      <w:r>
+        <w:rPr>
+          <w:rStyle w:val="OtherTok"/>
+          <w:rFonts w:ascii="Times New Roman" w:hAnsi="Times New Roman" w:cs="Times New Roman"/>
+        </w:rPr>
+        <w:t>&lt;-</w:t>
       </w:r>
       <w:r>
         <w:rPr>
@@ -4325,116 +4050,6 @@
       </w:r>
       <w:r>
         <w:rPr>
-          <w:rStyle w:val="OtherTok"/>
-          <w:rFonts w:ascii="Times New Roman" w:hAnsi="Times New Roman" w:cs="Times New Roman"/>
-        </w:rPr>
-        <w:t>-&gt;</w:t>
-      </w:r>
-      <w:r>
-        <w:rPr>
-          <w:rStyle w:val="NormalTok"/>
-          <w:rFonts w:ascii="Times New Roman" w:hAnsi="Times New Roman" w:cs="Times New Roman"/>
-        </w:rPr>
-        <w:t xml:space="preserve"> [</w:t>
-      </w:r>
-      <w:r>
-        <w:rPr>
-          <w:rStyle w:val="DataTypeTok"/>
-          <w:rFonts w:ascii="Times New Roman" w:hAnsi="Times New Roman" w:cs="Times New Roman"/>
-        </w:rPr>
-        <w:t>LogEntry</w:t>
-      </w:r>
-      <w:r>
-        <w:rPr>
-          <w:rStyle w:val="NormalTok"/>
-          <w:rFonts w:ascii="Times New Roman" w:hAnsi="Times New Roman" w:cs="Times New Roman"/>
-        </w:rPr>
-        <w:t>]</w:t>
-      </w:r>
-      <w:r>
-        <w:rPr>
-          <w:rFonts w:ascii="Times New Roman" w:hAnsi="Times New Roman" w:cs="Times New Roman"/>
-        </w:rPr>
-        <w:br/>
-      </w:r>
-      <w:r>
-        <w:rPr>
-          <w:rStyle w:val="NormalTok"/>
-          <w:rFonts w:ascii="Times New Roman" w:hAnsi="Times New Roman" w:cs="Times New Roman"/>
-        </w:rPr>
-        <w:t xml:space="preserve">parseLogFile content </w:t>
-      </w:r>
-      <w:r>
-        <w:rPr>
-          <w:rStyle w:val="OtherTok"/>
-          <w:rFonts w:ascii="Times New Roman" w:hAnsi="Times New Roman" w:cs="Times New Roman"/>
-        </w:rPr>
-        <w:t>=</w:t>
-      </w:r>
-      <w:r>
-        <w:rPr>
-          <w:rStyle w:val="NormalTok"/>
-          <w:rFonts w:ascii="Times New Roman" w:hAnsi="Times New Roman" w:cs="Times New Roman"/>
-        </w:rPr>
-        <w:t xml:space="preserve"> </w:t>
-      </w:r>
-      <w:r>
-        <w:rPr>
-          <w:rFonts w:ascii="Times New Roman" w:hAnsi="Times New Roman" w:cs="Times New Roman"/>
-        </w:rPr>
-        <w:br/>
-      </w:r>
-      <w:r>
-        <w:rPr>
-          <w:rStyle w:val="NormalTok"/>
-          <w:rFonts w:ascii="Times New Roman" w:hAnsi="Times New Roman" w:cs="Times New Roman"/>
-        </w:rPr>
-        <w:t xml:space="preserve">  [entry </w:t>
-      </w:r>
-      <w:r>
-        <w:rPr>
-          <w:rStyle w:val="OperatorTok"/>
-          <w:rFonts w:ascii="Times New Roman" w:hAnsi="Times New Roman" w:cs="Times New Roman"/>
-        </w:rPr>
-        <w:t>|</w:t>
-      </w:r>
-      <w:r>
-        <w:rPr>
-          <w:rStyle w:val="NormalTok"/>
-          <w:rFonts w:ascii="Times New Roman" w:hAnsi="Times New Roman" w:cs="Times New Roman"/>
-        </w:rPr>
-        <w:t xml:space="preserve"> </w:t>
-      </w:r>
-      <w:r>
-        <w:rPr>
-          <w:rStyle w:val="DataTypeTok"/>
-          <w:rFonts w:ascii="Times New Roman" w:hAnsi="Times New Roman" w:cs="Times New Roman"/>
-        </w:rPr>
-        <w:t>Just</w:t>
-      </w:r>
-      <w:r>
-        <w:rPr>
-          <w:rStyle w:val="NormalTok"/>
-          <w:rFonts w:ascii="Times New Roman" w:hAnsi="Times New Roman" w:cs="Times New Roman"/>
-        </w:rPr>
-        <w:t xml:space="preserve"> entry </w:t>
-      </w:r>
-      <w:r>
-        <w:rPr>
-          <w:rStyle w:val="OtherTok"/>
-          <w:rFonts w:ascii="Times New Roman" w:hAnsi="Times New Roman" w:cs="Times New Roman"/>
-        </w:rPr>
-        <w:t>&lt;-</w:t>
-      </w:r>
-      <w:r>
-        <w:rPr>
-          <w:rStyle w:val="NormalTok"/>
-          <w:rFonts w:ascii="Times New Roman" w:hAnsi="Times New Roman" w:cs="Times New Roman"/>
-        </w:rPr>
-        <w:t xml:space="preserve"> </w:t>
-      </w:r>
-      <w:r>
-        <w:rPr>
           <w:rStyle w:val="FunctionTok"/>
           <w:rFonts w:ascii="Times New Roman" w:hAnsi="Times New Roman" w:cs="Times New Roman"/>
         </w:rPr>
@@ -4503,8 +4118,8 @@
           <w:rFonts w:ascii="Times New Roman" w:hAnsi="Times New Roman" w:cs="Times New Roman"/>
         </w:rPr>
       </w:pPr>
-      <w:bookmarkStart w:id="17" w:name="immutability"/>
-      <w:bookmarkEnd w:id="16"/>
+      <w:bookmarkStart w:id="18" w:name="immutability"/>
+      <w:bookmarkEnd w:id="17"/>
       <w:r>
         <w:rPr>
           <w:rFonts w:ascii="Times New Roman" w:hAnsi="Times New Roman" w:cs="Times New Roman"/>
@@ -4541,132 +4156,101 @@
           <w:rFonts w:ascii="Times New Roman" w:hAnsi="Times New Roman" w:cs="Times New Roman"/>
         </w:rPr>
       </w:pPr>
-      <w:proofErr w:type="spellStart"/>
-      <w:proofErr w:type="gramStart"/>
       <w:r>
         <w:rPr>
           <w:rStyle w:val="OtherTok"/>
           <w:rFonts w:ascii="Times New Roman" w:hAnsi="Times New Roman" w:cs="Times New Roman"/>
         </w:rPr>
-        <w:t>countByLevel</w:t>
-      </w:r>
-      <w:proofErr w:type="spellEnd"/>
+        <w:t>countByLevel ::</w:t>
+      </w:r>
+      <w:r>
+        <w:rPr>
+          <w:rStyle w:val="NormalTok"/>
+          <w:rFonts w:ascii="Times New Roman" w:hAnsi="Times New Roman" w:cs="Times New Roman"/>
+        </w:rPr>
+        <w:t xml:space="preserve"> [</w:t>
+      </w:r>
+      <w:r>
+        <w:rPr>
+          <w:rStyle w:val="DataTypeTok"/>
+          <w:rFonts w:ascii="Times New Roman" w:hAnsi="Times New Roman" w:cs="Times New Roman"/>
+        </w:rPr>
+        <w:t>LogEntry</w:t>
+      </w:r>
+      <w:r>
+        <w:rPr>
+          <w:rStyle w:val="NormalTok"/>
+          <w:rFonts w:ascii="Times New Roman" w:hAnsi="Times New Roman" w:cs="Times New Roman"/>
+        </w:rPr>
+        <w:t xml:space="preserve">] </w:t>
+      </w:r>
       <w:r>
         <w:rPr>
           <w:rStyle w:val="OtherTok"/>
           <w:rFonts w:ascii="Times New Roman" w:hAnsi="Times New Roman" w:cs="Times New Roman"/>
         </w:rPr>
-        <w:t xml:space="preserve"> :</w:t>
-      </w:r>
-      <w:proofErr w:type="gramEnd"/>
+        <w:t>-&gt;</w:t>
+      </w:r>
+      <w:r>
+        <w:rPr>
+          <w:rStyle w:val="NormalTok"/>
+          <w:rFonts w:ascii="Times New Roman" w:hAnsi="Times New Roman" w:cs="Times New Roman"/>
+        </w:rPr>
+        <w:t xml:space="preserve"> </w:t>
+      </w:r>
+      <w:r>
+        <w:rPr>
+          <w:rStyle w:val="DataTypeTok"/>
+          <w:rFonts w:ascii="Times New Roman" w:hAnsi="Times New Roman" w:cs="Times New Roman"/>
+        </w:rPr>
+        <w:t>Map</w:t>
+      </w:r>
+      <w:r>
+        <w:rPr>
+          <w:rStyle w:val="NormalTok"/>
+          <w:rFonts w:ascii="Times New Roman" w:hAnsi="Times New Roman" w:cs="Times New Roman"/>
+        </w:rPr>
+        <w:t xml:space="preserve"> </w:t>
+      </w:r>
+      <w:r>
+        <w:rPr>
+          <w:rStyle w:val="DataTypeTok"/>
+          <w:rFonts w:ascii="Times New Roman" w:hAnsi="Times New Roman" w:cs="Times New Roman"/>
+        </w:rPr>
+        <w:t>StatusCategory</w:t>
+      </w:r>
+      <w:r>
+        <w:rPr>
+          <w:rStyle w:val="NormalTok"/>
+          <w:rFonts w:ascii="Times New Roman" w:hAnsi="Times New Roman" w:cs="Times New Roman"/>
+        </w:rPr>
+        <w:t xml:space="preserve"> </w:t>
+      </w:r>
+      <w:r>
+        <w:rPr>
+          <w:rStyle w:val="DataTypeTok"/>
+          <w:rFonts w:ascii="Times New Roman" w:hAnsi="Times New Roman" w:cs="Times New Roman"/>
+        </w:rPr>
+        <w:t>Int</w:t>
+      </w:r>
+      <w:r>
+        <w:rPr>
+          <w:rFonts w:ascii="Times New Roman" w:hAnsi="Times New Roman" w:cs="Times New Roman"/>
+        </w:rPr>
+        <w:br/>
+      </w:r>
+      <w:r>
+        <w:rPr>
+          <w:rStyle w:val="NormalTok"/>
+          <w:rFonts w:ascii="Times New Roman" w:hAnsi="Times New Roman" w:cs="Times New Roman"/>
+        </w:rPr>
+        <w:t xml:space="preserve">countByLevel </w:t>
+      </w:r>
       <w:r>
         <w:rPr>
           <w:rStyle w:val="OtherTok"/>
           <w:rFonts w:ascii="Times New Roman" w:hAnsi="Times New Roman" w:cs="Times New Roman"/>
         </w:rPr>
-        <w:t>:</w:t>
-      </w:r>
-      <w:r>
-        <w:rPr>
-          <w:rStyle w:val="NormalTok"/>
-          <w:rFonts w:ascii="Times New Roman" w:hAnsi="Times New Roman" w:cs="Times New Roman"/>
-        </w:rPr>
-        <w:t xml:space="preserve"> [</w:t>
-      </w:r>
-      <w:proofErr w:type="spellStart"/>
-      <w:r>
-        <w:rPr>
-          <w:rStyle w:val="DataTypeTok"/>
-          <w:rFonts w:ascii="Times New Roman" w:hAnsi="Times New Roman" w:cs="Times New Roman"/>
-        </w:rPr>
-        <w:t>LogEntry</w:t>
-      </w:r>
-      <w:proofErr w:type="spellEnd"/>
-      <w:r>
-        <w:rPr>
-          <w:rStyle w:val="NormalTok"/>
-          <w:rFonts w:ascii="Times New Roman" w:hAnsi="Times New Roman" w:cs="Times New Roman"/>
-        </w:rPr>
-        <w:t xml:space="preserve">] </w:t>
-      </w:r>
-      <w:r>
-        <w:rPr>
-          <w:rStyle w:val="OtherTok"/>
-          <w:rFonts w:ascii="Times New Roman" w:hAnsi="Times New Roman" w:cs="Times New Roman"/>
-        </w:rPr>
-        <w:t>-&gt;</w:t>
-      </w:r>
-      <w:r>
-        <w:rPr>
-          <w:rStyle w:val="NormalTok"/>
-          <w:rFonts w:ascii="Times New Roman" w:hAnsi="Times New Roman" w:cs="Times New Roman"/>
-        </w:rPr>
-        <w:t xml:space="preserve"> </w:t>
-      </w:r>
-      <w:r>
-        <w:rPr>
-          <w:rStyle w:val="DataTypeTok"/>
-          <w:rFonts w:ascii="Times New Roman" w:hAnsi="Times New Roman" w:cs="Times New Roman"/>
-        </w:rPr>
-        <w:t>Map</w:t>
-      </w:r>
-      <w:r>
-        <w:rPr>
-          <w:rStyle w:val="NormalTok"/>
-          <w:rFonts w:ascii="Times New Roman" w:hAnsi="Times New Roman" w:cs="Times New Roman"/>
-        </w:rPr>
-        <w:t xml:space="preserve"> </w:t>
-      </w:r>
-      <w:proofErr w:type="spellStart"/>
-      <w:r>
-        <w:rPr>
-          <w:rStyle w:val="DataTypeTok"/>
-          <w:rFonts w:ascii="Times New Roman" w:hAnsi="Times New Roman" w:cs="Times New Roman"/>
-        </w:rPr>
-        <w:t>StatusCategory</w:t>
-      </w:r>
-      <w:proofErr w:type="spellEnd"/>
-      <w:r>
-        <w:rPr>
-          <w:rStyle w:val="NormalTok"/>
-          <w:rFonts w:ascii="Times New Roman" w:hAnsi="Times New Roman" w:cs="Times New Roman"/>
-        </w:rPr>
-        <w:t xml:space="preserve"> </w:t>
-      </w:r>
-      <w:r>
-        <w:rPr>
-          <w:rStyle w:val="DataTypeTok"/>
-          <w:rFonts w:ascii="Times New Roman" w:hAnsi="Times New Roman" w:cs="Times New Roman"/>
-        </w:rPr>
-        <w:t>Int</w:t>
-      </w:r>
-      <w:r>
-        <w:rPr>
-          <w:rFonts w:ascii="Times New Roman" w:hAnsi="Times New Roman" w:cs="Times New Roman"/>
-        </w:rPr>
-        <w:br/>
-      </w:r>
-      <w:proofErr w:type="spellStart"/>
-      <w:r>
-        <w:rPr>
-          <w:rStyle w:val="NormalTok"/>
-          <w:rFonts w:ascii="Times New Roman" w:hAnsi="Times New Roman" w:cs="Times New Roman"/>
-        </w:rPr>
-        <w:t>countByLevel</w:t>
-      </w:r>
-      <w:proofErr w:type="spellEnd"/>
-      <w:r>
-        <w:rPr>
-          <w:rStyle w:val="NormalTok"/>
-          <w:rFonts w:ascii="Times New Roman" w:hAnsi="Times New Roman" w:cs="Times New Roman"/>
-        </w:rPr>
-        <w:t xml:space="preserve"> </w:t>
-      </w:r>
-      <w:r>
-        <w:rPr>
-          <w:rStyle w:val="OtherTok"/>
-          <w:rFonts w:ascii="Times New Roman" w:hAnsi="Times New Roman" w:cs="Times New Roman"/>
-        </w:rPr>
         <w:t>=</w:t>
       </w:r>
       <w:r>
@@ -4674,39 +4258,7 @@
           <w:rStyle w:val="NormalTok"/>
           <w:rFonts w:ascii="Times New Roman" w:hAnsi="Times New Roman" w:cs="Times New Roman"/>
         </w:rPr>
-        <w:t xml:space="preserve"> </w:t>
-      </w:r>
-      <w:proofErr w:type="spellStart"/>
-      <w:r>
-        <w:rPr>
-          <w:rStyle w:val="NormalTok"/>
-          <w:rFonts w:ascii="Times New Roman" w:hAnsi="Times New Roman" w:cs="Times New Roman"/>
-        </w:rPr>
-        <w:t>foldl</w:t>
-      </w:r>
-      <w:proofErr w:type="spellEnd"/>
-      <w:r>
-        <w:rPr>
-          <w:rStyle w:val="NormalTok"/>
-          <w:rFonts w:ascii="Times New Roman" w:hAnsi="Times New Roman" w:cs="Times New Roman"/>
-        </w:rPr>
-        <w:t xml:space="preserve">' </w:t>
-      </w:r>
-      <w:proofErr w:type="spellStart"/>
-      <w:r>
-        <w:rPr>
-          <w:rStyle w:val="NormalTok"/>
-          <w:rFonts w:ascii="Times New Roman" w:hAnsi="Times New Roman" w:cs="Times New Roman"/>
-        </w:rPr>
-        <w:t>countEntry</w:t>
-      </w:r>
-      <w:proofErr w:type="spellEnd"/>
-      <w:r>
-        <w:rPr>
-          <w:rStyle w:val="NormalTok"/>
-          <w:rFonts w:ascii="Times New Roman" w:hAnsi="Times New Roman" w:cs="Times New Roman"/>
-        </w:rPr>
-        <w:t xml:space="preserve"> M.empty</w:t>
+        <w:t xml:space="preserve"> foldl' countEntry M.empty</w:t>
       </w:r>
       <w:r>
         <w:rPr>
@@ -4885,13 +4437,7 @@
         <w:rPr>
           <w:rFonts w:ascii="Times New Roman" w:hAnsi="Times New Roman" w:cs="Times New Roman"/>
         </w:rPr>
-        <w:t>: Thread-safe by defau</w:t>
-      </w:r>
-      <w:r>
-        <w:rPr>
-          <w:rFonts w:ascii="Times New Roman" w:hAnsi="Times New Roman" w:cs="Times New Roman"/>
-        </w:rPr>
-        <w:t>lt, easier reasoning about code, time-travel debugging.</w:t>
+        <w:t>: Thread-safe by default, easier reasoning about code, time-travel debugging.</w:t>
       </w:r>
     </w:p>
     <w:p>
@@ -4902,8 +4448,8 @@
           <w:color w:val="auto"/>
         </w:rPr>
       </w:pPr>
-      <w:bookmarkStart w:id="18" w:name="parallel-and-concurrent-processing"/>
-      <w:bookmarkEnd w:id="17"/>
+      <w:bookmarkStart w:id="19" w:name="parallel-and-concurrent-processing"/>
+      <w:bookmarkEnd w:id="18"/>
       <w:r>
         <w:rPr>
           <w:rFonts w:ascii="Times New Roman" w:hAnsi="Times New Roman" w:cs="Times New Roman"/>
@@ -5068,14 +4614,7 @@
           <w:rStyle w:val="NormalTok"/>
           <w:rFonts w:ascii="Times New Roman" w:hAnsi="Times New Roman" w:cs="Times New Roman"/>
         </w:rPr>
-        <w:t xml:space="preserve"> </w:t>
-      </w:r>
-      <w:r>
-        <w:rPr>
-          <w:rStyle w:val="NormalTok"/>
-          <w:rFonts w:ascii="Times New Roman" w:hAnsi="Times New Roman" w:cs="Times New Roman"/>
-        </w:rPr>
-        <w:t xml:space="preserve">sessionizeIP groupedByIP </w:t>
+        <w:t xml:space="preserve"> sessionizeIP groupedByIP </w:t>
       </w:r>
       <w:r>
         <w:rPr>
@@ -5163,13 +4702,7 @@
         <w:rPr>
           <w:rFonts w:ascii="Times New Roman" w:hAnsi="Times New Roman" w:cs="Times New Roman"/>
         </w:rPr>
-        <w:t>: Automatic paral</w:t>
-      </w:r>
-      <w:r>
-        <w:rPr>
-          <w:rFonts w:ascii="Times New Roman" w:hAnsi="Times New Roman" w:cs="Times New Roman"/>
-        </w:rPr>
-        <w:t>lelization, no race conditions, scales to multiple cores.</w:t>
+        <w:t>: Automatic parallelization, no race conditions, scales to multiple cores.</w:t>
       </w:r>
     </w:p>
     <w:p>
@@ -5180,8 +4713,8 @@
           <w:color w:val="auto"/>
         </w:rPr>
       </w:pPr>
-      <w:bookmarkStart w:id="19" w:name="monads-for-effect-management"/>
-      <w:bookmarkEnd w:id="18"/>
+      <w:bookmarkStart w:id="20" w:name="monads-for-effect-management"/>
+      <w:bookmarkEnd w:id="19"/>
       <w:r>
         <w:rPr>
           <w:rFonts w:ascii="Times New Roman" w:hAnsi="Times New Roman" w:cs="Times New Roman"/>
@@ -5568,204 +5101,190 @@
           <w:rStyle w:val="KeywordTok"/>
           <w:rFonts w:ascii="Times New Roman" w:hAnsi="Times New Roman" w:cs="Times New Roman"/>
         </w:rPr>
-        <w:t>d</w:t>
+        <w:t>do</w:t>
+      </w:r>
+      <w:r>
+        <w:rPr>
+          <w:rFonts w:ascii="Times New Roman" w:hAnsi="Times New Roman" w:cs="Times New Roman"/>
+        </w:rPr>
+        <w:br/>
+      </w:r>
+      <w:r>
+        <w:rPr>
+          <w:rStyle w:val="NormalTok"/>
+          <w:rFonts w:ascii="Times New Roman" w:hAnsi="Times New Roman" w:cs="Times New Roman"/>
+        </w:rPr>
+        <w:t xml:space="preserve">  filePath </w:t>
+      </w:r>
+      <w:r>
+        <w:rPr>
+          <w:rStyle w:val="OtherTok"/>
+          <w:rFonts w:ascii="Times New Roman" w:hAnsi="Times New Roman" w:cs="Times New Roman"/>
+        </w:rPr>
+        <w:t>&lt;-</w:t>
+      </w:r>
+      <w:r>
+        <w:rPr>
+          <w:rStyle w:val="NormalTok"/>
+          <w:rFonts w:ascii="Times New Roman" w:hAnsi="Times New Roman" w:cs="Times New Roman"/>
+        </w:rPr>
+        <w:t xml:space="preserve"> getFilePath         </w:t>
+      </w:r>
+      <w:r>
+        <w:rPr>
+          <w:rStyle w:val="CommentTok"/>
+          <w:rFonts w:ascii="Times New Roman" w:hAnsi="Times New Roman" w:cs="Times New Roman"/>
+        </w:rPr>
+        <w:t>-- IO: User interaction</w:t>
+      </w:r>
+      <w:r>
+        <w:rPr>
+          <w:rFonts w:ascii="Times New Roman" w:hAnsi="Times New Roman" w:cs="Times New Roman"/>
+        </w:rPr>
+        <w:br/>
+      </w:r>
+      <w:r>
+        <w:rPr>
+          <w:rStyle w:val="NormalTok"/>
+          <w:rFonts w:ascii="Times New Roman" w:hAnsi="Times New Roman" w:cs="Times New Roman"/>
+        </w:rPr>
+        <w:t xml:space="preserve">  content </w:t>
+      </w:r>
+      <w:r>
+        <w:rPr>
+          <w:rStyle w:val="OtherTok"/>
+          <w:rFonts w:ascii="Times New Roman" w:hAnsi="Times New Roman" w:cs="Times New Roman"/>
+        </w:rPr>
+        <w:t>&lt;-</w:t>
+      </w:r>
+      <w:r>
+        <w:rPr>
+          <w:rStyle w:val="NormalTok"/>
+          <w:rFonts w:ascii="Times New Roman" w:hAnsi="Times New Roman" w:cs="Times New Roman"/>
+        </w:rPr>
+        <w:t xml:space="preserve"> readLogFile filePath </w:t>
+      </w:r>
+      <w:r>
+        <w:rPr>
+          <w:rStyle w:val="CommentTok"/>
+          <w:rFonts w:ascii="Times New Roman" w:hAnsi="Times New Roman" w:cs="Times New Roman"/>
+        </w:rPr>
+        <w:t>-- IO: File reading</w:t>
+      </w:r>
+      <w:r>
+        <w:rPr>
+          <w:rFonts w:ascii="Times New Roman" w:hAnsi="Times New Roman" w:cs="Times New Roman"/>
+        </w:rPr>
+        <w:br/>
+      </w:r>
+      <w:r>
+        <w:rPr>
+          <w:rStyle w:val="NormalTok"/>
+          <w:rFonts w:ascii="Times New Roman" w:hAnsi="Times New Roman" w:cs="Times New Roman"/>
+        </w:rPr>
+        <w:t xml:space="preserve">  </w:t>
       </w:r>
       <w:r>
         <w:rPr>
           <w:rStyle w:val="KeywordTok"/>
           <w:rFonts w:ascii="Times New Roman" w:hAnsi="Times New Roman" w:cs="Times New Roman"/>
         </w:rPr>
-        <w:t>o</w:t>
-      </w:r>
-      <w:r>
-        <w:rPr>
-          <w:rFonts w:ascii="Times New Roman" w:hAnsi="Times New Roman" w:cs="Times New Roman"/>
-        </w:rPr>
-        <w:br/>
-      </w:r>
-      <w:r>
-        <w:rPr>
-          <w:rStyle w:val="NormalTok"/>
-          <w:rFonts w:ascii="Times New Roman" w:hAnsi="Times New Roman" w:cs="Times New Roman"/>
-        </w:rPr>
-        <w:t xml:space="preserve">  filePath </w:t>
+        <w:t>let</w:t>
+      </w:r>
+      <w:r>
+        <w:rPr>
+          <w:rStyle w:val="NormalTok"/>
+          <w:rFonts w:ascii="Times New Roman" w:hAnsi="Times New Roman" w:cs="Times New Roman"/>
+        </w:rPr>
+        <w:t xml:space="preserve"> entries </w:t>
       </w:r>
       <w:r>
         <w:rPr>
           <w:rStyle w:val="OtherTok"/>
           <w:rFonts w:ascii="Times New Roman" w:hAnsi="Times New Roman" w:cs="Times New Roman"/>
         </w:rPr>
-        <w:t>&lt;-</w:t>
-      </w:r>
-      <w:r>
-        <w:rPr>
-          <w:rStyle w:val="NormalTok"/>
-          <w:rFonts w:ascii="Times New Roman" w:hAnsi="Times New Roman" w:cs="Times New Roman"/>
-        </w:rPr>
-        <w:t xml:space="preserve"> getFilePath         </w:t>
+        <w:t>=</w:t>
+      </w:r>
+      <w:r>
+        <w:rPr>
+          <w:rStyle w:val="NormalTok"/>
+          <w:rFonts w:ascii="Times New Roman" w:hAnsi="Times New Roman" w:cs="Times New Roman"/>
+        </w:rPr>
+        <w:t xml:space="preserve"> parseLogFile content   </w:t>
       </w:r>
       <w:r>
         <w:rPr>
           <w:rStyle w:val="CommentTok"/>
           <w:rFonts w:ascii="Times New Roman" w:hAnsi="Times New Roman" w:cs="Times New Roman"/>
         </w:rPr>
-        <w:t>-- IO: User interaction</w:t>
-      </w:r>
-      <w:r>
-        <w:rPr>
-          <w:rFonts w:ascii="Times New Roman" w:hAnsi="Times New Roman" w:cs="Times New Roman"/>
-        </w:rPr>
-        <w:br/>
-      </w:r>
-      <w:r>
-        <w:rPr>
-          <w:rStyle w:val="NormalTok"/>
-          <w:rFonts w:ascii="Times New Roman" w:hAnsi="Times New Roman" w:cs="Times New Roman"/>
-        </w:rPr>
-        <w:t xml:space="preserve">  content </w:t>
+        <w:t>-- Pure: Parsing</w:t>
+      </w:r>
+      <w:r>
+        <w:rPr>
+          <w:rFonts w:ascii="Times New Roman" w:hAnsi="Times New Roman" w:cs="Times New Roman"/>
+        </w:rPr>
+        <w:br/>
+      </w:r>
+      <w:r>
+        <w:rPr>
+          <w:rStyle w:val="NormalTok"/>
+          <w:rFonts w:ascii="Times New Roman" w:hAnsi="Times New Roman" w:cs="Times New Roman"/>
+        </w:rPr>
+        <w:t xml:space="preserve">  </w:t>
+      </w:r>
+      <w:r>
+        <w:rPr>
+          <w:rStyle w:val="KeywordTok"/>
+          <w:rFonts w:ascii="Times New Roman" w:hAnsi="Times New Roman" w:cs="Times New Roman"/>
+        </w:rPr>
+        <w:t>let</w:t>
+      </w:r>
+      <w:r>
+        <w:rPr>
+          <w:rStyle w:val="NormalTok"/>
+          <w:rFonts w:ascii="Times New Roman" w:hAnsi="Times New Roman" w:cs="Times New Roman"/>
+        </w:rPr>
+        <w:t xml:space="preserve"> result </w:t>
       </w:r>
       <w:r>
         <w:rPr>
           <w:rStyle w:val="OtherTok"/>
           <w:rFonts w:ascii="Times New Roman" w:hAnsi="Times New Roman" w:cs="Times New Roman"/>
         </w:rPr>
-        <w:t>&lt;-</w:t>
-      </w:r>
-      <w:r>
-        <w:rPr>
-          <w:rStyle w:val="NormalTok"/>
-          <w:rFonts w:ascii="Times New Roman" w:hAnsi="Times New Roman" w:cs="Times New Roman"/>
-        </w:rPr>
-        <w:t xml:space="preserve"> readLogFile filePath </w:t>
+        <w:t>=</w:t>
+      </w:r>
+      <w:r>
+        <w:rPr>
+          <w:rStyle w:val="NormalTok"/>
+          <w:rFonts w:ascii="Times New Roman" w:hAnsi="Times New Roman" w:cs="Times New Roman"/>
+        </w:rPr>
+        <w:t xml:space="preserve"> processLogs entries     </w:t>
       </w:r>
       <w:r>
         <w:rPr>
           <w:rStyle w:val="CommentTok"/>
           <w:rFonts w:ascii="Times New Roman" w:hAnsi="Times New Roman" w:cs="Times New Roman"/>
         </w:rPr>
-        <w:t>-- IO: File reading</w:t>
-      </w:r>
-      <w:r>
-        <w:rPr>
-          <w:rFonts w:ascii="Times New Roman" w:hAnsi="Times New Roman" w:cs="Times New Roman"/>
-        </w:rPr>
-        <w:br/>
-      </w:r>
-      <w:r>
-        <w:rPr>
-          <w:rStyle w:val="NormalTok"/>
-          <w:rFonts w:ascii="Times New Roman" w:hAnsi="Times New Roman" w:cs="Times New Roman"/>
-        </w:rPr>
-        <w:t xml:space="preserve">  </w:t>
-      </w:r>
-      <w:r>
-        <w:rPr>
-          <w:rStyle w:val="KeywordTok"/>
-          <w:rFonts w:ascii="Times New Roman" w:hAnsi="Times New Roman" w:cs="Times New Roman"/>
-        </w:rPr>
-        <w:t>let</w:t>
-      </w:r>
-      <w:r>
-        <w:rPr>
-          <w:rStyle w:val="NormalTok"/>
-          <w:rFonts w:ascii="Times New Roman" w:hAnsi="Times New Roman" w:cs="Times New Roman"/>
-        </w:rPr>
-        <w:t xml:space="preserve"> entries </w:t>
-      </w:r>
-      <w:r>
-        <w:rPr>
-          <w:rStyle w:val="OtherTok"/>
-          <w:rFonts w:ascii="Times New Roman" w:hAnsi="Times New Roman" w:cs="Times New Roman"/>
-        </w:rPr>
-        <w:t>=</w:t>
-      </w:r>
-      <w:r>
-        <w:rPr>
-          <w:rStyle w:val="NormalTok"/>
-          <w:rFonts w:ascii="Times New Roman" w:hAnsi="Times New Roman" w:cs="Times New Roman"/>
-        </w:rPr>
-        <w:t xml:space="preserve"> parseLogFile content   </w:t>
+        <w:t>-- Pure: Processing</w:t>
+      </w:r>
+      <w:r>
+        <w:rPr>
+          <w:rFonts w:ascii="Times New Roman" w:hAnsi="Times New Roman" w:cs="Times New Roman"/>
+        </w:rPr>
+        <w:br/>
+      </w:r>
+      <w:r>
+        <w:rPr>
+          <w:rStyle w:val="NormalTok"/>
+          <w:rFonts w:ascii="Times New Roman" w:hAnsi="Times New Roman" w:cs="Times New Roman"/>
+        </w:rPr>
+        <w:t xml:space="preserve">  writeReport result               </w:t>
       </w:r>
       <w:r>
         <w:rPr>
           <w:rStyle w:val="CommentTok"/>
           <w:rFonts w:ascii="Times New Roman" w:hAnsi="Times New Roman" w:cs="Times New Roman"/>
         </w:rPr>
-        <w:t>-- Pure: Parsing</w:t>
-      </w:r>
-      <w:r>
-        <w:rPr>
-          <w:rFonts w:ascii="Times New Roman" w:hAnsi="Times New Roman" w:cs="Times New Roman"/>
-        </w:rPr>
-        <w:br/>
-      </w:r>
-      <w:r>
-        <w:rPr>
-          <w:rStyle w:val="NormalTok"/>
-          <w:rFonts w:ascii="Times New Roman" w:hAnsi="Times New Roman" w:cs="Times New Roman"/>
-        </w:rPr>
-        <w:t xml:space="preserve">  </w:t>
-      </w:r>
-      <w:r>
-        <w:rPr>
-          <w:rStyle w:val="KeywordTok"/>
-          <w:rFonts w:ascii="Times New Roman" w:hAnsi="Times New Roman" w:cs="Times New Roman"/>
-        </w:rPr>
-        <w:t>let</w:t>
-      </w:r>
-      <w:r>
-        <w:rPr>
-          <w:rStyle w:val="NormalTok"/>
-          <w:rFonts w:ascii="Times New Roman" w:hAnsi="Times New Roman" w:cs="Times New Roman"/>
-        </w:rPr>
-        <w:t xml:space="preserve"> result </w:t>
-      </w:r>
-      <w:r>
-        <w:rPr>
-          <w:rStyle w:val="OtherTok"/>
-          <w:rFonts w:ascii="Times New Roman" w:hAnsi="Times New Roman" w:cs="Times New Roman"/>
-        </w:rPr>
-        <w:t>=</w:t>
-      </w:r>
-      <w:r>
-        <w:rPr>
-          <w:rStyle w:val="NormalTok"/>
-          <w:rFonts w:ascii="Times New Roman" w:hAnsi="Times New Roman" w:cs="Times New Roman"/>
-        </w:rPr>
-        <w:t xml:space="preserve"> processLogs entries     </w:t>
-      </w:r>
-      <w:r>
-        <w:rPr>
-          <w:rStyle w:val="CommentTok"/>
-          <w:rFonts w:ascii="Times New Roman" w:hAnsi="Times New Roman" w:cs="Times New Roman"/>
-        </w:rPr>
-        <w:t>-- Pure: Processing</w:t>
-      </w:r>
-      <w:r>
-        <w:rPr>
-          <w:rFonts w:ascii="Times New Roman" w:hAnsi="Times New Roman" w:cs="Times New Roman"/>
-        </w:rPr>
-        <w:br/>
-      </w:r>
-      <w:r>
-        <w:rPr>
-          <w:rStyle w:val="NormalTok"/>
-          <w:rFonts w:ascii="Times New Roman" w:hAnsi="Times New Roman" w:cs="Times New Roman"/>
-        </w:rPr>
-        <w:t xml:space="preserve">  writeReport result       </w:t>
-      </w:r>
-      <w:r>
-        <w:rPr>
-          <w:rStyle w:val="NormalTok"/>
-          <w:rFonts w:ascii="Times New Roman" w:hAnsi="Times New Roman" w:cs="Times New Roman"/>
-        </w:rPr>
-        <w:t xml:space="preserve">        </w:t>
-      </w:r>
-      <w:r>
-        <w:rPr>
-          <w:rStyle w:val="CommentTok"/>
-          <w:rFonts w:ascii="Times New Roman" w:hAnsi="Times New Roman" w:cs="Times New Roman"/>
-        </w:rPr>
         <w:t>-- IO: Output</w:t>
       </w:r>
     </w:p>
@@ -5797,8 +5316,8 @@
           <w:color w:val="auto"/>
         </w:rPr>
       </w:pPr>
-      <w:bookmarkStart w:id="20" w:name="type-driven-development"/>
-      <w:bookmarkEnd w:id="19"/>
+      <w:bookmarkStart w:id="21" w:name="type-driven-development"/>
+      <w:bookmarkEnd w:id="20"/>
       <w:r>
         <w:rPr>
           <w:rFonts w:ascii="Times New Roman" w:hAnsi="Times New Roman" w:cs="Times New Roman"/>
@@ -6153,13 +5672,7 @@
         <w:rPr>
           <w:rFonts w:ascii="Times New Roman" w:hAnsi="Times New Roman" w:cs="Times New Roman"/>
         </w:rPr>
-        <w:t xml:space="preserve"> clearly communicates: “Give me a number and a list of log entries, and I’ll retu</w:t>
-      </w:r>
-      <w:r>
-        <w:rPr>
-          <w:rFonts w:ascii="Times New Roman" w:hAnsi="Times New Roman" w:cs="Times New Roman"/>
-        </w:rPr>
-        <w:t>rn IP addresses paired with counts.”</w:t>
+        <w:t xml:space="preserve"> clearly communicates: “Give me a number and a list of log entries, and I’ll return IP addresses paired with counts.”</w:t>
       </w:r>
     </w:p>
     <w:p>
@@ -6190,8 +5703,8 @@
           <w:color w:val="auto"/>
         </w:rPr>
       </w:pPr>
-      <w:bookmarkStart w:id="21" w:name="pattern-matching"/>
-      <w:bookmarkEnd w:id="20"/>
+      <w:bookmarkStart w:id="22" w:name="pattern-matching"/>
+      <w:bookmarkEnd w:id="21"/>
       <w:r>
         <w:rPr>
           <w:rFonts w:ascii="Times New Roman" w:hAnsi="Times New Roman" w:cs="Times New Roman"/>
@@ -6365,14 +5878,7 @@
           <w:rStyle w:val="NormalTok"/>
           <w:rFonts w:ascii="Times New Roman" w:hAnsi="Times New Roman" w:cs="Times New Roman"/>
         </w:rPr>
-        <w:t>parseMe</w:t>
-      </w:r>
-      <w:r>
-        <w:rPr>
-          <w:rStyle w:val="NormalTok"/>
-          <w:rFonts w:ascii="Times New Roman" w:hAnsi="Times New Roman" w:cs="Times New Roman"/>
-        </w:rPr>
-        <w:t xml:space="preserve">thod </w:t>
+        <w:t xml:space="preserve">parseMethod </w:t>
       </w:r>
       <w:r>
         <w:rPr>
@@ -6569,9 +6075,9 @@
           <w:color w:val="auto"/>
         </w:rPr>
       </w:pPr>
-      <w:bookmarkStart w:id="22" w:name="expected-outputs-and-possible-extensions"/>
+      <w:bookmarkStart w:id="23" w:name="expected-outputs-and-possible-extensions"/>
       <w:bookmarkEnd w:id="11"/>
-      <w:bookmarkEnd w:id="21"/>
+      <w:bookmarkEnd w:id="22"/>
       <w:r>
         <w:rPr>
           <w:rFonts w:ascii="Times New Roman" w:hAnsi="Times New Roman" w:cs="Times New Roman"/>
@@ -6588,7 +6094,7 @@
           <w:color w:val="auto"/>
         </w:rPr>
       </w:pPr>
-      <w:bookmarkStart w:id="23" w:name="current-output"/>
+      <w:bookmarkStart w:id="24" w:name="current-output"/>
       <w:r>
         <w:rPr>
           <w:rFonts w:ascii="Times New Roman" w:hAnsi="Times New Roman" w:cs="Times New Roman"/>
@@ -6760,14 +6266,20 @@
           <w:rStyle w:val="VerbatimChar"/>
           <w:rFonts w:ascii="Times New Roman" w:hAnsi="Times New Roman" w:cs="Times New Roman"/>
         </w:rPr>
-        <w:t>Top 10 IP Addre</w:t>
+        <w:t>Top 10 IP Addresses:</w:t>
+      </w:r>
+      <w:r>
+        <w:rPr>
+          <w:rFonts w:ascii="Times New Roman" w:hAnsi="Times New Roman" w:cs="Times New Roman"/>
+        </w:rPr>
+        <w:br/>
       </w:r>
       <w:r>
         <w:rPr>
           <w:rStyle w:val="VerbatimChar"/>
           <w:rFonts w:ascii="Times New Roman" w:hAnsi="Times New Roman" w:cs="Times New Roman"/>
         </w:rPr>
-        <w:t>sses:</w:t>
+        <w:t xml:space="preserve">  40.77.167.129   : 11 requests</w:t>
       </w:r>
       <w:r>
         <w:rPr>
@@ -6780,7 +6292,7 @@
           <w:rStyle w:val="VerbatimChar"/>
           <w:rFonts w:ascii="Times New Roman" w:hAnsi="Times New Roman" w:cs="Times New Roman"/>
         </w:rPr>
-        <w:t xml:space="preserve">  40.77.167.129   : 11 requests</w:t>
+        <w:t xml:space="preserve">  31.56.96.51     : 2 requests</w:t>
       </w:r>
       <w:r>
         <w:rPr>
@@ -6793,7 +6305,13 @@
           <w:rStyle w:val="VerbatimChar"/>
           <w:rFonts w:ascii="Times New Roman" w:hAnsi="Times New Roman" w:cs="Times New Roman"/>
         </w:rPr>
-        <w:t xml:space="preserve">  31.56.96.51     : 2 requests</w:t>
+        <w:t xml:space="preserve">  ...</w:t>
+      </w:r>
+      <w:r>
+        <w:rPr>
+          <w:rFonts w:ascii="Times New Roman" w:hAnsi="Times New Roman" w:cs="Times New Roman"/>
+        </w:rPr>
+        <w:br/>
       </w:r>
       <w:r>
         <w:rPr>
@@ -6806,13 +6324,7 @@
           <w:rStyle w:val="VerbatimChar"/>
           <w:rFonts w:ascii="Times New Roman" w:hAnsi="Times New Roman" w:cs="Times New Roman"/>
         </w:rPr>
-        <w:t xml:space="preserve">  ...</w:t>
-      </w:r>
-      <w:r>
-        <w:rPr>
-          <w:rFonts w:ascii="Times New Roman" w:hAnsi="Times New Roman" w:cs="Times New Roman"/>
-        </w:rPr>
-        <w:br/>
+        <w:t>Error Distribution (Hourly Buckets):</w:t>
       </w:r>
       <w:r>
         <w:rPr>
@@ -6825,7 +6337,7 @@
           <w:rStyle w:val="VerbatimChar"/>
           <w:rFonts w:ascii="Times New Roman" w:hAnsi="Times New Roman" w:cs="Times New Roman"/>
         </w:rPr>
-        <w:t>Error Distribution (Hourly Buckets):</w:t>
+        <w:t xml:space="preserve">  2019-01-22 00:00:00 UTC : 1 errors</w:t>
       </w:r>
       <w:r>
         <w:rPr>
@@ -6838,7 +6350,13 @@
           <w:rStyle w:val="VerbatimChar"/>
           <w:rFonts w:ascii="Times New Roman" w:hAnsi="Times New Roman" w:cs="Times New Roman"/>
         </w:rPr>
-        <w:t xml:space="preserve">  2019-01-22 00:00:00 UTC : 1 errors</w:t>
+        <w:t>============================================</w:t>
+      </w:r>
+      <w:r>
+        <w:rPr>
+          <w:rFonts w:ascii="Times New Roman" w:hAnsi="Times New Roman" w:cs="Times New Roman"/>
+        </w:rPr>
+        <w:br/>
       </w:r>
       <w:r>
         <w:rPr>
@@ -6851,13 +6369,7 @@
           <w:rStyle w:val="VerbatimChar"/>
           <w:rFonts w:ascii="Times New Roman" w:hAnsi="Times New Roman" w:cs="Times New Roman"/>
         </w:rPr>
-        <w:t>============================================</w:t>
-      </w:r>
-      <w:r>
-        <w:rPr>
-          <w:rFonts w:ascii="Times New Roman" w:hAnsi="Times New Roman" w:cs="Times New Roman"/>
-        </w:rPr>
-        <w:br/>
+        <w:t>!!! ANOMALIES DETECTED !!!</w:t>
       </w:r>
       <w:r>
         <w:rPr>
@@ -6870,27 +6382,7 @@
           <w:rStyle w:val="VerbatimChar"/>
           <w:rFonts w:ascii="Times New Roman" w:hAnsi="Times New Roman" w:cs="Times New Roman"/>
         </w:rPr>
-        <w:t>!!! ANOMALIES DETECTED !!!</w:t>
-      </w:r>
-      <w:r>
-        <w:rPr>
-          <w:rFonts w:ascii="Times New Roman" w:hAnsi="Times New Roman" w:cs="Times New Roman"/>
-        </w:rPr>
-        <w:br/>
-      </w:r>
-      <w:r>
-        <w:rPr>
-          <w:rStyle w:val="VerbatimChar"/>
-          <w:rFonts w:ascii="Times New Roman" w:hAnsi="Times New Roman" w:cs="Times New Roman"/>
-        </w:rPr>
-        <w:t xml:space="preserve">  [ALERT] High traffic from IP 40</w:t>
-      </w:r>
-      <w:r>
-        <w:rPr>
-          <w:rStyle w:val="VerbatimChar"/>
-          <w:rFonts w:ascii="Times New Roman" w:hAnsi="Times New Roman" w:cs="Times New Roman"/>
-        </w:rPr>
-        <w:t>.77.167.129: 11 requests</w:t>
+        <w:t xml:space="preserve">  [ALERT] High traffic from IP 40.77.167.129: 11 requests</w:t>
       </w:r>
     </w:p>
     <w:p>
@@ -6901,8 +6393,8 @@
           <w:color w:val="auto"/>
         </w:rPr>
       </w:pPr>
-      <w:bookmarkStart w:id="24" w:name="possible-extensions"/>
-      <w:bookmarkEnd w:id="23"/>
+      <w:bookmarkStart w:id="25" w:name="possible-extensions"/>
+      <w:bookmarkEnd w:id="24"/>
       <w:r>
         <w:rPr>
           <w:rFonts w:ascii="Times New Roman" w:hAnsi="Times New Roman" w:cs="Times New Roman"/>
@@ -6986,13 +6478,7 @@
         <w:rPr>
           <w:rFonts w:ascii="Times New Roman" w:hAnsi="Times New Roman" w:cs="Times New Roman"/>
         </w:rPr>
-        <w:t>Trig</w:t>
-      </w:r>
-      <w:r>
-        <w:rPr>
-          <w:rFonts w:ascii="Times New Roman" w:hAnsi="Times New Roman" w:cs="Times New Roman"/>
-        </w:rPr>
-        <w:t>ger alerts immediately when anomalies detected</w:t>
+        <w:t>Trigger alerts immediately when anomalies detected</w:t>
       </w:r>
     </w:p>
     <w:p>
@@ -7260,13 +6746,7 @@
         <w:rPr>
           <w:rFonts w:ascii="Times New Roman" w:hAnsi="Times New Roman" w:cs="Times New Roman"/>
         </w:rPr>
-        <w:t>Calculate</w:t>
-      </w:r>
-      <w:r>
-        <w:rPr>
-          <w:rFonts w:ascii="Times New Roman" w:hAnsi="Times New Roman" w:cs="Times New Roman"/>
-        </w:rPr>
-        <w:t xml:space="preserve"> percentiles (p50, p95, p99)</w:t>
+        <w:t>Calculate percentiles (p50, p95, p99)</w:t>
       </w:r>
     </w:p>
     <w:p>
@@ -7320,9 +6800,9 @@
           <w:color w:val="auto"/>
         </w:rPr>
       </w:pPr>
-      <w:bookmarkStart w:id="25" w:name="Xb233cc7985a9a13c23971b4b7b76302c5c10647"/>
-      <w:bookmarkEnd w:id="22"/>
-      <w:bookmarkEnd w:id="24"/>
+      <w:bookmarkStart w:id="26" w:name="Xb233cc7985a9a13c23971b4b7b76302c5c10647"/>
+      <w:bookmarkEnd w:id="23"/>
+      <w:bookmarkEnd w:id="25"/>
       <w:r>
         <w:rPr>
           <w:rFonts w:ascii="Times New Roman" w:hAnsi="Times New Roman" w:cs="Times New Roman"/>
@@ -7340,7 +6820,7 @@
           <w:color w:val="auto"/>
         </w:rPr>
       </w:pPr>
-      <w:bookmarkStart w:id="26" w:name="reliability-advantages"/>
+      <w:bookmarkStart w:id="27" w:name="reliability-advantages"/>
       <w:r>
         <w:rPr>
           <w:rFonts w:ascii="Times New Roman" w:hAnsi="Times New Roman" w:cs="Times New Roman"/>
@@ -7423,7 +6903,6 @@
         </w:rPr>
         <w:t xml:space="preserve"> statusCategory </w:t>
       </w:r>
-      <w:proofErr w:type="gramStart"/>
       <w:r>
         <w:rPr>
           <w:rStyle w:val="DecValTok"/>
@@ -7447,18 +6926,7 @@
           <w:iCs/>
           <w:color w:val="auto"/>
         </w:rPr>
-        <w:t>--</w:t>
-      </w:r>
-      <w:proofErr w:type="gramEnd"/>
-      <w:r>
-        <w:rPr>
-          <w:rStyle w:val="CommentTok"/>
-          <w:rFonts w:ascii="Times New Roman" w:hAnsi="Times New Roman" w:cs="Times New Roman"/>
-          <w:i w:val="0"/>
-          <w:iCs/>
-          <w:color w:val="auto"/>
-        </w:rPr>
-        <w:t xml:space="preserve"> Always true</w:t>
+        <w:t>-- Always true</w:t>
       </w:r>
     </w:p>
     <w:p>
@@ -7472,14 +6940,7 @@
         <w:rPr>
           <w:rFonts w:ascii="Times New Roman" w:hAnsi="Times New Roman" w:cs="Times New Roman"/>
         </w:rPr>
-        <w:t xml:space="preserve">This </w:t>
-      </w:r>
-      <w:proofErr w:type="gramStart"/>
-      <w:r>
-        <w:rPr>
-          <w:rFonts w:ascii="Times New Roman" w:hAnsi="Times New Roman" w:cs="Times New Roman"/>
-        </w:rPr>
-        <w:t>enables</w:t>
+        <w:t>This enables</w:t>
       </w:r>
       <w:r>
         <w:rPr>
@@ -7505,28 +6966,33 @@
           <w:b/>
           <w:bCs/>
         </w:rPr>
-        <w:t>Deterministic</w:t>
-      </w:r>
-      <w:proofErr w:type="gramEnd"/>
+        <w:t>Deterministic testing</w:t>
+      </w:r>
+      <w:r>
+        <w:rPr>
+          <w:rFonts w:ascii="Times New Roman" w:hAnsi="Times New Roman" w:cs="Times New Roman"/>
+        </w:rPr>
+        <w:t>: Same inputs always yield same results</w:t>
+      </w:r>
+      <w:r>
+        <w:rPr>
+          <w:rFonts w:ascii="Times New Roman" w:hAnsi="Times New Roman" w:cs="Times New Roman"/>
+        </w:rPr>
+        <w:t xml:space="preserve">, </w:t>
+      </w:r>
       <w:r>
         <w:rPr>
           <w:rFonts w:ascii="Times New Roman" w:hAnsi="Times New Roman" w:cs="Times New Roman"/>
           <w:b/>
           <w:bCs/>
         </w:rPr>
-        <w:t xml:space="preserve"> testing</w:t>
-      </w:r>
-      <w:r>
-        <w:rPr>
-          <w:rFonts w:ascii="Times New Roman" w:hAnsi="Times New Roman" w:cs="Times New Roman"/>
-        </w:rPr>
-        <w:t>:</w:t>
-      </w:r>
-      <w:r>
-        <w:rPr>
-          <w:rFonts w:ascii="Times New Roman" w:hAnsi="Times New Roman" w:cs="Times New Roman"/>
-        </w:rPr>
-        <w:t xml:space="preserve"> Same inputs always yield same results</w:t>
+        <w:t>Memoization</w:t>
+      </w:r>
+      <w:r>
+        <w:rPr>
+          <w:rFonts w:ascii="Times New Roman" w:hAnsi="Times New Roman" w:cs="Times New Roman"/>
+        </w:rPr>
+        <w:t>: Safely cache function results</w:t>
       </w:r>
       <w:r>
         <w:rPr>
@@ -7534,49 +7000,113 @@
         </w:rPr>
         <w:t xml:space="preserve">, </w:t>
       </w:r>
-      <w:proofErr w:type="spellStart"/>
       <w:r>
         <w:rPr>
           <w:rFonts w:ascii="Times New Roman" w:hAnsi="Times New Roman" w:cs="Times New Roman"/>
           <w:b/>
           <w:bCs/>
         </w:rPr>
-        <w:t>Memoization</w:t>
-      </w:r>
-      <w:proofErr w:type="spellEnd"/>
-      <w:r>
-        <w:rPr>
-          <w:rFonts w:ascii="Times New Roman" w:hAnsi="Times New Roman" w:cs="Times New Roman"/>
-        </w:rPr>
-        <w:t>: Safely cache function results</w:t>
-      </w:r>
-      <w:r>
-        <w:rPr>
-          <w:rFonts w:ascii="Times New Roman" w:hAnsi="Times New Roman" w:cs="Times New Roman"/>
-        </w:rPr>
-        <w:t xml:space="preserve">, </w:t>
-      </w:r>
+        <w:t>Equational reasoning</w:t>
+      </w:r>
+      <w:r>
+        <w:rPr>
+          <w:rFonts w:ascii="Times New Roman" w:hAnsi="Times New Roman" w:cs="Times New Roman"/>
+        </w:rPr>
+        <w:t>: Substitute function calls with their values</w:t>
+      </w:r>
+    </w:p>
+    <w:p>
+      <w:pPr>
+        <w:pStyle w:val="BodyText"/>
+        <w:rPr>
+          <w:rFonts w:ascii="Times New Roman" w:hAnsi="Times New Roman" w:cs="Times New Roman"/>
+        </w:rPr>
+      </w:pPr>
       <w:r>
         <w:rPr>
           <w:rFonts w:ascii="Times New Roman" w:hAnsi="Times New Roman" w:cs="Times New Roman"/>
           <w:b/>
           <w:bCs/>
         </w:rPr>
-        <w:t>Equationa</w:t>
-      </w:r>
+        <w:t>2. Type Safety</w:t>
+      </w:r>
+    </w:p>
+    <w:p>
+      <w:pPr>
+        <w:pStyle w:val="BodyText"/>
+        <w:rPr>
+          <w:rFonts w:ascii="Times New Roman" w:hAnsi="Times New Roman" w:cs="Times New Roman"/>
+        </w:rPr>
+      </w:pPr>
+      <w:r>
+        <w:rPr>
+          <w:rFonts w:ascii="Times New Roman" w:hAnsi="Times New Roman" w:cs="Times New Roman"/>
+        </w:rPr>
+        <w:t>The compiler prevents entire classes of errors:</w:t>
+      </w:r>
+    </w:p>
+    <w:p>
+      <w:pPr>
+        <w:pStyle w:val="FirstParagraph"/>
+        <w:rPr>
+          <w:rFonts w:ascii="Times New Roman" w:hAnsi="Times New Roman" w:cs="Times New Roman"/>
+        </w:rPr>
+      </w:pPr>
+      <w:r>
+        <w:rPr>
+          <w:rFonts w:ascii="Times New Roman" w:hAnsi="Times New Roman" w:cs="Times New Roman"/>
+        </w:rPr>
+        <w:t>Real-world impact</w:t>
+      </w:r>
+      <w:r>
+        <w:rPr>
+          <w:rFonts w:ascii="Times New Roman" w:hAnsi="Times New Roman" w:cs="Times New Roman"/>
+        </w:rPr>
+        <w:t>: Zero null pointer exceptions, zero type coercion bugs.</w:t>
+      </w:r>
+    </w:p>
+    <w:p>
+      <w:pPr>
+        <w:pStyle w:val="BodyText"/>
+        <w:rPr>
+          <w:rFonts w:ascii="Times New Roman" w:hAnsi="Times New Roman" w:cs="Times New Roman"/>
+        </w:rPr>
+      </w:pPr>
       <w:r>
         <w:rPr>
           <w:rFonts w:ascii="Times New Roman" w:hAnsi="Times New Roman" w:cs="Times New Roman"/>
           <w:b/>
           <w:bCs/>
         </w:rPr>
-        <w:t>l reasoning</w:t>
-      </w:r>
-      <w:r>
-        <w:rPr>
-          <w:rFonts w:ascii="Times New Roman" w:hAnsi="Times New Roman" w:cs="Times New Roman"/>
-        </w:rPr>
-        <w:t>: Substitute function calls with their values</w:t>
+        <w:t>3. Immutability Guarantees</w:t>
+      </w:r>
+    </w:p>
+    <w:p>
+      <w:pPr>
+        <w:pStyle w:val="BodyText"/>
+        <w:rPr>
+          <w:rFonts w:ascii="Times New Roman" w:hAnsi="Times New Roman" w:cs="Times New Roman"/>
+        </w:rPr>
+      </w:pPr>
+      <w:r>
+        <w:rPr>
+          <w:rFonts w:ascii="Times New Roman" w:hAnsi="Times New Roman" w:cs="Times New Roman"/>
+        </w:rPr>
+        <w:t>Once data is created, it cannot be modified:</w:t>
+      </w:r>
+    </w:p>
+    <w:p>
+      <w:pPr>
+        <w:pStyle w:val="FirstParagraph"/>
+        <w:rPr>
+          <w:rFonts w:ascii="Times New Roman" w:hAnsi="Times New Roman" w:cs="Times New Roman"/>
+        </w:rPr>
+      </w:pPr>
+      <w:r>
+        <w:rPr>
+          <w:rFonts w:ascii="Times New Roman" w:hAnsi="Times New Roman" w:cs="Times New Roman"/>
+        </w:rPr>
+        <w:t>Benefits: - No defensive copying needed - Easier debugging (data doesn’t change under you)  Safe sharing between threads</w:t>
       </w:r>
     </w:p>
     <w:p>
@@ -7592,7 +7122,7 @@
           <w:b/>
           <w:bCs/>
         </w:rPr>
-        <w:t>2. Type Safety</w:t>
+        <w:t>4. Explicit Effect Management</w:t>
       </w:r>
     </w:p>
     <w:p>
@@ -7606,7 +7136,7 @@
         <w:rPr>
           <w:rFonts w:ascii="Times New Roman" w:hAnsi="Times New Roman" w:cs="Times New Roman"/>
         </w:rPr>
-        <w:t>The compiler prevents entire classes of errors:</w:t>
+        <w:t>The type system distinguishes pure from impure code:</w:t>
       </w:r>
     </w:p>
     <w:p>
@@ -7620,43 +7150,55 @@
         <w:rPr>
           <w:rFonts w:ascii="Times New Roman" w:hAnsi="Times New Roman" w:cs="Times New Roman"/>
         </w:rPr>
-        <w:t>Real-world impact</w:t>
-      </w:r>
-      <w:r>
-        <w:rPr>
-          <w:rFonts w:ascii="Times New Roman" w:hAnsi="Times New Roman" w:cs="Times New Roman"/>
-        </w:rPr>
-        <w:t xml:space="preserve">: </w:t>
-      </w:r>
-      <w:r>
-        <w:rPr>
-          <w:rFonts w:ascii="Times New Roman" w:hAnsi="Times New Roman" w:cs="Times New Roman"/>
-        </w:rPr>
-        <w:t>Zero null pointer exceptions, zero type coercion bugs.</w:t>
-      </w:r>
-    </w:p>
-    <w:p>
-      <w:pPr>
-        <w:pStyle w:val="BodyText"/>
-        <w:rPr>
-          <w:rFonts w:ascii="Times New Roman" w:hAnsi="Times New Roman" w:cs="Times New Roman"/>
-        </w:rPr>
-      </w:pPr>
+        <w:t xml:space="preserve">This makes code behavior </w:t>
+      </w:r>
       <w:r>
         <w:rPr>
           <w:rFonts w:ascii="Times New Roman" w:hAnsi="Times New Roman" w:cs="Times New Roman"/>
           <w:b/>
           <w:bCs/>
         </w:rPr>
-        <w:t>3</w:t>
-      </w:r>
+        <w:t>explicit and auditable</w:t>
+      </w:r>
+      <w:r>
+        <w:rPr>
+          <w:rFonts w:ascii="Times New Roman" w:hAnsi="Times New Roman" w:cs="Times New Roman"/>
+        </w:rPr>
+        <w:t>.</w:t>
+      </w:r>
+    </w:p>
+    <w:p>
+      <w:pPr>
+        <w:pStyle w:val="Heading3"/>
+        <w:rPr>
+          <w:rFonts w:ascii="Times New Roman" w:hAnsi="Times New Roman" w:cs="Times New Roman"/>
+          <w:color w:val="auto"/>
+        </w:rPr>
+      </w:pPr>
+      <w:bookmarkStart w:id="28" w:name="concurrency-advantages"/>
+      <w:bookmarkEnd w:id="27"/>
+      <w:r>
+        <w:rPr>
+          <w:rFonts w:ascii="Times New Roman" w:hAnsi="Times New Roman" w:cs="Times New Roman"/>
+          <w:color w:val="auto"/>
+        </w:rPr>
+        <w:t>5.2 Concurrency Advantages</w:t>
+      </w:r>
+    </w:p>
+    <w:p>
+      <w:pPr>
+        <w:pStyle w:val="FirstParagraph"/>
+        <w:rPr>
+          <w:rFonts w:ascii="Times New Roman" w:hAnsi="Times New Roman" w:cs="Times New Roman"/>
+        </w:rPr>
+      </w:pPr>
       <w:r>
         <w:rPr>
           <w:rFonts w:ascii="Times New Roman" w:hAnsi="Times New Roman" w:cs="Times New Roman"/>
           <w:b/>
           <w:bCs/>
         </w:rPr>
-        <w:t>. Immutability Guarantees</w:t>
+        <w:t>1. Fearless Parallelism</w:t>
       </w:r>
     </w:p>
     <w:p>
@@ -7670,7 +7212,103 @@
         <w:rPr>
           <w:rFonts w:ascii="Times New Roman" w:hAnsi="Times New Roman" w:cs="Times New Roman"/>
         </w:rPr>
-        <w:t>Once data is created, it cannot be modified:</w:t>
+        <w:t>Pure functions can be parallelized without coordination</w:t>
+      </w:r>
+      <w:r>
+        <w:rPr>
+          <w:rFonts w:ascii="Times New Roman" w:hAnsi="Times New Roman" w:cs="Times New Roman"/>
+        </w:rPr>
+        <w:t>,</w:t>
+      </w:r>
+    </w:p>
+    <w:p>
+      <w:pPr>
+        <w:pStyle w:val="SourceCode"/>
+        <w:rPr>
+          <w:rFonts w:ascii="Times New Roman" w:hAnsi="Times New Roman" w:cs="Times New Roman"/>
+        </w:rPr>
+      </w:pPr>
+      <w:r>
+        <w:rPr>
+          <w:rStyle w:val="CommentTok"/>
+          <w:rFonts w:ascii="Times New Roman" w:hAnsi="Times New Roman" w:cs="Times New Roman"/>
+        </w:rPr>
+        <w:t>-- Process each IP's sessions in parallel</w:t>
+      </w:r>
+      <w:r>
+        <w:rPr>
+          <w:rFonts w:ascii="Times New Roman" w:hAnsi="Times New Roman" w:cs="Times New Roman"/>
+        </w:rPr>
+        <w:br/>
+      </w:r>
+      <w:r>
+        <w:rPr>
+          <w:rStyle w:val="NormalTok"/>
+          <w:rFonts w:ascii="Times New Roman" w:hAnsi="Times New Roman" w:cs="Times New Roman"/>
+        </w:rPr>
+        <w:t xml:space="preserve">sessionize timeout entries </w:t>
+      </w:r>
+      <w:r>
+        <w:rPr>
+          <w:rStyle w:val="OtherTok"/>
+          <w:rFonts w:ascii="Times New Roman" w:hAnsi="Times New Roman" w:cs="Times New Roman"/>
+        </w:rPr>
+        <w:t>=</w:t>
+      </w:r>
+      <w:r>
+        <w:rPr>
+          <w:rFonts w:ascii="Times New Roman" w:hAnsi="Times New Roman" w:cs="Times New Roman"/>
+        </w:rPr>
+        <w:br/>
+      </w:r>
+      <w:r>
+        <w:rPr>
+          <w:rStyle w:val="NormalTok"/>
+          <w:rFonts w:ascii="Times New Roman" w:hAnsi="Times New Roman" w:cs="Times New Roman"/>
+        </w:rPr>
+        <w:t xml:space="preserve">  </w:t>
+      </w:r>
+      <w:r>
+        <w:rPr>
+          <w:rStyle w:val="FunctionTok"/>
+          <w:rFonts w:ascii="Times New Roman" w:hAnsi="Times New Roman" w:cs="Times New Roman"/>
+        </w:rPr>
+        <w:t>concatMap</w:t>
+      </w:r>
+      <w:r>
+        <w:rPr>
+          <w:rStyle w:val="NormalTok"/>
+          <w:rFonts w:ascii="Times New Roman" w:hAnsi="Times New Roman" w:cs="Times New Roman"/>
+        </w:rPr>
+        <w:t xml:space="preserve"> sessionizeIP groupedByIP </w:t>
+      </w:r>
+      <w:r>
+        <w:rPr>
+          <w:rStyle w:val="OtherTok"/>
+          <w:rFonts w:ascii="Times New Roman" w:hAnsi="Times New Roman" w:cs="Times New Roman"/>
+        </w:rPr>
+        <w:t>`using`</w:t>
+      </w:r>
+      <w:r>
+        <w:rPr>
+          <w:rStyle w:val="NormalTok"/>
+          <w:rFonts w:ascii="Times New Roman" w:hAnsi="Times New Roman" w:cs="Times New Roman"/>
+        </w:rPr>
+        <w:t xml:space="preserve"> parBuffer </w:t>
+      </w:r>
+      <w:r>
+        <w:rPr>
+          <w:rStyle w:val="DecValTok"/>
+          <w:rFonts w:ascii="Times New Roman" w:hAnsi="Times New Roman" w:cs="Times New Roman"/>
+        </w:rPr>
+        <w:t>100</w:t>
+      </w:r>
+      <w:r>
+        <w:rPr>
+          <w:rStyle w:val="NormalTok"/>
+          <w:rFonts w:ascii="Times New Roman" w:hAnsi="Times New Roman" w:cs="Times New Roman"/>
+        </w:rPr>
+        <w:t xml:space="preserve"> rseq</w:t>
       </w:r>
     </w:p>
     <w:p>
@@ -7684,33 +7322,7 @@
         <w:rPr>
           <w:rFonts w:ascii="Times New Roman" w:hAnsi="Times New Roman" w:cs="Times New Roman"/>
         </w:rPr>
-        <w:t xml:space="preserve">Benefits: </w:t>
-      </w:r>
-      <w:r>
-        <w:rPr>
-          <w:rFonts w:ascii="Times New Roman" w:hAnsi="Times New Roman" w:cs="Times New Roman"/>
-        </w:rPr>
-        <w:t xml:space="preserve">- No defensive copying needed - Easier debugging (data doesn’t change under </w:t>
-      </w:r>
-      <w:proofErr w:type="gramStart"/>
-      <w:r>
-        <w:rPr>
-          <w:rFonts w:ascii="Times New Roman" w:hAnsi="Times New Roman" w:cs="Times New Roman"/>
-        </w:rPr>
-        <w:t xml:space="preserve">you) </w:t>
-      </w:r>
-      <w:r>
-        <w:rPr>
-          <w:rFonts w:ascii="Times New Roman" w:hAnsi="Times New Roman" w:cs="Times New Roman"/>
-        </w:rPr>
-        <w:t xml:space="preserve"> Safe</w:t>
-      </w:r>
-      <w:proofErr w:type="gramEnd"/>
-      <w:r>
-        <w:rPr>
-          <w:rFonts w:ascii="Times New Roman" w:hAnsi="Times New Roman" w:cs="Times New Roman"/>
-        </w:rPr>
-        <w:t xml:space="preserve"> sharing between threads</w:t>
+        <w:t>No locks, mutexes, or semaphores needed. The compiler guarantees thread safety.</w:t>
       </w:r>
     </w:p>
     <w:p>
@@ -7726,7 +7338,7 @@
           <w:b/>
           <w:bCs/>
         </w:rPr>
-        <w:t>4. Explicit Effect Management</w:t>
+        <w:t>2. No Race Conditions</w:t>
       </w:r>
     </w:p>
     <w:p>
@@ -7740,21 +7352,7 @@
         <w:rPr>
           <w:rFonts w:ascii="Times New Roman" w:hAnsi="Times New Roman" w:cs="Times New Roman"/>
         </w:rPr>
-        <w:t>The type system distinguishes pure from impure code:</w:t>
-      </w:r>
-    </w:p>
-    <w:p>
-      <w:pPr>
-        <w:pStyle w:val="FirstParagraph"/>
-        <w:rPr>
-          <w:rFonts w:ascii="Times New Roman" w:hAnsi="Times New Roman" w:cs="Times New Roman"/>
-        </w:rPr>
-      </w:pPr>
-      <w:r>
-        <w:rPr>
-          <w:rFonts w:ascii="Times New Roman" w:hAnsi="Times New Roman" w:cs="Times New Roman"/>
-        </w:rPr>
-        <w:t xml:space="preserve">This makes code behavior </w:t>
+        <w:t xml:space="preserve">Race conditions are </w:t>
       </w:r>
       <w:r>
         <w:rPr>
@@ -7762,36 +7360,115 @@
           <w:b/>
           <w:bCs/>
         </w:rPr>
-        <w:t>explicit and auditable</w:t>
-      </w:r>
-      <w:r>
-        <w:rPr>
-          <w:rFonts w:ascii="Times New Roman" w:hAnsi="Times New Roman" w:cs="Times New Roman"/>
-        </w:rPr>
-        <w:t>.</w:t>
-      </w:r>
-    </w:p>
-    <w:p>
-      <w:pPr>
-        <w:pStyle w:val="Heading3"/>
-        <w:rPr>
-          <w:rFonts w:ascii="Times New Roman" w:hAnsi="Times New Roman" w:cs="Times New Roman"/>
-          <w:color w:val="auto"/>
-        </w:rPr>
-      </w:pPr>
-      <w:bookmarkStart w:id="27" w:name="concurrency-advantages"/>
-      <w:bookmarkEnd w:id="26"/>
-      <w:r>
-        <w:rPr>
-          <w:rFonts w:ascii="Times New Roman" w:hAnsi="Times New Roman" w:cs="Times New Roman"/>
-          <w:color w:val="auto"/>
-        </w:rPr>
-        <w:t>5.2 Concurrency Advantages</w:t>
+        <w:t>impossible</w:t>
+      </w:r>
+      <w:r>
+        <w:rPr>
+          <w:rFonts w:ascii="Times New Roman" w:hAnsi="Times New Roman" w:cs="Times New Roman"/>
+        </w:rPr>
+        <w:t xml:space="preserve"> with immutable data:</w:t>
+      </w:r>
+    </w:p>
+    <w:p>
+      <w:pPr>
+        <w:pStyle w:val="SourceCode"/>
+        <w:rPr>
+          <w:rFonts w:ascii="Times New Roman" w:hAnsi="Times New Roman" w:cs="Times New Roman"/>
+        </w:rPr>
+      </w:pPr>
+      <w:r>
+        <w:rPr>
+          <w:rStyle w:val="CommentTok"/>
+          <w:rFonts w:ascii="Times New Roman" w:hAnsi="Times New Roman" w:cs="Times New Roman"/>
+        </w:rPr>
+        <w:t>-- Both threads safely read the same entries</w:t>
+      </w:r>
+      <w:r>
+        <w:rPr>
+          <w:rFonts w:ascii="Times New Roman" w:hAnsi="Times New Roman" w:cs="Times New Roman"/>
+        </w:rPr>
+        <w:br/>
+      </w:r>
+      <w:r>
+        <w:rPr>
+          <w:rStyle w:val="KeywordTok"/>
+          <w:rFonts w:ascii="Times New Roman" w:hAnsi="Times New Roman" w:cs="Times New Roman"/>
+        </w:rPr>
+        <w:t>let</w:t>
+      </w:r>
+      <w:r>
+        <w:rPr>
+          <w:rStyle w:val="NormalTok"/>
+          <w:rFonts w:ascii="Times New Roman" w:hAnsi="Times New Roman" w:cs="Times New Roman"/>
+        </w:rPr>
+        <w:t xml:space="preserve"> thread1 </w:t>
+      </w:r>
+      <w:r>
+        <w:rPr>
+          <w:rStyle w:val="OtherTok"/>
+          <w:rFonts w:ascii="Times New Roman" w:hAnsi="Times New Roman" w:cs="Times New Roman"/>
+        </w:rPr>
+        <w:t>=</w:t>
+      </w:r>
+      <w:r>
+        <w:rPr>
+          <w:rStyle w:val="NormalTok"/>
+          <w:rFonts w:ascii="Times New Roman" w:hAnsi="Times New Roman" w:cs="Times New Roman"/>
+        </w:rPr>
+        <w:t xml:space="preserve"> processLogs entries</w:t>
+      </w:r>
+      <w:r>
+        <w:rPr>
+          <w:rFonts w:ascii="Times New Roman" w:hAnsi="Times New Roman" w:cs="Times New Roman"/>
+        </w:rPr>
+        <w:br/>
+      </w:r>
+      <w:r>
+        <w:rPr>
+          <w:rStyle w:val="KeywordTok"/>
+          <w:rFonts w:ascii="Times New Roman" w:hAnsi="Times New Roman" w:cs="Times New Roman"/>
+        </w:rPr>
+        <w:t>let</w:t>
+      </w:r>
+      <w:r>
+        <w:rPr>
+          <w:rStyle w:val="NormalTok"/>
+          <w:rFonts w:ascii="Times New Roman" w:hAnsi="Times New Roman" w:cs="Times New Roman"/>
+        </w:rPr>
+        <w:t xml:space="preserve"> thread2 </w:t>
+      </w:r>
+      <w:r>
+        <w:rPr>
+          <w:rStyle w:val="OtherTok"/>
+          <w:rFonts w:ascii="Times New Roman" w:hAnsi="Times New Roman" w:cs="Times New Roman"/>
+        </w:rPr>
+        <w:t>=</w:t>
+      </w:r>
+      <w:r>
+        <w:rPr>
+          <w:rStyle w:val="NormalTok"/>
+          <w:rFonts w:ascii="Times New Roman" w:hAnsi="Times New Roman" w:cs="Times New Roman"/>
+        </w:rPr>
+        <w:t xml:space="preserve"> computeAnomalies entries</w:t>
       </w:r>
     </w:p>
     <w:p>
       <w:pPr>
         <w:pStyle w:val="FirstParagraph"/>
+        <w:rPr>
+          <w:rFonts w:ascii="Times New Roman" w:hAnsi="Times New Roman" w:cs="Times New Roman"/>
+        </w:rPr>
+      </w:pPr>
+      <w:r>
+        <w:rPr>
+          <w:rFonts w:ascii="Times New Roman" w:hAnsi="Times New Roman" w:cs="Times New Roman"/>
+        </w:rPr>
+        <w:t>In imperative languages, this would require careful locking to prevent data corruption.</w:t>
+      </w:r>
+    </w:p>
+    <w:p>
+      <w:pPr>
+        <w:pStyle w:val="BodyText"/>
         <w:rPr>
           <w:rFonts w:ascii="Times New Roman" w:hAnsi="Times New Roman" w:cs="Times New Roman"/>
         </w:rPr>
@@ -7802,7 +7479,7 @@
           <w:b/>
           <w:bCs/>
         </w:rPr>
-        <w:t>1. Fearless Parallelism</w:t>
+        <w:t>3. Scalability</w:t>
       </w:r>
     </w:p>
     <w:p>
@@ -7816,124 +7493,8 @@
         <w:rPr>
           <w:rFonts w:ascii="Times New Roman" w:hAnsi="Times New Roman" w:cs="Times New Roman"/>
         </w:rPr>
-        <w:t>Pure functions can be parallelized without coordination</w:t>
-      </w:r>
-      <w:r>
-        <w:rPr>
-          <w:rFonts w:ascii="Times New Roman" w:hAnsi="Times New Roman" w:cs="Times New Roman"/>
-        </w:rPr>
-        <w:t>,</w:t>
-      </w:r>
-    </w:p>
-    <w:p>
-      <w:pPr>
-        <w:pStyle w:val="SourceCode"/>
-        <w:rPr>
-          <w:rFonts w:ascii="Times New Roman" w:hAnsi="Times New Roman" w:cs="Times New Roman"/>
-        </w:rPr>
-      </w:pPr>
-      <w:r>
-        <w:rPr>
-          <w:rStyle w:val="CommentTok"/>
-          <w:rFonts w:ascii="Times New Roman" w:hAnsi="Times New Roman" w:cs="Times New Roman"/>
-        </w:rPr>
-        <w:t xml:space="preserve">-- Process each IP's </w:t>
-      </w:r>
-      <w:r>
-        <w:rPr>
-          <w:rStyle w:val="CommentTok"/>
-          <w:rFonts w:ascii="Times New Roman" w:hAnsi="Times New Roman" w:cs="Times New Roman"/>
-        </w:rPr>
-        <w:t>sessions in parallel</w:t>
-      </w:r>
-      <w:r>
-        <w:rPr>
-          <w:rFonts w:ascii="Times New Roman" w:hAnsi="Times New Roman" w:cs="Times New Roman"/>
-        </w:rPr>
-        <w:br/>
-      </w:r>
-      <w:r>
-        <w:rPr>
-          <w:rStyle w:val="NormalTok"/>
-          <w:rFonts w:ascii="Times New Roman" w:hAnsi="Times New Roman" w:cs="Times New Roman"/>
-        </w:rPr>
-        <w:t xml:space="preserve">sessionize timeout entries </w:t>
-      </w:r>
-      <w:r>
-        <w:rPr>
-          <w:rStyle w:val="OtherTok"/>
-          <w:rFonts w:ascii="Times New Roman" w:hAnsi="Times New Roman" w:cs="Times New Roman"/>
-        </w:rPr>
-        <w:t>=</w:t>
-      </w:r>
-      <w:r>
-        <w:rPr>
-          <w:rFonts w:ascii="Times New Roman" w:hAnsi="Times New Roman" w:cs="Times New Roman"/>
-        </w:rPr>
-        <w:br/>
-      </w:r>
-      <w:r>
-        <w:rPr>
-          <w:rStyle w:val="NormalTok"/>
-          <w:rFonts w:ascii="Times New Roman" w:hAnsi="Times New Roman" w:cs="Times New Roman"/>
-        </w:rPr>
-        <w:t xml:space="preserve">  </w:t>
-      </w:r>
-      <w:r>
-        <w:rPr>
-          <w:rStyle w:val="FunctionTok"/>
-          <w:rFonts w:ascii="Times New Roman" w:hAnsi="Times New Roman" w:cs="Times New Roman"/>
-        </w:rPr>
-        <w:t>concatMap</w:t>
-      </w:r>
-      <w:r>
-        <w:rPr>
-          <w:rStyle w:val="NormalTok"/>
-          <w:rFonts w:ascii="Times New Roman" w:hAnsi="Times New Roman" w:cs="Times New Roman"/>
-        </w:rPr>
-        <w:t xml:space="preserve"> sessionizeIP groupedByIP </w:t>
-      </w:r>
-      <w:r>
-        <w:rPr>
-          <w:rStyle w:val="OtherTok"/>
-          <w:rFonts w:ascii="Times New Roman" w:hAnsi="Times New Roman" w:cs="Times New Roman"/>
-        </w:rPr>
-        <w:t>`using`</w:t>
-      </w:r>
-      <w:r>
-        <w:rPr>
-          <w:rStyle w:val="NormalTok"/>
-          <w:rFonts w:ascii="Times New Roman" w:hAnsi="Times New Roman" w:cs="Times New Roman"/>
-        </w:rPr>
-        <w:t xml:space="preserve"> parBuffer </w:t>
-      </w:r>
-      <w:r>
-        <w:rPr>
-          <w:rStyle w:val="DecValTok"/>
-          <w:rFonts w:ascii="Times New Roman" w:hAnsi="Times New Roman" w:cs="Times New Roman"/>
-        </w:rPr>
-        <w:t>100</w:t>
-      </w:r>
-      <w:r>
-        <w:rPr>
-          <w:rStyle w:val="NormalTok"/>
-          <w:rFonts w:ascii="Times New Roman" w:hAnsi="Times New Roman" w:cs="Times New Roman"/>
-        </w:rPr>
-        <w:t xml:space="preserve"> rseq</w:t>
-      </w:r>
-    </w:p>
-    <w:p>
-      <w:pPr>
-        <w:pStyle w:val="FirstParagraph"/>
-        <w:rPr>
-          <w:rFonts w:ascii="Times New Roman" w:hAnsi="Times New Roman" w:cs="Times New Roman"/>
-        </w:rPr>
-      </w:pPr>
-      <w:r>
-        <w:rPr>
-          <w:rFonts w:ascii="Times New Roman" w:hAnsi="Times New Roman" w:cs="Times New Roman"/>
-        </w:rPr>
-        <w:t>No locks, mutexes, or semaphores needed. The compiler guarantees thread safety.</w:t>
+        <w:lastRenderedPageBreak/>
+        <w:t>The log analyzer automatically scales to available CPU cores</w:t>
       </w:r>
     </w:p>
     <w:p>
@@ -7949,7 +7510,19 @@
           <w:b/>
           <w:bCs/>
         </w:rPr>
-        <w:t>2. No Race Conditions</w:t>
+        <w:t>No code changes needed</w:t>
+      </w:r>
+      <w:r>
+        <w:rPr>
+          <w:rFonts w:ascii="Times New Roman" w:hAnsi="Times New Roman" w:cs="Times New Roman"/>
+        </w:rPr>
+        <w:t>,</w:t>
+      </w:r>
+      <w:r>
+        <w:rPr>
+          <w:rFonts w:ascii="Times New Roman" w:hAnsi="Times New Roman" w:cs="Times New Roman"/>
+        </w:rPr>
+        <w:t xml:space="preserve"> just compile with parallel runtime flags.</w:t>
       </w:r>
     </w:p>
     <w:p>
@@ -7959,31 +7532,27 @@
           <w:rFonts w:ascii="Times New Roman" w:hAnsi="Times New Roman" w:cs="Times New Roman"/>
         </w:rPr>
       </w:pPr>
-      <w:r>
-        <w:rPr>
-          <w:rFonts w:ascii="Times New Roman" w:hAnsi="Times New Roman" w:cs="Times New Roman"/>
-        </w:rPr>
-        <w:t xml:space="preserve">Race conditions are </w:t>
-      </w:r>
       <w:r>
         <w:rPr>
           <w:rFonts w:ascii="Times New Roman" w:hAnsi="Times New Roman" w:cs="Times New Roman"/>
           <w:b/>
           <w:bCs/>
         </w:rPr>
-        <w:t>impossible</w:t>
-      </w:r>
-      <w:r>
-        <w:rPr>
-          <w:rFonts w:ascii="Times New Roman" w:hAnsi="Times New Roman" w:cs="Times New Roman"/>
-        </w:rPr>
-        <w:t xml:space="preserve"> with immu</w:t>
-      </w:r>
-      <w:r>
-        <w:rPr>
-          <w:rFonts w:ascii="Times New Roman" w:hAnsi="Times New Roman" w:cs="Times New Roman"/>
-        </w:rPr>
-        <w:t>table data:</w:t>
+        <w:t>4. Automatic Work Distribution</w:t>
+      </w:r>
+    </w:p>
+    <w:p>
+      <w:pPr>
+        <w:pStyle w:val="BodyText"/>
+        <w:rPr>
+          <w:rFonts w:ascii="Times New Roman" w:hAnsi="Times New Roman" w:cs="Times New Roman"/>
+        </w:rPr>
+      </w:pPr>
+      <w:r>
+        <w:rPr>
+          <w:rFonts w:ascii="Times New Roman" w:hAnsi="Times New Roman" w:cs="Times New Roman"/>
+        </w:rPr>
+        <w:t>Haskell’s parallel strategies handle work distribution:</w:t>
       </w:r>
     </w:p>
     <w:p>
@@ -7995,78 +7564,51 @@
       </w:pPr>
       <w:r>
         <w:rPr>
+          <w:rStyle w:val="NormalTok"/>
+          <w:rFonts w:ascii="Times New Roman" w:hAnsi="Times New Roman" w:cs="Times New Roman"/>
+        </w:rPr>
+        <w:t xml:space="preserve">parBuffer </w:t>
+      </w:r>
+      <w:r>
+        <w:rPr>
+          <w:rStyle w:val="DecValTok"/>
+          <w:rFonts w:ascii="Times New Roman" w:hAnsi="Times New Roman" w:cs="Times New Roman"/>
+        </w:rPr>
+        <w:t>100</w:t>
+      </w:r>
+      <w:r>
+        <w:rPr>
+          <w:rStyle w:val="NormalTok"/>
+          <w:rFonts w:ascii="Times New Roman" w:hAnsi="Times New Roman" w:cs="Times New Roman"/>
+        </w:rPr>
+        <w:t xml:space="preserve"> rseq  </w:t>
+      </w:r>
+      <w:r>
+        <w:rPr>
           <w:rStyle w:val="CommentTok"/>
           <w:rFonts w:ascii="Times New Roman" w:hAnsi="Times New Roman" w:cs="Times New Roman"/>
         </w:rPr>
-        <w:t>-- Both threads safely read the same entries</w:t>
-      </w:r>
-      <w:r>
-        <w:rPr>
-          <w:rFonts w:ascii="Times New Roman" w:hAnsi="Times New Roman" w:cs="Times New Roman"/>
-        </w:rPr>
-        <w:br/>
-      </w:r>
-      <w:r>
-        <w:rPr>
-          <w:rStyle w:val="KeywordTok"/>
-          <w:rFonts w:ascii="Times New Roman" w:hAnsi="Times New Roman" w:cs="Times New Roman"/>
-        </w:rPr>
-        <w:t>let</w:t>
-      </w:r>
-      <w:r>
-        <w:rPr>
-          <w:rStyle w:val="NormalTok"/>
-          <w:rFonts w:ascii="Times New Roman" w:hAnsi="Times New Roman" w:cs="Times New Roman"/>
-        </w:rPr>
-        <w:t xml:space="preserve"> thread1 </w:t>
-      </w:r>
-      <w:r>
-        <w:rPr>
-          <w:rStyle w:val="OtherTok"/>
-          <w:rFonts w:ascii="Times New Roman" w:hAnsi="Times New Roman" w:cs="Times New Roman"/>
-        </w:rPr>
-        <w:t>=</w:t>
-      </w:r>
-      <w:r>
-        <w:rPr>
-          <w:rStyle w:val="NormalTok"/>
-          <w:rFonts w:ascii="Times New Roman" w:hAnsi="Times New Roman" w:cs="Times New Roman"/>
-        </w:rPr>
-        <w:t xml:space="preserve"> processLogs entries</w:t>
-      </w:r>
-      <w:r>
-        <w:rPr>
-          <w:rFonts w:ascii="Times New Roman" w:hAnsi="Times New Roman" w:cs="Times New Roman"/>
-        </w:rPr>
-        <w:br/>
-      </w:r>
-      <w:r>
-        <w:rPr>
-          <w:rStyle w:val="KeywordTok"/>
-          <w:rFonts w:ascii="Times New Roman" w:hAnsi="Times New Roman" w:cs="Times New Roman"/>
-        </w:rPr>
-        <w:t>let</w:t>
-      </w:r>
-      <w:r>
-        <w:rPr>
-          <w:rStyle w:val="NormalTok"/>
-          <w:rFonts w:ascii="Times New Roman" w:hAnsi="Times New Roman" w:cs="Times New Roman"/>
-        </w:rPr>
-        <w:t xml:space="preserve"> thread2 </w:t>
-      </w:r>
-      <w:r>
-        <w:rPr>
-          <w:rStyle w:val="OtherTok"/>
-          <w:rFonts w:ascii="Times New Roman" w:hAnsi="Times New Roman" w:cs="Times New Roman"/>
-        </w:rPr>
-        <w:t>=</w:t>
-      </w:r>
-      <w:r>
-        <w:rPr>
-          <w:rStyle w:val="NormalTok"/>
-          <w:rFonts w:ascii="Times New Roman" w:hAnsi="Times New Roman" w:cs="Times New Roman"/>
-        </w:rPr>
-        <w:t xml:space="preserve"> computeAnomalies entries</w:t>
+        <w:t>-- Evaluates up to 100 elements in parallel</w:t>
+      </w:r>
+      <w:r>
+        <w:rPr>
+          <w:rFonts w:ascii="Times New Roman" w:hAnsi="Times New Roman" w:cs="Times New Roman"/>
+        </w:rPr>
+        <w:br/>
+      </w:r>
+      <w:r>
+        <w:rPr>
+          <w:rStyle w:val="NormalTok"/>
+          <w:rFonts w:ascii="Times New Roman" w:hAnsi="Times New Roman" w:cs="Times New Roman"/>
+        </w:rPr>
+        <w:t xml:space="preserve">parList rdeepseq    </w:t>
+      </w:r>
+      <w:r>
+        <w:rPr>
+          <w:rStyle w:val="CommentTok"/>
+          <w:rFonts w:ascii="Times New Roman" w:hAnsi="Times New Roman" w:cs="Times New Roman"/>
+        </w:rPr>
+        <w:t>-- Fully evaluates list in parallel</w:t>
       </w:r>
     </w:p>
     <w:p>
@@ -8080,178 +7622,7 @@
         <w:rPr>
           <w:rFonts w:ascii="Times New Roman" w:hAnsi="Times New Roman" w:cs="Times New Roman"/>
         </w:rPr>
-        <w:t>In imperative languages, this would require careful locking to prevent data corruption.</w:t>
-      </w:r>
-    </w:p>
-    <w:p>
-      <w:pPr>
-        <w:pStyle w:val="BodyText"/>
-        <w:rPr>
-          <w:rFonts w:ascii="Times New Roman" w:hAnsi="Times New Roman" w:cs="Times New Roman"/>
-        </w:rPr>
-      </w:pPr>
-      <w:r>
-        <w:rPr>
-          <w:rFonts w:ascii="Times New Roman" w:hAnsi="Times New Roman" w:cs="Times New Roman"/>
-          <w:b/>
-          <w:bCs/>
-        </w:rPr>
-        <w:t>3. Scalability</w:t>
-      </w:r>
-    </w:p>
-    <w:p>
-      <w:pPr>
-        <w:pStyle w:val="BodyText"/>
-        <w:rPr>
-          <w:rFonts w:ascii="Times New Roman" w:hAnsi="Times New Roman" w:cs="Times New Roman"/>
-        </w:rPr>
-      </w:pPr>
-      <w:r>
-        <w:rPr>
-          <w:rFonts w:ascii="Times New Roman" w:hAnsi="Times New Roman" w:cs="Times New Roman"/>
-        </w:rPr>
-        <w:lastRenderedPageBreak/>
-        <w:t>The log analyzer automa</w:t>
-      </w:r>
-      <w:r>
-        <w:rPr>
-          <w:rFonts w:ascii="Times New Roman" w:hAnsi="Times New Roman" w:cs="Times New Roman"/>
-        </w:rPr>
-        <w:t>tically scales to available CPU cores</w:t>
-      </w:r>
-    </w:p>
-    <w:p>
-      <w:pPr>
-        <w:pStyle w:val="BodyText"/>
-        <w:rPr>
-          <w:rFonts w:ascii="Times New Roman" w:hAnsi="Times New Roman" w:cs="Times New Roman"/>
-        </w:rPr>
-      </w:pPr>
-      <w:r>
-        <w:rPr>
-          <w:rFonts w:ascii="Times New Roman" w:hAnsi="Times New Roman" w:cs="Times New Roman"/>
-          <w:b/>
-          <w:bCs/>
-        </w:rPr>
-        <w:t>No code changes needed</w:t>
-      </w:r>
-      <w:r>
-        <w:rPr>
-          <w:rFonts w:ascii="Times New Roman" w:hAnsi="Times New Roman" w:cs="Times New Roman"/>
-        </w:rPr>
-        <w:t>,</w:t>
-      </w:r>
-      <w:r>
-        <w:rPr>
-          <w:rFonts w:ascii="Times New Roman" w:hAnsi="Times New Roman" w:cs="Times New Roman"/>
-        </w:rPr>
-        <w:t xml:space="preserve"> just compile with parallel runtime flags.</w:t>
-      </w:r>
-    </w:p>
-    <w:p>
-      <w:pPr>
-        <w:pStyle w:val="BodyText"/>
-        <w:rPr>
-          <w:rFonts w:ascii="Times New Roman" w:hAnsi="Times New Roman" w:cs="Times New Roman"/>
-        </w:rPr>
-      </w:pPr>
-      <w:r>
-        <w:rPr>
-          <w:rFonts w:ascii="Times New Roman" w:hAnsi="Times New Roman" w:cs="Times New Roman"/>
-          <w:b/>
-          <w:bCs/>
-        </w:rPr>
-        <w:t>4. Automatic Work Distribution</w:t>
-      </w:r>
-    </w:p>
-    <w:p>
-      <w:pPr>
-        <w:pStyle w:val="BodyText"/>
-        <w:rPr>
-          <w:rFonts w:ascii="Times New Roman" w:hAnsi="Times New Roman" w:cs="Times New Roman"/>
-        </w:rPr>
-      </w:pPr>
-      <w:r>
-        <w:rPr>
-          <w:rFonts w:ascii="Times New Roman" w:hAnsi="Times New Roman" w:cs="Times New Roman"/>
-        </w:rPr>
-        <w:t>Haskell’s parallel strategies handle work distribution:</w:t>
-      </w:r>
-    </w:p>
-    <w:p>
-      <w:pPr>
-        <w:pStyle w:val="SourceCode"/>
-        <w:rPr>
-          <w:rFonts w:ascii="Times New Roman" w:hAnsi="Times New Roman" w:cs="Times New Roman"/>
-        </w:rPr>
-      </w:pPr>
-      <w:r>
-        <w:rPr>
-          <w:rStyle w:val="NormalTok"/>
-          <w:rFonts w:ascii="Times New Roman" w:hAnsi="Times New Roman" w:cs="Times New Roman"/>
-        </w:rPr>
-        <w:t xml:space="preserve">parBuffer </w:t>
-      </w:r>
-      <w:r>
-        <w:rPr>
-          <w:rStyle w:val="DecValTok"/>
-          <w:rFonts w:ascii="Times New Roman" w:hAnsi="Times New Roman" w:cs="Times New Roman"/>
-        </w:rPr>
-        <w:t>100</w:t>
-      </w:r>
-      <w:r>
-        <w:rPr>
-          <w:rStyle w:val="NormalTok"/>
-          <w:rFonts w:ascii="Times New Roman" w:hAnsi="Times New Roman" w:cs="Times New Roman"/>
-        </w:rPr>
-        <w:t xml:space="preserve"> rseq  </w:t>
-      </w:r>
-      <w:r>
-        <w:rPr>
-          <w:rStyle w:val="CommentTok"/>
-          <w:rFonts w:ascii="Times New Roman" w:hAnsi="Times New Roman" w:cs="Times New Roman"/>
-        </w:rPr>
-        <w:t>-- Evaluates up to 100 elements in parallel</w:t>
-      </w:r>
-      <w:r>
-        <w:rPr>
-          <w:rFonts w:ascii="Times New Roman" w:hAnsi="Times New Roman" w:cs="Times New Roman"/>
-        </w:rPr>
-        <w:br/>
-      </w:r>
-      <w:r>
-        <w:rPr>
-          <w:rStyle w:val="NormalTok"/>
-          <w:rFonts w:ascii="Times New Roman" w:hAnsi="Times New Roman" w:cs="Times New Roman"/>
-        </w:rPr>
-        <w:t xml:space="preserve">parList rdeepseq    </w:t>
-      </w:r>
-      <w:r>
-        <w:rPr>
-          <w:rStyle w:val="CommentTok"/>
-          <w:rFonts w:ascii="Times New Roman" w:hAnsi="Times New Roman" w:cs="Times New Roman"/>
-        </w:rPr>
-        <w:t>-- Fully evaluates list in parallel</w:t>
-      </w:r>
-    </w:p>
-    <w:p>
-      <w:pPr>
-        <w:pStyle w:val="FirstParagraph"/>
-        <w:rPr>
-          <w:rFonts w:ascii="Times New Roman" w:hAnsi="Times New Roman" w:cs="Times New Roman"/>
-        </w:rPr>
-      </w:pPr>
-      <w:r>
-        <w:rPr>
-          <w:rFonts w:ascii="Times New Roman" w:hAnsi="Times New Roman" w:cs="Times New Roman"/>
-        </w:rPr>
-        <w:t>The r</w:t>
-      </w:r>
-      <w:r>
-        <w:rPr>
-          <w:rFonts w:ascii="Times New Roman" w:hAnsi="Times New Roman" w:cs="Times New Roman"/>
-        </w:rPr>
-        <w:t>untime system manages thread pools, work stealing, and load balancing.</w:t>
+        <w:t>The runtime system manages thread pools, work stealing, and load balancing.</w:t>
       </w:r>
     </w:p>
     <w:p>
@@ -8262,8 +7633,8 @@
           <w:color w:val="auto"/>
         </w:rPr>
       </w:pPr>
-      <w:bookmarkStart w:id="28" w:name="industrial-use-cases"/>
-      <w:bookmarkEnd w:id="27"/>
+      <w:bookmarkStart w:id="29" w:name="industrial-use-cases"/>
+      <w:bookmarkEnd w:id="28"/>
       <w:r>
         <w:rPr>
           <w:rFonts w:ascii="Times New Roman" w:hAnsi="Times New Roman" w:cs="Times New Roman"/>
@@ -8337,13 +7708,7 @@
         <w:rPr>
           <w:rFonts w:ascii="Times New Roman" w:hAnsi="Times New Roman" w:cs="Times New Roman"/>
         </w:rPr>
-        <w:t>: Analyze traffic trends for infras</w:t>
-      </w:r>
-      <w:r>
-        <w:rPr>
-          <w:rFonts w:ascii="Times New Roman" w:hAnsi="Times New Roman" w:cs="Times New Roman"/>
-        </w:rPr>
-        <w:t>tructure scaling</w:t>
+        <w:t>: Analyze traffic trends for infrastructure scaling</w:t>
       </w:r>
     </w:p>
     <w:p>
@@ -8557,13 +7922,7 @@
         <w:rPr>
           <w:rFonts w:ascii="Times New Roman" w:hAnsi="Times New Roman" w:cs="Times New Roman"/>
         </w:rPr>
-        <w:t>: Ident</w:t>
-      </w:r>
-      <w:r>
-        <w:rPr>
-          <w:rFonts w:ascii="Times New Roman" w:hAnsi="Times New Roman" w:cs="Times New Roman"/>
-        </w:rPr>
-        <w:t>ify slow endpoints and bottlenecks</w:t>
+        <w:t>: Identify slow endpoints and bottlenecks</w:t>
       </w:r>
     </w:p>
     <w:p>
@@ -8574,8 +7933,8 @@
           <w:color w:val="auto"/>
         </w:rPr>
       </w:pPr>
-      <w:bookmarkStart w:id="29" w:name="comparison-with-imperative-approaches"/>
-      <w:bookmarkEnd w:id="28"/>
+      <w:bookmarkStart w:id="30" w:name="comparison-with-imperative-approaches"/>
+      <w:bookmarkEnd w:id="29"/>
       <w:r>
         <w:rPr>
           <w:rFonts w:ascii="Times New Roman" w:hAnsi="Times New Roman" w:cs="Times New Roman"/>
@@ -8677,7 +8036,6 @@
                 <w:rFonts w:ascii="Times New Roman" w:hAnsi="Times New Roman" w:cs="Times New Roman"/>
               </w:rPr>
             </w:pPr>
-            <w:bookmarkStart w:id="30" w:name="_GoBack" w:colFirst="0" w:colLast="0"/>
             <w:r>
               <w:rPr>
                 <w:rFonts w:ascii="Times New Roman" w:hAnsi="Times New Roman" w:cs="Times New Roman"/>
@@ -8986,13 +8344,7 @@
               <w:rPr>
                 <w:rFonts w:ascii="Times New Roman" w:hAnsi="Times New Roman" w:cs="Times New Roman"/>
               </w:rPr>
-              <w:t>Runtime error</w:t>
-            </w:r>
-            <w:r>
-              <w:rPr>
-                <w:rFonts w:ascii="Times New Roman" w:hAnsi="Times New Roman" w:cs="Times New Roman"/>
-              </w:rPr>
-              <w:t>s common</w:t>
+              <w:t>Runtime errors common</w:t>
             </w:r>
           </w:p>
         </w:tc>
@@ -9070,10 +8422,9 @@
       </w:pPr>
       <w:bookmarkStart w:id="31" w:name="references"/>
       <w:bookmarkEnd w:id="0"/>
-      <w:bookmarkEnd w:id="25"/>
-      <w:bookmarkEnd w:id="29"/>
+      <w:bookmarkEnd w:id="26"/>
+      <w:bookmarkEnd w:id="30"/>
       <w:bookmarkEnd w:id="31"/>
-      <w:bookmarkEnd w:id="30"/>
     </w:p>
     <w:sectPr>
       <w:pgSz w:w="12240" w:h="15840"/>
@@ -9661,6 +9012,13 @@
     <w:lsdException w:name="Placeholder Text" w:semiHidden="1"/>
     <w:lsdException w:name="Light Shading"/>
     <w:lsdException w:name="Light List"/>
+    <w:lsdException w:name="Light Grid"/>
+    <w:lsdException w:name="Medium Shading 1"/>
+    <w:lsdException w:name="Medium Shading 2"/>
+    <w:lsdException w:name="Medium List 1"/>
+    <w:lsdException w:name="Medium List 2"/>
+    <w:lsdException w:name="Medium Grid 1"/>
+    <w:lsdException w:name="Medium Grid 2"/>
     <w:lsdException w:name="Medium Grid 3"/>
     <w:lsdException w:name="Dark List"/>
     <w:lsdException w:name="Colorful Shading"/>

--- a/docs/Report.docx
+++ b/docs/Report.docx
@@ -89,7 +89,21 @@
         <w:rPr>
           <w:rFonts w:ascii="Times New Roman" w:hAnsi="Times New Roman" w:cs="Times New Roman"/>
         </w:rPr>
-        <w:t>EG/2020/3994 - Jayathilake HACP</w:t>
+        <w:t xml:space="preserve">EG/2020/3994 - </w:t>
+      </w:r>
+      <w:proofErr w:type="spellStart"/>
+      <w:r>
+        <w:rPr>
+          <w:rFonts w:ascii="Times New Roman" w:hAnsi="Times New Roman" w:cs="Times New Roman"/>
+        </w:rPr>
+        <w:t>Jayathilake</w:t>
+      </w:r>
+      <w:proofErr w:type="spellEnd"/>
+      <w:r>
+        <w:rPr>
+          <w:rFonts w:ascii="Times New Roman" w:hAnsi="Times New Roman" w:cs="Times New Roman"/>
+        </w:rPr>
+        <w:t xml:space="preserve"> HACP</w:t>
       </w:r>
     </w:p>
     <w:p>
@@ -107,7 +121,21 @@
         <w:rPr>
           <w:rFonts w:ascii="Times New Roman" w:hAnsi="Times New Roman" w:cs="Times New Roman"/>
         </w:rPr>
-        <w:t>EG/2020/3996 - Jayawardhana MVTI</w:t>
+        <w:t xml:space="preserve">EG/2020/3996 - </w:t>
+      </w:r>
+      <w:proofErr w:type="spellStart"/>
+      <w:r>
+        <w:rPr>
+          <w:rFonts w:ascii="Times New Roman" w:hAnsi="Times New Roman" w:cs="Times New Roman"/>
+        </w:rPr>
+        <w:t>Jayawardhana</w:t>
+      </w:r>
+      <w:proofErr w:type="spellEnd"/>
+      <w:r>
+        <w:rPr>
+          <w:rFonts w:ascii="Times New Roman" w:hAnsi="Times New Roman" w:cs="Times New Roman"/>
+        </w:rPr>
+        <w:t xml:space="preserve"> MVTI</w:t>
       </w:r>
     </w:p>
     <w:p>
@@ -125,7 +153,21 @@
         <w:rPr>
           <w:rFonts w:ascii="Times New Roman" w:hAnsi="Times New Roman" w:cs="Times New Roman"/>
         </w:rPr>
-        <w:t>EG/2020/4040 - Lakpahana AGS</w:t>
+        <w:t xml:space="preserve">EG/2020/4040 - </w:t>
+      </w:r>
+      <w:proofErr w:type="spellStart"/>
+      <w:r>
+        <w:rPr>
+          <w:rFonts w:ascii="Times New Roman" w:hAnsi="Times New Roman" w:cs="Times New Roman"/>
+        </w:rPr>
+        <w:t>Lakpahana</w:t>
+      </w:r>
+      <w:proofErr w:type="spellEnd"/>
+      <w:r>
+        <w:rPr>
+          <w:rFonts w:ascii="Times New Roman" w:hAnsi="Times New Roman" w:cs="Times New Roman"/>
+        </w:rPr>
+        <w:t xml:space="preserve"> AGS</w:t>
       </w:r>
     </w:p>
     <w:p>
@@ -193,8 +235,8 @@
       <w:pPr>
         <w:pStyle w:val="Compact"/>
         <w:rPr>
-          <w:rFonts w:ascii="Times New Roman" w:hAnsi="Times New Roman" w:cs="Times New Roman"/>
-          <w:color w:val="4F81BD" w:themeColor="accent1"/>
+          <w:rStyle w:val="Hyperlink"/>
+          <w:rFonts w:ascii="Times New Roman" w:hAnsi="Times New Roman" w:cs="Times New Roman"/>
         </w:rPr>
       </w:pPr>
       <w:r>
@@ -217,13 +259,95 @@
     </w:p>
     <w:p>
       <w:pPr>
+        <w:pStyle w:val="Compact"/>
+        <w:rPr>
+          <w:rFonts w:ascii="Times New Roman" w:hAnsi="Times New Roman" w:cs="Times New Roman"/>
+          <w:color w:val="4F81BD" w:themeColor="accent1"/>
+        </w:rPr>
+      </w:pPr>
+      <w:r>
+        <w:rPr>
+          <w:rFonts w:ascii="Times New Roman" w:hAnsi="Times New Roman" w:cs="Times New Roman"/>
+          <w:b/>
+          <w:bCs/>
+        </w:rPr>
+        <w:t>Yo</w:t>
+      </w:r>
+      <w:r>
+        <w:rPr>
+          <w:rFonts w:ascii="Times New Roman" w:hAnsi="Times New Roman" w:cs="Times New Roman"/>
+          <w:b/>
+          <w:bCs/>
+        </w:rPr>
+        <w:t>uTube V</w:t>
+      </w:r>
+      <w:r>
+        <w:rPr>
+          <w:rFonts w:ascii="Times New Roman" w:hAnsi="Times New Roman" w:cs="Times New Roman"/>
+          <w:b/>
+          <w:bCs/>
+        </w:rPr>
+        <w:t>i</w:t>
+      </w:r>
+      <w:r>
+        <w:rPr>
+          <w:rFonts w:ascii="Times New Roman" w:hAnsi="Times New Roman" w:cs="Times New Roman"/>
+          <w:b/>
+          <w:bCs/>
+        </w:rPr>
+        <w:t>deo</w:t>
+      </w:r>
+      <w:r>
+        <w:rPr>
+          <w:rFonts w:ascii="Times New Roman" w:hAnsi="Times New Roman" w:cs="Times New Roman"/>
+          <w:color w:val="4F81BD" w:themeColor="accent1"/>
+        </w:rPr>
+        <w:t xml:space="preserve">: </w:t>
+      </w:r>
+      <w:hyperlink r:id="rId9" w:history="1">
+        <w:r>
+          <w:rPr>
+            <w:rStyle w:val="Hyperlink"/>
+            <w:rFonts w:ascii="Times New Roman" w:hAnsi="Times New Roman" w:cs="Times New Roman"/>
+          </w:rPr>
+          <w:t>https://youtu.be/S7JR83</w:t>
+        </w:r>
+        <w:bookmarkStart w:id="3" w:name="_GoBack"/>
+        <w:bookmarkEnd w:id="3"/>
+        <w:r>
+          <w:rPr>
+            <w:rStyle w:val="Hyperlink"/>
+            <w:rFonts w:ascii="Times New Roman" w:hAnsi="Times New Roman" w:cs="Times New Roman"/>
+          </w:rPr>
+          <w:t>t</w:t>
+        </w:r>
+        <w:r>
+          <w:rPr>
+            <w:rStyle w:val="Hyperlink"/>
+            <w:rFonts w:ascii="Times New Roman" w:hAnsi="Times New Roman" w:cs="Times New Roman"/>
+          </w:rPr>
+          <w:t>jYH4</w:t>
+        </w:r>
+      </w:hyperlink>
+    </w:p>
+    <w:p>
+      <w:pPr>
+        <w:pStyle w:val="Compact"/>
+        <w:rPr>
+          <w:rFonts w:ascii="Times New Roman" w:hAnsi="Times New Roman" w:cs="Times New Roman"/>
+          <w:color w:val="4F81BD" w:themeColor="accent1"/>
+        </w:rPr>
+      </w:pPr>
+    </w:p>
+    <w:p>
+      <w:pPr>
         <w:pStyle w:val="Heading2"/>
         <w:rPr>
           <w:rFonts w:ascii="Times New Roman" w:hAnsi="Times New Roman" w:cs="Times New Roman"/>
           <w:color w:val="auto"/>
         </w:rPr>
       </w:pPr>
-      <w:bookmarkStart w:id="3" w:name="X84ae5307afdcb91e5cb9cf377f77256e37799e6"/>
+      <w:bookmarkStart w:id="4" w:name="X84ae5307afdcb91e5cb9cf377f77256e37799e6"/>
       <w:bookmarkEnd w:id="1"/>
       <w:bookmarkEnd w:id="2"/>
       <w:r>
@@ -242,7 +366,7 @@
           <w:color w:val="auto"/>
         </w:rPr>
       </w:pPr>
-      <w:bookmarkStart w:id="4" w:name="real-world-context"/>
+      <w:bookmarkStart w:id="5" w:name="real-world-context"/>
       <w:r>
         <w:rPr>
           <w:rFonts w:ascii="Times New Roman" w:hAnsi="Times New Roman" w:cs="Times New Roman"/>
@@ -391,8 +515,8 @@
           <w:color w:val="auto"/>
         </w:rPr>
       </w:pPr>
-      <w:bookmarkStart w:id="5" w:name="industrial-challenges"/>
-      <w:bookmarkEnd w:id="4"/>
+      <w:bookmarkStart w:id="6" w:name="industrial-challenges"/>
+      <w:bookmarkEnd w:id="5"/>
       <w:r>
         <w:rPr>
           <w:rFonts w:ascii="Times New Roman" w:hAnsi="Times New Roman" w:cs="Times New Roman"/>
@@ -527,8 +651,8 @@
           <w:color w:val="auto"/>
         </w:rPr>
       </w:pPr>
-      <w:bookmarkStart w:id="6" w:name="our-functional-solution"/>
-      <w:bookmarkEnd w:id="5"/>
+      <w:bookmarkStart w:id="7" w:name="our-functional-solution"/>
+      <w:bookmarkEnd w:id="6"/>
       <w:r>
         <w:rPr>
           <w:rFonts w:ascii="Times New Roman" w:hAnsi="Times New Roman" w:cs="Times New Roman"/>
@@ -652,6 +776,7 @@
         <w:rPr>
           <w:rFonts w:ascii="Times New Roman" w:hAnsi="Times New Roman" w:cs="Times New Roman"/>
         </w:rPr>
+        <w:lastRenderedPageBreak/>
         <w:t>The analyzer processes Apache/Nginx Combined Log Format, extracting metrics such as traffic patterns, error distributions, anomaly detection, and user session analysis.</w:t>
       </w:r>
     </w:p>
@@ -663,15 +788,14 @@
           <w:color w:val="auto"/>
         </w:rPr>
       </w:pPr>
-      <w:bookmarkStart w:id="7" w:name="functional-design"/>
-      <w:bookmarkEnd w:id="3"/>
-      <w:bookmarkEnd w:id="6"/>
+      <w:bookmarkStart w:id="8" w:name="functional-design"/>
+      <w:bookmarkEnd w:id="4"/>
+      <w:bookmarkEnd w:id="7"/>
       <w:r>
         <w:rPr>
           <w:rFonts w:ascii="Times New Roman" w:hAnsi="Times New Roman" w:cs="Times New Roman"/>
           <w:color w:val="auto"/>
         </w:rPr>
-        <w:lastRenderedPageBreak/>
         <w:t>2. Functional Design</w:t>
       </w:r>
     </w:p>
@@ -683,7 +807,7 @@
           <w:color w:val="auto"/>
         </w:rPr>
       </w:pPr>
-      <w:bookmarkStart w:id="8" w:name="system-architecture"/>
+      <w:bookmarkStart w:id="9" w:name="system-architecture"/>
       <w:r>
         <w:rPr>
           <w:rFonts w:ascii="Times New Roman" w:hAnsi="Times New Roman" w:cs="Times New Roman"/>
@@ -749,7 +873,7 @@
                     <pic:cNvPicPr/>
                   </pic:nvPicPr>
                   <pic:blipFill>
-                    <a:blip r:embed="rId9"/>
+                    <a:blip r:embed="rId10"/>
                     <a:stretch>
                       <a:fillRect/>
                     </a:stretch>
@@ -814,8 +938,8 @@
           <w:color w:val="auto"/>
         </w:rPr>
       </w:pPr>
-      <w:bookmarkStart w:id="9" w:name="core-data-types-adts"/>
-      <w:bookmarkEnd w:id="8"/>
+      <w:bookmarkStart w:id="10" w:name="core-data-types-adts"/>
+      <w:bookmarkEnd w:id="9"/>
       <w:r>
         <w:rPr>
           <w:rFonts w:ascii="Times New Roman" w:hAnsi="Times New Roman" w:cs="Times New Roman"/>
@@ -991,8 +1115,8 @@
         </w:rPr>
         <w:t>: Aggregated analysis results with strict evaluation for parallel processing.</w:t>
       </w:r>
-      <w:bookmarkStart w:id="10" w:name="main-functions-with-type-signatures"/>
-      <w:bookmarkEnd w:id="9"/>
+      <w:bookmarkStart w:id="11" w:name="main-functions-with-type-signatures"/>
+      <w:bookmarkEnd w:id="10"/>
     </w:p>
     <w:p>
       <w:pPr>
@@ -1038,6 +1162,7 @@
           <w:rStyle w:val="CommentTok"/>
           <w:rFonts w:ascii="Times New Roman" w:hAnsi="Times New Roman" w:cs="Times New Roman"/>
         </w:rPr>
+        <w:lastRenderedPageBreak/>
         <w:t>-- Parse a single log line using regex pattern matching</w:t>
       </w:r>
       <w:r>
@@ -1046,12 +1171,21 @@
         </w:rPr>
         <w:br/>
       </w:r>
-      <w:r>
-        <w:rPr>
-          <w:rStyle w:val="OtherTok"/>
-          <w:rFonts w:ascii="Times New Roman" w:hAnsi="Times New Roman" w:cs="Times New Roman"/>
-        </w:rPr>
-        <w:t>parseLogLine ::</w:t>
+      <w:proofErr w:type="spellStart"/>
+      <w:r>
+        <w:rPr>
+          <w:rStyle w:val="OtherTok"/>
+          <w:rFonts w:ascii="Times New Roman" w:hAnsi="Times New Roman" w:cs="Times New Roman"/>
+        </w:rPr>
+        <w:t>parseLogLine</w:t>
+      </w:r>
+      <w:proofErr w:type="spellEnd"/>
+      <w:r>
+        <w:rPr>
+          <w:rStyle w:val="OtherTok"/>
+          <w:rFonts w:ascii="Times New Roman" w:hAnsi="Times New Roman" w:cs="Times New Roman"/>
+        </w:rPr>
+        <w:t xml:space="preserve"> ::</w:t>
       </w:r>
       <w:r>
         <w:rPr>
@@ -1102,6 +1236,7 @@
         </w:rPr>
         <w:t xml:space="preserve"> </w:t>
       </w:r>
+      <w:proofErr w:type="spellStart"/>
       <w:r>
         <w:rPr>
           <w:rStyle w:val="DataTypeTok"/>
@@ -1109,6 +1244,7 @@
         </w:rPr>
         <w:t>LogEntry</w:t>
       </w:r>
+      <w:proofErr w:type="spellEnd"/>
       <w:r>
         <w:rPr>
           <w:rFonts w:ascii="Times New Roman" w:hAnsi="Times New Roman" w:cs="Times New Roman"/>
@@ -1119,7 +1255,6 @@
         <w:rPr>
           <w:rFonts w:ascii="Times New Roman" w:hAnsi="Times New Roman" w:cs="Times New Roman"/>
         </w:rPr>
-        <w:lastRenderedPageBreak/>
         <w:br/>
       </w:r>
       <w:r>
@@ -1135,12 +1270,21 @@
         </w:rPr>
         <w:br/>
       </w:r>
-      <w:r>
-        <w:rPr>
-          <w:rStyle w:val="OtherTok"/>
-          <w:rFonts w:ascii="Times New Roman" w:hAnsi="Times New Roman" w:cs="Times New Roman"/>
-        </w:rPr>
-        <w:t>parseLogFile ::</w:t>
+      <w:proofErr w:type="spellStart"/>
+      <w:r>
+        <w:rPr>
+          <w:rStyle w:val="OtherTok"/>
+          <w:rFonts w:ascii="Times New Roman" w:hAnsi="Times New Roman" w:cs="Times New Roman"/>
+        </w:rPr>
+        <w:t>parseLogFile</w:t>
+      </w:r>
+      <w:proofErr w:type="spellEnd"/>
+      <w:r>
+        <w:rPr>
+          <w:rStyle w:val="OtherTok"/>
+          <w:rFonts w:ascii="Times New Roman" w:hAnsi="Times New Roman" w:cs="Times New Roman"/>
+        </w:rPr>
+        <w:t xml:space="preserve"> ::</w:t>
       </w:r>
       <w:r>
         <w:rPr>
@@ -1177,6 +1321,7 @@
         </w:rPr>
         <w:t xml:space="preserve"> [</w:t>
       </w:r>
+      <w:proofErr w:type="spellStart"/>
       <w:r>
         <w:rPr>
           <w:rStyle w:val="DataTypeTok"/>
@@ -1184,6 +1329,7 @@
         </w:rPr>
         <w:t>LogEntry</w:t>
       </w:r>
+      <w:proofErr w:type="spellEnd"/>
       <w:r>
         <w:rPr>
           <w:rStyle w:val="NormalTok"/>
@@ -1216,12 +1362,21 @@
         </w:rPr>
         <w:br/>
       </w:r>
-      <w:r>
-        <w:rPr>
-          <w:rStyle w:val="OtherTok"/>
-          <w:rFonts w:ascii="Times New Roman" w:hAnsi="Times New Roman" w:cs="Times New Roman"/>
-        </w:rPr>
-        <w:t>parseLogFileWithStats ::</w:t>
+      <w:proofErr w:type="spellStart"/>
+      <w:r>
+        <w:rPr>
+          <w:rStyle w:val="OtherTok"/>
+          <w:rFonts w:ascii="Times New Roman" w:hAnsi="Times New Roman" w:cs="Times New Roman"/>
+        </w:rPr>
+        <w:t>parseLogFileWithStats</w:t>
+      </w:r>
+      <w:proofErr w:type="spellEnd"/>
+      <w:r>
+        <w:rPr>
+          <w:rStyle w:val="OtherTok"/>
+          <w:rFonts w:ascii="Times New Roman" w:hAnsi="Times New Roman" w:cs="Times New Roman"/>
+        </w:rPr>
+        <w:t xml:space="preserve"> ::</w:t>
       </w:r>
       <w:r>
         <w:rPr>
@@ -1258,6 +1413,7 @@
         </w:rPr>
         <w:t xml:space="preserve"> ([</w:t>
       </w:r>
+      <w:proofErr w:type="spellStart"/>
       <w:r>
         <w:rPr>
           <w:rStyle w:val="DataTypeTok"/>
@@ -1265,6 +1421,7 @@
         </w:rPr>
         <w:t>LogEntry</w:t>
       </w:r>
+      <w:proofErr w:type="spellEnd"/>
       <w:r>
         <w:rPr>
           <w:rStyle w:val="NormalTok"/>
@@ -1325,12 +1482,21 @@
         </w:rPr>
         <w:br/>
       </w:r>
-      <w:r>
-        <w:rPr>
-          <w:rStyle w:val="OtherTok"/>
-          <w:rFonts w:ascii="Times New Roman" w:hAnsi="Times New Roman" w:cs="Times New Roman"/>
-        </w:rPr>
-        <w:t>parseTimestamp ::</w:t>
+      <w:proofErr w:type="spellStart"/>
+      <w:r>
+        <w:rPr>
+          <w:rStyle w:val="OtherTok"/>
+          <w:rFonts w:ascii="Times New Roman" w:hAnsi="Times New Roman" w:cs="Times New Roman"/>
+        </w:rPr>
+        <w:t>parseTimestamp</w:t>
+      </w:r>
+      <w:proofErr w:type="spellEnd"/>
+      <w:r>
+        <w:rPr>
+          <w:rStyle w:val="OtherTok"/>
+          <w:rFonts w:ascii="Times New Roman" w:hAnsi="Times New Roman" w:cs="Times New Roman"/>
+        </w:rPr>
+        <w:t xml:space="preserve"> ::</w:t>
       </w:r>
       <w:r>
         <w:rPr>
@@ -1381,6 +1547,7 @@
         </w:rPr>
         <w:t xml:space="preserve"> </w:t>
       </w:r>
+      <w:proofErr w:type="spellStart"/>
       <w:r>
         <w:rPr>
           <w:rStyle w:val="DataTypeTok"/>
@@ -1388,6 +1555,7 @@
         </w:rPr>
         <w:t>UTCTime</w:t>
       </w:r>
+      <w:proofErr w:type="spellEnd"/>
       <w:r>
         <w:rPr>
           <w:rFonts w:ascii="Times New Roman" w:hAnsi="Times New Roman" w:cs="Times New Roman"/>
@@ -1413,12 +1581,21 @@
         </w:rPr>
         <w:br/>
       </w:r>
-      <w:r>
-        <w:rPr>
-          <w:rStyle w:val="OtherTok"/>
-          <w:rFonts w:ascii="Times New Roman" w:hAnsi="Times New Roman" w:cs="Times New Roman"/>
-        </w:rPr>
-        <w:t>parseMethod ::</w:t>
+      <w:proofErr w:type="spellStart"/>
+      <w:r>
+        <w:rPr>
+          <w:rStyle w:val="OtherTok"/>
+          <w:rFonts w:ascii="Times New Roman" w:hAnsi="Times New Roman" w:cs="Times New Roman"/>
+        </w:rPr>
+        <w:t>parseMethod</w:t>
+      </w:r>
+      <w:proofErr w:type="spellEnd"/>
+      <w:r>
+        <w:rPr>
+          <w:rStyle w:val="OtherTok"/>
+          <w:rFonts w:ascii="Times New Roman" w:hAnsi="Times New Roman" w:cs="Times New Roman"/>
+        </w:rPr>
+        <w:t xml:space="preserve"> ::</w:t>
       </w:r>
       <w:r>
         <w:rPr>
@@ -1469,6 +1646,7 @@
         </w:rPr>
         <w:t xml:space="preserve"> </w:t>
       </w:r>
+      <w:proofErr w:type="spellStart"/>
       <w:r>
         <w:rPr>
           <w:rStyle w:val="DataTypeTok"/>
@@ -1476,6 +1654,7 @@
         </w:rPr>
         <w:t>HttpMethod</w:t>
       </w:r>
+      <w:proofErr w:type="spellEnd"/>
     </w:p>
     <w:p>
       <w:pPr>
@@ -1513,12 +1692,21 @@
         </w:rPr>
         <w:br/>
       </w:r>
-      <w:r>
-        <w:rPr>
-          <w:rStyle w:val="OtherTok"/>
-          <w:rFonts w:ascii="Times New Roman" w:hAnsi="Times New Roman" w:cs="Times New Roman"/>
-        </w:rPr>
-        <w:t>countByLevel ::</w:t>
+      <w:proofErr w:type="spellStart"/>
+      <w:r>
+        <w:rPr>
+          <w:rStyle w:val="OtherTok"/>
+          <w:rFonts w:ascii="Times New Roman" w:hAnsi="Times New Roman" w:cs="Times New Roman"/>
+        </w:rPr>
+        <w:t>countByLevel</w:t>
+      </w:r>
+      <w:proofErr w:type="spellEnd"/>
+      <w:r>
+        <w:rPr>
+          <w:rStyle w:val="OtherTok"/>
+          <w:rFonts w:ascii="Times New Roman" w:hAnsi="Times New Roman" w:cs="Times New Roman"/>
+        </w:rPr>
+        <w:t xml:space="preserve"> ::</w:t>
       </w:r>
       <w:r>
         <w:rPr>
@@ -1527,6 +1715,7 @@
         </w:rPr>
         <w:t xml:space="preserve"> [</w:t>
       </w:r>
+      <w:proofErr w:type="spellStart"/>
       <w:r>
         <w:rPr>
           <w:rStyle w:val="DataTypeTok"/>
@@ -1534,6 +1723,7 @@
         </w:rPr>
         <w:t>LogEntry</w:t>
       </w:r>
+      <w:proofErr w:type="spellEnd"/>
       <w:r>
         <w:rPr>
           <w:rStyle w:val="NormalTok"/>
@@ -1569,6 +1759,7 @@
         </w:rPr>
         <w:t xml:space="preserve"> </w:t>
       </w:r>
+      <w:proofErr w:type="spellStart"/>
       <w:r>
         <w:rPr>
           <w:rStyle w:val="DataTypeTok"/>
@@ -1576,6 +1767,7 @@
         </w:rPr>
         <w:t>StatusCategory</w:t>
       </w:r>
+      <w:proofErr w:type="spellEnd"/>
       <w:r>
         <w:rPr>
           <w:rStyle w:val="NormalTok"/>
@@ -1615,12 +1807,21 @@
         </w:rPr>
         <w:br/>
       </w:r>
-      <w:r>
-        <w:rPr>
-          <w:rStyle w:val="OtherTok"/>
-          <w:rFonts w:ascii="Times New Roman" w:hAnsi="Times New Roman" w:cs="Times New Roman"/>
-        </w:rPr>
-        <w:t>topIPs ::</w:t>
+      <w:proofErr w:type="spellStart"/>
+      <w:r>
+        <w:rPr>
+          <w:rStyle w:val="OtherTok"/>
+          <w:rFonts w:ascii="Times New Roman" w:hAnsi="Times New Roman" w:cs="Times New Roman"/>
+        </w:rPr>
+        <w:t>topIPs</w:t>
+      </w:r>
+      <w:proofErr w:type="spellEnd"/>
+      <w:r>
+        <w:rPr>
+          <w:rStyle w:val="OtherTok"/>
+          <w:rFonts w:ascii="Times New Roman" w:hAnsi="Times New Roman" w:cs="Times New Roman"/>
+        </w:rPr>
+        <w:t xml:space="preserve"> ::</w:t>
       </w:r>
       <w:r>
         <w:rPr>
@@ -1657,6 +1858,7 @@
         </w:rPr>
         <w:t xml:space="preserve"> [</w:t>
       </w:r>
+      <w:proofErr w:type="spellStart"/>
       <w:r>
         <w:rPr>
           <w:rStyle w:val="DataTypeTok"/>
@@ -1664,6 +1866,7 @@
         </w:rPr>
         <w:t>LogEntry</w:t>
       </w:r>
+      <w:proofErr w:type="spellEnd"/>
       <w:r>
         <w:rPr>
           <w:rStyle w:val="NormalTok"/>
@@ -1738,20 +1941,30 @@
         </w:rPr>
         <w:br/>
       </w:r>
-      <w:r>
-        <w:rPr>
-          <w:rStyle w:val="OtherTok"/>
-          <w:rFonts w:ascii="Times New Roman" w:hAnsi="Times New Roman" w:cs="Times New Roman"/>
-        </w:rPr>
-        <w:t>errorsOverTime ::</w:t>
-      </w:r>
-      <w:r>
-        <w:rPr>
-          <w:rStyle w:val="NormalTok"/>
-          <w:rFonts w:ascii="Times New Roman" w:hAnsi="Times New Roman" w:cs="Times New Roman"/>
-        </w:rPr>
-        <w:t xml:space="preserve"> </w:t>
-      </w:r>
+      <w:proofErr w:type="spellStart"/>
+      <w:r>
+        <w:rPr>
+          <w:rStyle w:val="OtherTok"/>
+          <w:rFonts w:ascii="Times New Roman" w:hAnsi="Times New Roman" w:cs="Times New Roman"/>
+        </w:rPr>
+        <w:t>errorsOverTime</w:t>
+      </w:r>
+      <w:proofErr w:type="spellEnd"/>
+      <w:r>
+        <w:rPr>
+          <w:rStyle w:val="OtherTok"/>
+          <w:rFonts w:ascii="Times New Roman" w:hAnsi="Times New Roman" w:cs="Times New Roman"/>
+        </w:rPr>
+        <w:t xml:space="preserve"> ::</w:t>
+      </w:r>
+      <w:r>
+        <w:rPr>
+          <w:rStyle w:val="NormalTok"/>
+          <w:rFonts w:ascii="Times New Roman" w:hAnsi="Times New Roman" w:cs="Times New Roman"/>
+        </w:rPr>
+        <w:t xml:space="preserve"> </w:t>
+      </w:r>
+      <w:proofErr w:type="spellStart"/>
       <w:r>
         <w:rPr>
           <w:rStyle w:val="DataTypeTok"/>
@@ -1759,6 +1972,7 @@
         </w:rPr>
         <w:t>NominalDiffTime</w:t>
       </w:r>
+      <w:proofErr w:type="spellEnd"/>
       <w:r>
         <w:rPr>
           <w:rStyle w:val="NormalTok"/>
@@ -1780,6 +1994,7 @@
         </w:rPr>
         <w:t xml:space="preserve"> [</w:t>
       </w:r>
+      <w:proofErr w:type="spellStart"/>
       <w:r>
         <w:rPr>
           <w:rStyle w:val="DataTypeTok"/>
@@ -1787,6 +2002,7 @@
         </w:rPr>
         <w:t>LogEntry</w:t>
       </w:r>
+      <w:proofErr w:type="spellEnd"/>
       <w:r>
         <w:rPr>
           <w:rStyle w:val="NormalTok"/>
@@ -1808,6 +2024,7 @@
         </w:rPr>
         <w:t xml:space="preserve"> [(</w:t>
       </w:r>
+      <w:proofErr w:type="spellStart"/>
       <w:r>
         <w:rPr>
           <w:rStyle w:val="DataTypeTok"/>
@@ -1815,6 +2032,7 @@
         </w:rPr>
         <w:t>UTCTime</w:t>
       </w:r>
+      <w:proofErr w:type="spellEnd"/>
       <w:r>
         <w:rPr>
           <w:rStyle w:val="NormalTok"/>
@@ -1861,20 +2079,30 @@
         </w:rPr>
         <w:br/>
       </w:r>
-      <w:r>
-        <w:rPr>
-          <w:rStyle w:val="OtherTok"/>
-          <w:rFonts w:ascii="Times New Roman" w:hAnsi="Times New Roman" w:cs="Times New Roman"/>
-        </w:rPr>
-        <w:t>sessionize ::</w:t>
-      </w:r>
-      <w:r>
-        <w:rPr>
-          <w:rStyle w:val="NormalTok"/>
-          <w:rFonts w:ascii="Times New Roman" w:hAnsi="Times New Roman" w:cs="Times New Roman"/>
-        </w:rPr>
-        <w:t xml:space="preserve"> </w:t>
-      </w:r>
+      <w:proofErr w:type="spellStart"/>
+      <w:r>
+        <w:rPr>
+          <w:rStyle w:val="OtherTok"/>
+          <w:rFonts w:ascii="Times New Roman" w:hAnsi="Times New Roman" w:cs="Times New Roman"/>
+        </w:rPr>
+        <w:t>sessionize</w:t>
+      </w:r>
+      <w:proofErr w:type="spellEnd"/>
+      <w:r>
+        <w:rPr>
+          <w:rStyle w:val="OtherTok"/>
+          <w:rFonts w:ascii="Times New Roman" w:hAnsi="Times New Roman" w:cs="Times New Roman"/>
+        </w:rPr>
+        <w:t xml:space="preserve"> ::</w:t>
+      </w:r>
+      <w:r>
+        <w:rPr>
+          <w:rStyle w:val="NormalTok"/>
+          <w:rFonts w:ascii="Times New Roman" w:hAnsi="Times New Roman" w:cs="Times New Roman"/>
+        </w:rPr>
+        <w:t xml:space="preserve"> </w:t>
+      </w:r>
+      <w:proofErr w:type="spellStart"/>
       <w:r>
         <w:rPr>
           <w:rStyle w:val="DataTypeTok"/>
@@ -1882,6 +2110,7 @@
         </w:rPr>
         <w:t>NominalDiffTime</w:t>
       </w:r>
+      <w:proofErr w:type="spellEnd"/>
       <w:r>
         <w:rPr>
           <w:rStyle w:val="NormalTok"/>
@@ -1903,6 +2132,7 @@
         </w:rPr>
         <w:t xml:space="preserve"> [</w:t>
       </w:r>
+      <w:proofErr w:type="spellStart"/>
       <w:r>
         <w:rPr>
           <w:rStyle w:val="DataTypeTok"/>
@@ -1910,6 +2140,7 @@
         </w:rPr>
         <w:t>LogEntry</w:t>
       </w:r>
+      <w:proofErr w:type="spellEnd"/>
       <w:r>
         <w:rPr>
           <w:rStyle w:val="NormalTok"/>
@@ -1931,6 +2162,7 @@
         </w:rPr>
         <w:t xml:space="preserve"> [[</w:t>
       </w:r>
+      <w:proofErr w:type="spellStart"/>
       <w:r>
         <w:rPr>
           <w:rStyle w:val="DataTypeTok"/>
@@ -1938,6 +2170,7 @@
         </w:rPr>
         <w:t>LogEntry</w:t>
       </w:r>
+      <w:proofErr w:type="spellEnd"/>
       <w:r>
         <w:rPr>
           <w:rStyle w:val="NormalTok"/>
@@ -1970,12 +2203,21 @@
         </w:rPr>
         <w:br/>
       </w:r>
-      <w:r>
-        <w:rPr>
-          <w:rStyle w:val="OtherTok"/>
-          <w:rFonts w:ascii="Times New Roman" w:hAnsi="Times New Roman" w:cs="Times New Roman"/>
-        </w:rPr>
-        <w:t>computeAnomalies ::</w:t>
+      <w:proofErr w:type="spellStart"/>
+      <w:r>
+        <w:rPr>
+          <w:rStyle w:val="OtherTok"/>
+          <w:rFonts w:ascii="Times New Roman" w:hAnsi="Times New Roman" w:cs="Times New Roman"/>
+        </w:rPr>
+        <w:t>computeAnomalies</w:t>
+      </w:r>
+      <w:proofErr w:type="spellEnd"/>
+      <w:r>
+        <w:rPr>
+          <w:rStyle w:val="OtherTok"/>
+          <w:rFonts w:ascii="Times New Roman" w:hAnsi="Times New Roman" w:cs="Times New Roman"/>
+        </w:rPr>
+        <w:t xml:space="preserve"> ::</w:t>
       </w:r>
       <w:r>
         <w:rPr>
@@ -1984,6 +2226,7 @@
         </w:rPr>
         <w:t xml:space="preserve"> [</w:t>
       </w:r>
+      <w:proofErr w:type="spellStart"/>
       <w:r>
         <w:rPr>
           <w:rStyle w:val="DataTypeTok"/>
@@ -1991,6 +2234,7 @@
         </w:rPr>
         <w:t>LogEntry</w:t>
       </w:r>
+      <w:proofErr w:type="spellEnd"/>
       <w:r>
         <w:rPr>
           <w:rStyle w:val="NormalTok"/>
@@ -2051,12 +2295,21 @@
         </w:rPr>
         <w:br/>
       </w:r>
-      <w:r>
-        <w:rPr>
-          <w:rStyle w:val="OtherTok"/>
-          <w:rFonts w:ascii="Times New Roman" w:hAnsi="Times New Roman" w:cs="Times New Roman"/>
-        </w:rPr>
-        <w:t>processLogs ::</w:t>
+      <w:proofErr w:type="spellStart"/>
+      <w:r>
+        <w:rPr>
+          <w:rStyle w:val="OtherTok"/>
+          <w:rFonts w:ascii="Times New Roman" w:hAnsi="Times New Roman" w:cs="Times New Roman"/>
+        </w:rPr>
+        <w:t>processLogs</w:t>
+      </w:r>
+      <w:proofErr w:type="spellEnd"/>
+      <w:r>
+        <w:rPr>
+          <w:rStyle w:val="OtherTok"/>
+          <w:rFonts w:ascii="Times New Roman" w:hAnsi="Times New Roman" w:cs="Times New Roman"/>
+        </w:rPr>
+        <w:t xml:space="preserve"> ::</w:t>
       </w:r>
       <w:r>
         <w:rPr>
@@ -2065,6 +2318,7 @@
         </w:rPr>
         <w:t xml:space="preserve"> [</w:t>
       </w:r>
+      <w:proofErr w:type="spellStart"/>
       <w:r>
         <w:rPr>
           <w:rStyle w:val="DataTypeTok"/>
@@ -2072,6 +2326,7 @@
         </w:rPr>
         <w:t>LogEntry</w:t>
       </w:r>
+      <w:proofErr w:type="spellEnd"/>
       <w:r>
         <w:rPr>
           <w:rStyle w:val="NormalTok"/>
@@ -2093,6 +2348,7 @@
         </w:rPr>
         <w:t xml:space="preserve"> </w:t>
       </w:r>
+      <w:proofErr w:type="spellStart"/>
       <w:r>
         <w:rPr>
           <w:rStyle w:val="DataTypeTok"/>
@@ -2100,6 +2356,7 @@
         </w:rPr>
         <w:t>AnalysisResult</w:t>
       </w:r>
+      <w:proofErr w:type="spellEnd"/>
     </w:p>
     <w:p>
       <w:pPr>
@@ -2137,20 +2394,39 @@
         </w:rPr>
         <w:br/>
       </w:r>
-      <w:r>
-        <w:rPr>
-          <w:rStyle w:val="OtherTok"/>
-          <w:rFonts w:ascii="Times New Roman" w:hAnsi="Times New Roman" w:cs="Times New Roman"/>
-        </w:rPr>
-        <w:t>readLogFile ::</w:t>
-      </w:r>
-      <w:r>
-        <w:rPr>
-          <w:rStyle w:val="NormalTok"/>
-          <w:rFonts w:ascii="Times New Roman" w:hAnsi="Times New Roman" w:cs="Times New Roman"/>
-        </w:rPr>
-        <w:t xml:space="preserve"> </w:t>
-      </w:r>
+      <w:proofErr w:type="spellStart"/>
+      <w:proofErr w:type="gramStart"/>
+      <w:r>
+        <w:rPr>
+          <w:rStyle w:val="OtherTok"/>
+          <w:rFonts w:ascii="Times New Roman" w:hAnsi="Times New Roman" w:cs="Times New Roman"/>
+        </w:rPr>
+        <w:t>readLogFile</w:t>
+      </w:r>
+      <w:proofErr w:type="spellEnd"/>
+      <w:r>
+        <w:rPr>
+          <w:rStyle w:val="OtherTok"/>
+          <w:rFonts w:ascii="Times New Roman" w:hAnsi="Times New Roman" w:cs="Times New Roman"/>
+        </w:rPr>
+        <w:t xml:space="preserve"> :</w:t>
+      </w:r>
+      <w:proofErr w:type="gramEnd"/>
+      <w:r>
+        <w:rPr>
+          <w:rStyle w:val="OtherTok"/>
+          <w:rFonts w:ascii="Times New Roman" w:hAnsi="Times New Roman" w:cs="Times New Roman"/>
+        </w:rPr>
+        <w:t>:</w:t>
+      </w:r>
+      <w:r>
+        <w:rPr>
+          <w:rStyle w:val="NormalTok"/>
+          <w:rFonts w:ascii="Times New Roman" w:hAnsi="Times New Roman" w:cs="Times New Roman"/>
+        </w:rPr>
+        <w:t xml:space="preserve"> </w:t>
+      </w:r>
+      <w:proofErr w:type="spellStart"/>
       <w:r>
         <w:rPr>
           <w:rStyle w:val="DataTypeTok"/>
@@ -2158,6 +2434,7 @@
         </w:rPr>
         <w:t>FilePath</w:t>
       </w:r>
+      <w:proofErr w:type="spellEnd"/>
       <w:r>
         <w:rPr>
           <w:rStyle w:val="NormalTok"/>
@@ -2225,20 +2502,30 @@
         </w:rPr>
         <w:br/>
       </w:r>
-      <w:r>
-        <w:rPr>
-          <w:rStyle w:val="OtherTok"/>
-          <w:rFonts w:ascii="Times New Roman" w:hAnsi="Times New Roman" w:cs="Times New Roman"/>
-        </w:rPr>
-        <w:t>writeReport ::</w:t>
-      </w:r>
-      <w:r>
-        <w:rPr>
-          <w:rStyle w:val="NormalTok"/>
-          <w:rFonts w:ascii="Times New Roman" w:hAnsi="Times New Roman" w:cs="Times New Roman"/>
-        </w:rPr>
-        <w:t xml:space="preserve"> </w:t>
-      </w:r>
+      <w:proofErr w:type="spellStart"/>
+      <w:r>
+        <w:rPr>
+          <w:rStyle w:val="OtherTok"/>
+          <w:rFonts w:ascii="Times New Roman" w:hAnsi="Times New Roman" w:cs="Times New Roman"/>
+        </w:rPr>
+        <w:t>writeReport</w:t>
+      </w:r>
+      <w:proofErr w:type="spellEnd"/>
+      <w:r>
+        <w:rPr>
+          <w:rStyle w:val="OtherTok"/>
+          <w:rFonts w:ascii="Times New Roman" w:hAnsi="Times New Roman" w:cs="Times New Roman"/>
+        </w:rPr>
+        <w:t xml:space="preserve"> ::</w:t>
+      </w:r>
+      <w:r>
+        <w:rPr>
+          <w:rStyle w:val="NormalTok"/>
+          <w:rFonts w:ascii="Times New Roman" w:hAnsi="Times New Roman" w:cs="Times New Roman"/>
+        </w:rPr>
+        <w:t xml:space="preserve"> </w:t>
+      </w:r>
+      <w:proofErr w:type="spellStart"/>
       <w:r>
         <w:rPr>
           <w:rStyle w:val="DataTypeTok"/>
@@ -2246,6 +2533,7 @@
         </w:rPr>
         <w:t>AnalysisResult</w:t>
       </w:r>
+      <w:proofErr w:type="spellEnd"/>
       <w:r>
         <w:rPr>
           <w:rStyle w:val="NormalTok"/>
@@ -2374,20 +2662,39 @@
         </w:rPr>
         <w:br/>
       </w:r>
-      <w:r>
-        <w:rPr>
-          <w:rStyle w:val="OtherTok"/>
-          <w:rFonts w:ascii="Times New Roman" w:hAnsi="Times New Roman" w:cs="Times New Roman"/>
-        </w:rPr>
-        <w:t>bucketTime ::</w:t>
-      </w:r>
-      <w:r>
-        <w:rPr>
-          <w:rStyle w:val="NormalTok"/>
-          <w:rFonts w:ascii="Times New Roman" w:hAnsi="Times New Roman" w:cs="Times New Roman"/>
-        </w:rPr>
-        <w:t xml:space="preserve"> </w:t>
-      </w:r>
+      <w:proofErr w:type="spellStart"/>
+      <w:proofErr w:type="gramStart"/>
+      <w:r>
+        <w:rPr>
+          <w:rStyle w:val="OtherTok"/>
+          <w:rFonts w:ascii="Times New Roman" w:hAnsi="Times New Roman" w:cs="Times New Roman"/>
+        </w:rPr>
+        <w:t>bucketTime</w:t>
+      </w:r>
+      <w:proofErr w:type="spellEnd"/>
+      <w:r>
+        <w:rPr>
+          <w:rStyle w:val="OtherTok"/>
+          <w:rFonts w:ascii="Times New Roman" w:hAnsi="Times New Roman" w:cs="Times New Roman"/>
+        </w:rPr>
+        <w:t xml:space="preserve"> :</w:t>
+      </w:r>
+      <w:proofErr w:type="gramEnd"/>
+      <w:r>
+        <w:rPr>
+          <w:rStyle w:val="OtherTok"/>
+          <w:rFonts w:ascii="Times New Roman" w:hAnsi="Times New Roman" w:cs="Times New Roman"/>
+        </w:rPr>
+        <w:t>:</w:t>
+      </w:r>
+      <w:r>
+        <w:rPr>
+          <w:rStyle w:val="NormalTok"/>
+          <w:rFonts w:ascii="Times New Roman" w:hAnsi="Times New Roman" w:cs="Times New Roman"/>
+        </w:rPr>
+        <w:t xml:space="preserve"> </w:t>
+      </w:r>
+      <w:proofErr w:type="spellStart"/>
       <w:r>
         <w:rPr>
           <w:rStyle w:val="DataTypeTok"/>
@@ -2395,6 +2702,7 @@
         </w:rPr>
         <w:t>NominalDiffTime</w:t>
       </w:r>
+      <w:proofErr w:type="spellEnd"/>
       <w:r>
         <w:rPr>
           <w:rStyle w:val="NormalTok"/>
@@ -2416,6 +2724,7 @@
         </w:rPr>
         <w:t xml:space="preserve"> </w:t>
       </w:r>
+      <w:proofErr w:type="spellStart"/>
       <w:r>
         <w:rPr>
           <w:rStyle w:val="DataTypeTok"/>
@@ -2423,6 +2732,7 @@
         </w:rPr>
         <w:t>UTCTime</w:t>
       </w:r>
+      <w:proofErr w:type="spellEnd"/>
       <w:r>
         <w:rPr>
           <w:rStyle w:val="NormalTok"/>
@@ -2444,6 +2754,7 @@
         </w:rPr>
         <w:t xml:space="preserve"> </w:t>
       </w:r>
+      <w:proofErr w:type="spellStart"/>
       <w:r>
         <w:rPr>
           <w:rStyle w:val="DataTypeTok"/>
@@ -2451,6 +2762,7 @@
         </w:rPr>
         <w:t>UTCTime</w:t>
       </w:r>
+      <w:proofErr w:type="spellEnd"/>
       <w:r>
         <w:rPr>
           <w:rFonts w:ascii="Times New Roman" w:hAnsi="Times New Roman" w:cs="Times New Roman"/>
@@ -2476,12 +2788,21 @@
         </w:rPr>
         <w:br/>
       </w:r>
-      <w:r>
-        <w:rPr>
-          <w:rStyle w:val="OtherTok"/>
-          <w:rFonts w:ascii="Times New Roman" w:hAnsi="Times New Roman" w:cs="Times New Roman"/>
-        </w:rPr>
-        <w:t>extractDomain ::</w:t>
+      <w:proofErr w:type="spellStart"/>
+      <w:r>
+        <w:rPr>
+          <w:rStyle w:val="OtherTok"/>
+          <w:rFonts w:ascii="Times New Roman" w:hAnsi="Times New Roman" w:cs="Times New Roman"/>
+        </w:rPr>
+        <w:t>extractDomain</w:t>
+      </w:r>
+      <w:proofErr w:type="spellEnd"/>
+      <w:r>
+        <w:rPr>
+          <w:rStyle w:val="OtherTok"/>
+          <w:rFonts w:ascii="Times New Roman" w:hAnsi="Times New Roman" w:cs="Times New Roman"/>
+        </w:rPr>
+        <w:t xml:space="preserve"> ::</w:t>
       </w:r>
       <w:r>
         <w:rPr>
@@ -2542,7 +2863,24 @@
           <w:rStyle w:val="CommentTok"/>
           <w:rFonts w:ascii="Times New Roman" w:hAnsi="Times New Roman" w:cs="Times New Roman"/>
         </w:rPr>
-        <w:t>-- Classify user agent into bot types</w:t>
+        <w:lastRenderedPageBreak/>
+        <w:t xml:space="preserve">-- Classify user agent into </w:t>
+      </w:r>
+      <w:proofErr w:type="spellStart"/>
+      <w:r>
+        <w:rPr>
+          <w:rStyle w:val="CommentTok"/>
+          <w:rFonts w:ascii="Times New Roman" w:hAnsi="Times New Roman" w:cs="Times New Roman"/>
+        </w:rPr>
+        <w:t>bot</w:t>
+      </w:r>
+      <w:proofErr w:type="spellEnd"/>
+      <w:r>
+        <w:rPr>
+          <w:rStyle w:val="CommentTok"/>
+          <w:rFonts w:ascii="Times New Roman" w:hAnsi="Times New Roman" w:cs="Times New Roman"/>
+        </w:rPr>
+        <w:t xml:space="preserve"> types</w:t>
       </w:r>
       <w:r>
         <w:rPr>
@@ -2550,12 +2888,21 @@
         </w:rPr>
         <w:br/>
       </w:r>
-      <w:r>
-        <w:rPr>
-          <w:rStyle w:val="OtherTok"/>
-          <w:rFonts w:ascii="Times New Roman" w:hAnsi="Times New Roman" w:cs="Times New Roman"/>
-        </w:rPr>
-        <w:t>classifyBot ::</w:t>
+      <w:proofErr w:type="spellStart"/>
+      <w:r>
+        <w:rPr>
+          <w:rStyle w:val="OtherTok"/>
+          <w:rFonts w:ascii="Times New Roman" w:hAnsi="Times New Roman" w:cs="Times New Roman"/>
+        </w:rPr>
+        <w:t>classifyBot</w:t>
+      </w:r>
+      <w:proofErr w:type="spellEnd"/>
+      <w:r>
+        <w:rPr>
+          <w:rStyle w:val="OtherTok"/>
+          <w:rFonts w:ascii="Times New Roman" w:hAnsi="Times New Roman" w:cs="Times New Roman"/>
+        </w:rPr>
+        <w:t xml:space="preserve"> ::</w:t>
       </w:r>
       <w:r>
         <w:rPr>
@@ -2592,6 +2939,7 @@
         </w:rPr>
         <w:t xml:space="preserve"> </w:t>
       </w:r>
+      <w:proofErr w:type="spellStart"/>
       <w:r>
         <w:rPr>
           <w:rStyle w:val="DataTypeTok"/>
@@ -2599,6 +2947,7 @@
         </w:rPr>
         <w:t>BotType</w:t>
       </w:r>
+      <w:proofErr w:type="spellEnd"/>
     </w:p>
     <w:p>
       <w:pPr>
@@ -2608,19 +2957,16 @@
           <w:color w:val="auto"/>
         </w:rPr>
       </w:pPr>
-      <w:bookmarkStart w:id="11" w:name="Xfbdd06b15adb2b011ee62c49e1cb08ffe6919ec"/>
-      <w:bookmarkEnd w:id="7"/>
-      <w:bookmarkEnd w:id="10"/>
+      <w:bookmarkStart w:id="12" w:name="Xfbdd06b15adb2b011ee62c49e1cb08ffe6919ec"/>
+      <w:bookmarkEnd w:id="8"/>
+      <w:bookmarkEnd w:id="11"/>
       <w:r>
         <w:rPr>
           <w:rFonts w:ascii="Times New Roman" w:hAnsi="Times New Roman" w:cs="Times New Roman"/>
           <w:color w:val="auto"/>
         </w:rPr>
-        <w:lastRenderedPageBreak/>
         <w:t>3. Functional Programming Concepts</w:t>
       </w:r>
-      <w:bookmarkStart w:id="12" w:name="_GoBack"/>
-      <w:bookmarkEnd w:id="12"/>
     </w:p>
     <w:p>
       <w:pPr>
@@ -2825,12 +3171,21 @@
         </w:rPr>
         <w:br/>
       </w:r>
-      <w:r>
-        <w:rPr>
-          <w:rStyle w:val="OtherTok"/>
-          <w:rFonts w:ascii="Times New Roman" w:hAnsi="Times New Roman" w:cs="Times New Roman"/>
-        </w:rPr>
-        <w:t>splitSessions ::</w:t>
+      <w:proofErr w:type="spellStart"/>
+      <w:r>
+        <w:rPr>
+          <w:rStyle w:val="OtherTok"/>
+          <w:rFonts w:ascii="Times New Roman" w:hAnsi="Times New Roman" w:cs="Times New Roman"/>
+        </w:rPr>
+        <w:t>splitSessions</w:t>
+      </w:r>
+      <w:proofErr w:type="spellEnd"/>
+      <w:r>
+        <w:rPr>
+          <w:rStyle w:val="OtherTok"/>
+          <w:rFonts w:ascii="Times New Roman" w:hAnsi="Times New Roman" w:cs="Times New Roman"/>
+        </w:rPr>
+        <w:t xml:space="preserve"> ::</w:t>
       </w:r>
       <w:r>
         <w:rPr>
@@ -2839,6 +3194,7 @@
         </w:rPr>
         <w:t xml:space="preserve"> [</w:t>
       </w:r>
+      <w:proofErr w:type="spellStart"/>
       <w:r>
         <w:rPr>
           <w:rStyle w:val="DataTypeTok"/>
@@ -2846,6 +3202,7 @@
         </w:rPr>
         <w:t>LogEntry</w:t>
       </w:r>
+      <w:proofErr w:type="spellEnd"/>
       <w:r>
         <w:rPr>
           <w:rStyle w:val="NormalTok"/>
@@ -2867,6 +3224,7 @@
         </w:rPr>
         <w:t xml:space="preserve"> [[</w:t>
       </w:r>
+      <w:proofErr w:type="spellStart"/>
       <w:r>
         <w:rPr>
           <w:rStyle w:val="DataTypeTok"/>
@@ -2874,6 +3232,7 @@
         </w:rPr>
         <w:t>LogEntry</w:t>
       </w:r>
+      <w:proofErr w:type="spellEnd"/>
       <w:r>
         <w:rPr>
           <w:rStyle w:val="NormalTok"/>
@@ -2887,12 +3246,21 @@
         </w:rPr>
         <w:br/>
       </w:r>
-      <w:r>
-        <w:rPr>
-          <w:rStyle w:val="NormalTok"/>
-          <w:rFonts w:ascii="Times New Roman" w:hAnsi="Times New Roman" w:cs="Times New Roman"/>
-        </w:rPr>
-        <w:t xml:space="preserve">splitSessions [] </w:t>
+      <w:proofErr w:type="spellStart"/>
+      <w:r>
+        <w:rPr>
+          <w:rStyle w:val="NormalTok"/>
+          <w:rFonts w:ascii="Times New Roman" w:hAnsi="Times New Roman" w:cs="Times New Roman"/>
+        </w:rPr>
+        <w:t>splitSessions</w:t>
+      </w:r>
+      <w:proofErr w:type="spellEnd"/>
+      <w:r>
+        <w:rPr>
+          <w:rStyle w:val="NormalTok"/>
+          <w:rFonts w:ascii="Times New Roman" w:hAnsi="Times New Roman" w:cs="Times New Roman"/>
+        </w:rPr>
+        <w:t xml:space="preserve"> [] </w:t>
       </w:r>
       <w:r>
         <w:rPr>
@@ -2914,12 +3282,29 @@
         </w:rPr>
         <w:br/>
       </w:r>
-      <w:r>
-        <w:rPr>
-          <w:rStyle w:val="NormalTok"/>
-          <w:rFonts w:ascii="Times New Roman" w:hAnsi="Times New Roman" w:cs="Times New Roman"/>
-        </w:rPr>
-        <w:t>splitSessions (x</w:t>
+      <w:proofErr w:type="spellStart"/>
+      <w:r>
+        <w:rPr>
+          <w:rStyle w:val="NormalTok"/>
+          <w:rFonts w:ascii="Times New Roman" w:hAnsi="Times New Roman" w:cs="Times New Roman"/>
+        </w:rPr>
+        <w:t>splitSessions</w:t>
+      </w:r>
+      <w:proofErr w:type="spellEnd"/>
+      <w:r>
+        <w:rPr>
+          <w:rStyle w:val="NormalTok"/>
+          <w:rFonts w:ascii="Times New Roman" w:hAnsi="Times New Roman" w:cs="Times New Roman"/>
+        </w:rPr>
+        <w:t xml:space="preserve"> (</w:t>
+      </w:r>
+      <w:proofErr w:type="spellStart"/>
+      <w:r>
+        <w:rPr>
+          <w:rStyle w:val="NormalTok"/>
+          <w:rFonts w:ascii="Times New Roman" w:hAnsi="Times New Roman" w:cs="Times New Roman"/>
+        </w:rPr>
+        <w:t>x</w:t>
       </w:r>
       <w:r>
         <w:rPr>
@@ -2933,7 +3318,15 @@
           <w:rStyle w:val="NormalTok"/>
           <w:rFonts w:ascii="Times New Roman" w:hAnsi="Times New Roman" w:cs="Times New Roman"/>
         </w:rPr>
-        <w:t xml:space="preserve">xs) </w:t>
+        <w:t>xs</w:t>
+      </w:r>
+      <w:proofErr w:type="spellEnd"/>
+      <w:r>
+        <w:rPr>
+          <w:rStyle w:val="NormalTok"/>
+          <w:rFonts w:ascii="Times New Roman" w:hAnsi="Times New Roman" w:cs="Times New Roman"/>
+        </w:rPr>
+        <w:t xml:space="preserve">) </w:t>
       </w:r>
       <w:r>
         <w:rPr>
@@ -2947,8 +3340,17 @@
           <w:rStyle w:val="NormalTok"/>
           <w:rFonts w:ascii="Times New Roman" w:hAnsi="Times New Roman" w:cs="Times New Roman"/>
         </w:rPr>
-        <w:t xml:space="preserve"> go [x] xs</w:t>
-      </w:r>
+        <w:t xml:space="preserve"> go [x] </w:t>
+      </w:r>
+      <w:proofErr w:type="spellStart"/>
+      <w:r>
+        <w:rPr>
+          <w:rStyle w:val="NormalTok"/>
+          <w:rFonts w:ascii="Times New Roman" w:hAnsi="Times New Roman" w:cs="Times New Roman"/>
+        </w:rPr>
+        <w:t>xs</w:t>
+      </w:r>
+      <w:proofErr w:type="spellEnd"/>
       <w:r>
         <w:rPr>
           <w:rFonts w:ascii="Times New Roman" w:hAnsi="Times New Roman" w:cs="Times New Roman"/>
@@ -2980,7 +3382,23 @@
           <w:rStyle w:val="NormalTok"/>
           <w:rFonts w:ascii="Times New Roman" w:hAnsi="Times New Roman" w:cs="Times New Roman"/>
         </w:rPr>
-        <w:t xml:space="preserve">    go currentSession [] </w:t>
+        <w:t xml:space="preserve">    go </w:t>
+      </w:r>
+      <w:proofErr w:type="spellStart"/>
+      <w:r>
+        <w:rPr>
+          <w:rStyle w:val="NormalTok"/>
+          <w:rFonts w:ascii="Times New Roman" w:hAnsi="Times New Roman" w:cs="Times New Roman"/>
+        </w:rPr>
+        <w:t>currentSession</w:t>
+      </w:r>
+      <w:proofErr w:type="spellEnd"/>
+      <w:r>
+        <w:rPr>
+          <w:rStyle w:val="NormalTok"/>
+          <w:rFonts w:ascii="Times New Roman" w:hAnsi="Times New Roman" w:cs="Times New Roman"/>
+        </w:rPr>
+        <w:t xml:space="preserve"> [] </w:t>
       </w:r>
       <w:r>
         <w:rPr>
@@ -3008,7 +3426,23 @@
           <w:rStyle w:val="NormalTok"/>
           <w:rFonts w:ascii="Times New Roman" w:hAnsi="Times New Roman" w:cs="Times New Roman"/>
         </w:rPr>
-        <w:t xml:space="preserve"> currentSession]</w:t>
+        <w:t xml:space="preserve"> </w:t>
+      </w:r>
+      <w:proofErr w:type="spellStart"/>
+      <w:r>
+        <w:rPr>
+          <w:rStyle w:val="NormalTok"/>
+          <w:rFonts w:ascii="Times New Roman" w:hAnsi="Times New Roman" w:cs="Times New Roman"/>
+        </w:rPr>
+        <w:t>currentSession</w:t>
+      </w:r>
+      <w:proofErr w:type="spellEnd"/>
+      <w:r>
+        <w:rPr>
+          <w:rStyle w:val="NormalTok"/>
+          <w:rFonts w:ascii="Times New Roman" w:hAnsi="Times New Roman" w:cs="Times New Roman"/>
+        </w:rPr>
+        <w:t>]</w:t>
       </w:r>
       <w:r>
         <w:rPr>
@@ -3021,8 +3455,17 @@
           <w:rStyle w:val="NormalTok"/>
           <w:rFonts w:ascii="Times New Roman" w:hAnsi="Times New Roman" w:cs="Times New Roman"/>
         </w:rPr>
-        <w:t xml:space="preserve">    go currentSession</w:t>
-      </w:r>
+        <w:t xml:space="preserve">    go </w:t>
+      </w:r>
+      <w:proofErr w:type="spellStart"/>
+      <w:r>
+        <w:rPr>
+          <w:rStyle w:val="NormalTok"/>
+          <w:rFonts w:ascii="Times New Roman" w:hAnsi="Times New Roman" w:cs="Times New Roman"/>
+        </w:rPr>
+        <w:t>currentSession</w:t>
+      </w:r>
+      <w:proofErr w:type="spellEnd"/>
       <w:r>
         <w:rPr>
           <w:rStyle w:val="OperatorTok"/>
@@ -3049,7 +3492,15 @@
           <w:rStyle w:val="NormalTok"/>
           <w:rFonts w:ascii="Times New Roman" w:hAnsi="Times New Roman" w:cs="Times New Roman"/>
         </w:rPr>
-        <w:t>_) (next</w:t>
+        <w:t>_) (</w:t>
+      </w:r>
+      <w:proofErr w:type="spellStart"/>
+      <w:r>
+        <w:rPr>
+          <w:rStyle w:val="NormalTok"/>
+          <w:rFonts w:ascii="Times New Roman" w:hAnsi="Times New Roman" w:cs="Times New Roman"/>
+        </w:rPr>
+        <w:t>next</w:t>
       </w:r>
       <w:r>
         <w:rPr>
@@ -3063,7 +3514,15 @@
           <w:rStyle w:val="NormalTok"/>
           <w:rFonts w:ascii="Times New Roman" w:hAnsi="Times New Roman" w:cs="Times New Roman"/>
         </w:rPr>
-        <w:t>rest)</w:t>
+        <w:t>rest</w:t>
+      </w:r>
+      <w:proofErr w:type="spellEnd"/>
+      <w:r>
+        <w:rPr>
+          <w:rStyle w:val="NormalTok"/>
+          <w:rFonts w:ascii="Times New Roman" w:hAnsi="Times New Roman" w:cs="Times New Roman"/>
+        </w:rPr>
+        <w:t>)</w:t>
       </w:r>
       <w:r>
         <w:rPr>
@@ -3132,7 +3591,23 @@
           <w:rStyle w:val="NormalTok"/>
           <w:rFonts w:ascii="Times New Roman" w:hAnsi="Times New Roman" w:cs="Times New Roman"/>
         </w:rPr>
-        <w:t xml:space="preserve"> currentSession </w:t>
+        <w:t xml:space="preserve"> </w:t>
+      </w:r>
+      <w:proofErr w:type="spellStart"/>
+      <w:r>
+        <w:rPr>
+          <w:rStyle w:val="NormalTok"/>
+          <w:rFonts w:ascii="Times New Roman" w:hAnsi="Times New Roman" w:cs="Times New Roman"/>
+        </w:rPr>
+        <w:t>currentSession</w:t>
+      </w:r>
+      <w:proofErr w:type="spellEnd"/>
+      <w:r>
+        <w:rPr>
+          <w:rStyle w:val="NormalTok"/>
+          <w:rFonts w:ascii="Times New Roman" w:hAnsi="Times New Roman" w:cs="Times New Roman"/>
+        </w:rPr>
+        <w:t xml:space="preserve"> </w:t>
       </w:r>
       <w:r>
         <w:rPr>
@@ -3201,7 +3676,15 @@
           <w:rStyle w:val="NormalTok"/>
           <w:rFonts w:ascii="Times New Roman" w:hAnsi="Times New Roman" w:cs="Times New Roman"/>
         </w:rPr>
-        <w:t xml:space="preserve"> go (next</w:t>
+        <w:t xml:space="preserve"> go (</w:t>
+      </w:r>
+      <w:proofErr w:type="spellStart"/>
+      <w:r>
+        <w:rPr>
+          <w:rStyle w:val="NormalTok"/>
+          <w:rFonts w:ascii="Times New Roman" w:hAnsi="Times New Roman" w:cs="Times New Roman"/>
+        </w:rPr>
+        <w:t>next</w:t>
       </w:r>
       <w:r>
         <w:rPr>
@@ -3215,7 +3698,15 @@
           <w:rStyle w:val="NormalTok"/>
           <w:rFonts w:ascii="Times New Roman" w:hAnsi="Times New Roman" w:cs="Times New Roman"/>
         </w:rPr>
-        <w:t>currentSession) rest</w:t>
+        <w:t>currentSession</w:t>
+      </w:r>
+      <w:proofErr w:type="spellEnd"/>
+      <w:r>
+        <w:rPr>
+          <w:rStyle w:val="NormalTok"/>
+          <w:rFonts w:ascii="Times New Roman" w:hAnsi="Times New Roman" w:cs="Times New Roman"/>
+        </w:rPr>
+        <w:t>) rest</w:t>
       </w:r>
       <w:r>
         <w:rPr>
@@ -3262,7 +3753,55 @@
           <w:rStyle w:val="NormalTok"/>
           <w:rFonts w:ascii="Times New Roman" w:hAnsi="Times New Roman" w:cs="Times New Roman"/>
         </w:rPr>
-        <w:t xml:space="preserve"> diffUTCTime (leTimestamp next) (leTimestamp latest)</w:t>
+        <w:t xml:space="preserve"> </w:t>
+      </w:r>
+      <w:proofErr w:type="spellStart"/>
+      <w:r>
+        <w:rPr>
+          <w:rStyle w:val="NormalTok"/>
+          <w:rFonts w:ascii="Times New Roman" w:hAnsi="Times New Roman" w:cs="Times New Roman"/>
+        </w:rPr>
+        <w:t>diffUTCTime</w:t>
+      </w:r>
+      <w:proofErr w:type="spellEnd"/>
+      <w:r>
+        <w:rPr>
+          <w:rStyle w:val="NormalTok"/>
+          <w:rFonts w:ascii="Times New Roman" w:hAnsi="Times New Roman" w:cs="Times New Roman"/>
+        </w:rPr>
+        <w:t xml:space="preserve"> (</w:t>
+      </w:r>
+      <w:proofErr w:type="spellStart"/>
+      <w:r>
+        <w:rPr>
+          <w:rStyle w:val="NormalTok"/>
+          <w:rFonts w:ascii="Times New Roman" w:hAnsi="Times New Roman" w:cs="Times New Roman"/>
+        </w:rPr>
+        <w:t>leTimestamp</w:t>
+      </w:r>
+      <w:proofErr w:type="spellEnd"/>
+      <w:r>
+        <w:rPr>
+          <w:rStyle w:val="NormalTok"/>
+          <w:rFonts w:ascii="Times New Roman" w:hAnsi="Times New Roman" w:cs="Times New Roman"/>
+        </w:rPr>
+        <w:t xml:space="preserve"> next) (</w:t>
+      </w:r>
+      <w:proofErr w:type="spellStart"/>
+      <w:r>
+        <w:rPr>
+          <w:rStyle w:val="NormalTok"/>
+          <w:rFonts w:ascii="Times New Roman" w:hAnsi="Times New Roman" w:cs="Times New Roman"/>
+        </w:rPr>
+        <w:t>leTimestamp</w:t>
+      </w:r>
+      <w:proofErr w:type="spellEnd"/>
+      <w:r>
+        <w:rPr>
+          <w:rStyle w:val="NormalTok"/>
+          <w:rFonts w:ascii="Times New Roman" w:hAnsi="Times New Roman" w:cs="Times New Roman"/>
+        </w:rPr>
+        <w:t xml:space="preserve"> latest)</w:t>
       </w:r>
     </w:p>
     <w:p>
@@ -3343,12 +3882,30 @@
         </w:rPr>
         <w:br/>
       </w:r>
-      <w:r>
-        <w:rPr>
-          <w:rStyle w:val="OtherTok"/>
-          <w:rFonts w:ascii="Times New Roman" w:hAnsi="Times New Roman" w:cs="Times New Roman"/>
-        </w:rPr>
-        <w:t>requestsPerEndpoint ::</w:t>
+      <w:proofErr w:type="spellStart"/>
+      <w:proofErr w:type="gramStart"/>
+      <w:r>
+        <w:rPr>
+          <w:rStyle w:val="OtherTok"/>
+          <w:rFonts w:ascii="Times New Roman" w:hAnsi="Times New Roman" w:cs="Times New Roman"/>
+        </w:rPr>
+        <w:t>requestsPerEndpoint</w:t>
+      </w:r>
+      <w:proofErr w:type="spellEnd"/>
+      <w:r>
+        <w:rPr>
+          <w:rStyle w:val="OtherTok"/>
+          <w:rFonts w:ascii="Times New Roman" w:hAnsi="Times New Roman" w:cs="Times New Roman"/>
+        </w:rPr>
+        <w:t xml:space="preserve"> :</w:t>
+      </w:r>
+      <w:proofErr w:type="gramEnd"/>
+      <w:r>
+        <w:rPr>
+          <w:rStyle w:val="OtherTok"/>
+          <w:rFonts w:ascii="Times New Roman" w:hAnsi="Times New Roman" w:cs="Times New Roman"/>
+        </w:rPr>
+        <w:t>:</w:t>
       </w:r>
       <w:r>
         <w:rPr>
@@ -3357,6 +3914,7 @@
         </w:rPr>
         <w:t xml:space="preserve"> (</w:t>
       </w:r>
+      <w:proofErr w:type="spellStart"/>
       <w:r>
         <w:rPr>
           <w:rStyle w:val="DataTypeTok"/>
@@ -3364,6 +3922,7 @@
         </w:rPr>
         <w:t>LogEntry</w:t>
       </w:r>
+      <w:proofErr w:type="spellEnd"/>
       <w:r>
         <w:rPr>
           <w:rStyle w:val="NormalTok"/>
@@ -3427,6 +3986,7 @@
         </w:rPr>
         <w:t xml:space="preserve"> [</w:t>
       </w:r>
+      <w:proofErr w:type="spellStart"/>
       <w:r>
         <w:rPr>
           <w:rStyle w:val="DataTypeTok"/>
@@ -3434,6 +3994,7 @@
         </w:rPr>
         <w:t>LogEntry</w:t>
       </w:r>
+      <w:proofErr w:type="spellEnd"/>
       <w:r>
         <w:rPr>
           <w:rStyle w:val="NormalTok"/>
@@ -3496,12 +4057,21 @@
         </w:rPr>
         <w:br/>
       </w:r>
-      <w:r>
-        <w:rPr>
-          <w:rStyle w:val="NormalTok"/>
-          <w:rFonts w:ascii="Times New Roman" w:hAnsi="Times New Roman" w:cs="Times New Roman"/>
-        </w:rPr>
-        <w:t xml:space="preserve">requestsPerEndpoint extractor </w:t>
+      <w:proofErr w:type="spellStart"/>
+      <w:r>
+        <w:rPr>
+          <w:rStyle w:val="NormalTok"/>
+          <w:rFonts w:ascii="Times New Roman" w:hAnsi="Times New Roman" w:cs="Times New Roman"/>
+        </w:rPr>
+        <w:t>requestsPerEndpoint</w:t>
+      </w:r>
+      <w:proofErr w:type="spellEnd"/>
+      <w:r>
+        <w:rPr>
+          <w:rStyle w:val="NormalTok"/>
+          <w:rFonts w:ascii="Times New Roman" w:hAnsi="Times New Roman" w:cs="Times New Roman"/>
+        </w:rPr>
+        <w:t xml:space="preserve"> extractor </w:t>
       </w:r>
       <w:r>
         <w:rPr>
@@ -3515,8 +4085,33 @@
           <w:rStyle w:val="NormalTok"/>
           <w:rFonts w:ascii="Times New Roman" w:hAnsi="Times New Roman" w:cs="Times New Roman"/>
         </w:rPr>
-        <w:t xml:space="preserve"> foldl' aggregate M.empty</w:t>
-      </w:r>
+        <w:t xml:space="preserve"> </w:t>
+      </w:r>
+      <w:proofErr w:type="spellStart"/>
+      <w:r>
+        <w:rPr>
+          <w:rStyle w:val="NormalTok"/>
+          <w:rFonts w:ascii="Times New Roman" w:hAnsi="Times New Roman" w:cs="Times New Roman"/>
+        </w:rPr>
+        <w:t>foldl</w:t>
+      </w:r>
+      <w:proofErr w:type="spellEnd"/>
+      <w:r>
+        <w:rPr>
+          <w:rStyle w:val="NormalTok"/>
+          <w:rFonts w:ascii="Times New Roman" w:hAnsi="Times New Roman" w:cs="Times New Roman"/>
+        </w:rPr>
+        <w:t xml:space="preserve">' aggregate </w:t>
+      </w:r>
+      <w:proofErr w:type="spellStart"/>
+      <w:r>
+        <w:rPr>
+          <w:rStyle w:val="NormalTok"/>
+          <w:rFonts w:ascii="Times New Roman" w:hAnsi="Times New Roman" w:cs="Times New Roman"/>
+        </w:rPr>
+        <w:t>M.empty</w:t>
+      </w:r>
+      <w:proofErr w:type="spellEnd"/>
       <w:r>
         <w:rPr>
           <w:rFonts w:ascii="Times New Roman" w:hAnsi="Times New Roman" w:cs="Times New Roman"/>
@@ -3624,7 +4219,23 @@
           <w:rStyle w:val="NormalTok"/>
           <w:rFonts w:ascii="Times New Roman" w:hAnsi="Times New Roman" w:cs="Times New Roman"/>
         </w:rPr>
-        <w:t xml:space="preserve"> M.insertWith (</w:t>
+        <w:t xml:space="preserve"> </w:t>
+      </w:r>
+      <w:proofErr w:type="spellStart"/>
+      <w:r>
+        <w:rPr>
+          <w:rStyle w:val="NormalTok"/>
+          <w:rFonts w:ascii="Times New Roman" w:hAnsi="Times New Roman" w:cs="Times New Roman"/>
+        </w:rPr>
+        <w:t>M.insertWith</w:t>
+      </w:r>
+      <w:proofErr w:type="spellEnd"/>
+      <w:r>
+        <w:rPr>
+          <w:rStyle w:val="NormalTok"/>
+          <w:rFonts w:ascii="Times New Roman" w:hAnsi="Times New Roman" w:cs="Times New Roman"/>
+        </w:rPr>
+        <w:t xml:space="preserve"> (</w:t>
       </w:r>
       <w:r>
         <w:rPr>
@@ -3746,7 +4357,23 @@
           <w:rStyle w:val="VerbatimChar"/>
           <w:rFonts w:ascii="Times New Roman" w:hAnsi="Times New Roman" w:cs="Times New Roman"/>
         </w:rPr>
-        <w:t>map parseLogLine lines</w:t>
+        <w:t xml:space="preserve">map </w:t>
+      </w:r>
+      <w:proofErr w:type="spellStart"/>
+      <w:r>
+        <w:rPr>
+          <w:rStyle w:val="VerbatimChar"/>
+          <w:rFonts w:ascii="Times New Roman" w:hAnsi="Times New Roman" w:cs="Times New Roman"/>
+        </w:rPr>
+        <w:t>parseLogLine</w:t>
+      </w:r>
+      <w:proofErr w:type="spellEnd"/>
+      <w:r>
+        <w:rPr>
+          <w:rStyle w:val="VerbatimChar"/>
+          <w:rFonts w:ascii="Times New Roman" w:hAnsi="Times New Roman" w:cs="Times New Roman"/>
+        </w:rPr>
+        <w:t xml:space="preserve"> lines</w:t>
       </w:r>
       <w:r>
         <w:rPr>
@@ -3780,14 +4407,55 @@
           <w:rStyle w:val="VerbatimChar"/>
           <w:rFonts w:ascii="Times New Roman" w:hAnsi="Times New Roman" w:cs="Times New Roman"/>
         </w:rPr>
-        <w:t>filter (isError . leStatusCode)</w:t>
-      </w:r>
-      <w:r>
-        <w:rPr>
+        <w:t>filter (</w:t>
+      </w:r>
+      <w:proofErr w:type="spellStart"/>
+      <w:proofErr w:type="gramStart"/>
+      <w:r>
+        <w:rPr>
+          <w:rStyle w:val="VerbatimChar"/>
+          <w:rFonts w:ascii="Times New Roman" w:hAnsi="Times New Roman" w:cs="Times New Roman"/>
+        </w:rPr>
+        <w:t>isError</w:t>
+      </w:r>
+      <w:proofErr w:type="spellEnd"/>
+      <w:r>
+        <w:rPr>
+          <w:rStyle w:val="VerbatimChar"/>
+          <w:rFonts w:ascii="Times New Roman" w:hAnsi="Times New Roman" w:cs="Times New Roman"/>
+        </w:rPr>
+        <w:t xml:space="preserve"> .</w:t>
+      </w:r>
+      <w:proofErr w:type="gramEnd"/>
+      <w:r>
+        <w:rPr>
+          <w:rStyle w:val="VerbatimChar"/>
+          <w:rFonts w:ascii="Times New Roman" w:hAnsi="Times New Roman" w:cs="Times New Roman"/>
+        </w:rPr>
+        <w:t xml:space="preserve"> </w:t>
+      </w:r>
+      <w:proofErr w:type="spellStart"/>
+      <w:r>
+        <w:rPr>
+          <w:rStyle w:val="VerbatimChar"/>
+          <w:rFonts w:ascii="Times New Roman" w:hAnsi="Times New Roman" w:cs="Times New Roman"/>
+        </w:rPr>
+        <w:t>leStatusCode</w:t>
+      </w:r>
+      <w:proofErr w:type="spellEnd"/>
+      <w:r>
+        <w:rPr>
+          <w:rStyle w:val="VerbatimChar"/>
           <w:rFonts w:ascii="Times New Roman" w:hAnsi="Times New Roman" w:cs="Times New Roman"/>
         </w:rPr>
         <w:t>)</w:t>
       </w:r>
+      <w:r>
+        <w:rPr>
+          <w:rFonts w:ascii="Times New Roman" w:hAnsi="Times New Roman" w:cs="Times New Roman"/>
+        </w:rPr>
+        <w:t>)</w:t>
+      </w:r>
     </w:p>
     <w:p>
       <w:pPr>
@@ -3796,12 +4464,22 @@
           <w:rFonts w:ascii="Times New Roman" w:hAnsi="Times New Roman" w:cs="Times New Roman"/>
         </w:rPr>
       </w:pPr>
+      <w:proofErr w:type="spellStart"/>
       <w:r>
         <w:rPr>
           <w:rStyle w:val="VerbatimChar"/>
           <w:rFonts w:ascii="Times New Roman" w:hAnsi="Times New Roman" w:cs="Times New Roman"/>
         </w:rPr>
-        <w:t>foldl'</w:t>
+        <w:lastRenderedPageBreak/>
+        <w:t>foldl</w:t>
+      </w:r>
+      <w:proofErr w:type="spellEnd"/>
+      <w:r>
+        <w:rPr>
+          <w:rStyle w:val="VerbatimChar"/>
+          <w:rFonts w:ascii="Times New Roman" w:hAnsi="Times New Roman" w:cs="Times New Roman"/>
+        </w:rPr>
+        <w:t>'</w:t>
       </w:r>
       <w:r>
         <w:rPr>
@@ -3817,27 +4495,46 @@
           <w:rFonts w:ascii="Times New Roman" w:hAnsi="Times New Roman" w:cs="Times New Roman"/>
         </w:rPr>
       </w:pPr>
+      <w:proofErr w:type="spellStart"/>
       <w:r>
         <w:rPr>
           <w:rStyle w:val="VerbatimChar"/>
           <w:rFonts w:ascii="Times New Roman" w:hAnsi="Times New Roman" w:cs="Times New Roman"/>
         </w:rPr>
-        <w:lastRenderedPageBreak/>
         <w:t>sortOn</w:t>
       </w:r>
+      <w:proofErr w:type="spellEnd"/>
       <w:r>
         <w:rPr>
           <w:rFonts w:ascii="Times New Roman" w:hAnsi="Times New Roman" w:cs="Times New Roman"/>
         </w:rPr>
         <w:t xml:space="preserve">: Sort by extracted key (e.g., </w:t>
       </w:r>
+      <w:proofErr w:type="spellStart"/>
       <w:r>
         <w:rPr>
           <w:rStyle w:val="VerbatimChar"/>
           <w:rFonts w:ascii="Times New Roman" w:hAnsi="Times New Roman" w:cs="Times New Roman"/>
         </w:rPr>
-        <w:t>sortOn leTimestamp</w:t>
-      </w:r>
+        <w:t>sortOn</w:t>
+      </w:r>
+      <w:proofErr w:type="spellEnd"/>
+      <w:r>
+        <w:rPr>
+          <w:rStyle w:val="VerbatimChar"/>
+          <w:rFonts w:ascii="Times New Roman" w:hAnsi="Times New Roman" w:cs="Times New Roman"/>
+        </w:rPr>
+        <w:t xml:space="preserve"> </w:t>
+      </w:r>
+      <w:proofErr w:type="spellStart"/>
+      <w:r>
+        <w:rPr>
+          <w:rStyle w:val="VerbatimChar"/>
+          <w:rFonts w:ascii="Times New Roman" w:hAnsi="Times New Roman" w:cs="Times New Roman"/>
+        </w:rPr>
+        <w:t>leTimestamp</w:t>
+      </w:r>
+      <w:proofErr w:type="spellEnd"/>
       <w:r>
         <w:rPr>
           <w:rFonts w:ascii="Times New Roman" w:hAnsi="Times New Roman" w:cs="Times New Roman"/>
@@ -3910,12 +4607,30 @@
           <w:rFonts w:ascii="Times New Roman" w:hAnsi="Times New Roman" w:cs="Times New Roman"/>
         </w:rPr>
       </w:pPr>
-      <w:r>
-        <w:rPr>
-          <w:rStyle w:val="OtherTok"/>
-          <w:rFonts w:ascii="Times New Roman" w:hAnsi="Times New Roman" w:cs="Times New Roman"/>
-        </w:rPr>
-        <w:t>parseLogFile ::</w:t>
+      <w:proofErr w:type="spellStart"/>
+      <w:proofErr w:type="gramStart"/>
+      <w:r>
+        <w:rPr>
+          <w:rStyle w:val="OtherTok"/>
+          <w:rFonts w:ascii="Times New Roman" w:hAnsi="Times New Roman" w:cs="Times New Roman"/>
+        </w:rPr>
+        <w:t>parseLogFile</w:t>
+      </w:r>
+      <w:proofErr w:type="spellEnd"/>
+      <w:r>
+        <w:rPr>
+          <w:rStyle w:val="OtherTok"/>
+          <w:rFonts w:ascii="Times New Roman" w:hAnsi="Times New Roman" w:cs="Times New Roman"/>
+        </w:rPr>
+        <w:t xml:space="preserve"> :</w:t>
+      </w:r>
+      <w:proofErr w:type="gramEnd"/>
+      <w:r>
+        <w:rPr>
+          <w:rStyle w:val="OtherTok"/>
+          <w:rFonts w:ascii="Times New Roman" w:hAnsi="Times New Roman" w:cs="Times New Roman"/>
+        </w:rPr>
+        <w:t>:</w:t>
       </w:r>
       <w:r>
         <w:rPr>
@@ -3952,6 +4667,7 @@
         </w:rPr>
         <w:t xml:space="preserve"> [</w:t>
       </w:r>
+      <w:proofErr w:type="spellStart"/>
       <w:r>
         <w:rPr>
           <w:rStyle w:val="DataTypeTok"/>
@@ -3959,6 +4675,7 @@
         </w:rPr>
         <w:t>LogEntry</w:t>
       </w:r>
+      <w:proofErr w:type="spellEnd"/>
       <w:r>
         <w:rPr>
           <w:rStyle w:val="NormalTok"/>
@@ -3972,12 +4689,21 @@
         </w:rPr>
         <w:br/>
       </w:r>
-      <w:r>
-        <w:rPr>
-          <w:rStyle w:val="NormalTok"/>
-          <w:rFonts w:ascii="Times New Roman" w:hAnsi="Times New Roman" w:cs="Times New Roman"/>
-        </w:rPr>
-        <w:t xml:space="preserve">parseLogFile content </w:t>
+      <w:proofErr w:type="spellStart"/>
+      <w:r>
+        <w:rPr>
+          <w:rStyle w:val="NormalTok"/>
+          <w:rFonts w:ascii="Times New Roman" w:hAnsi="Times New Roman" w:cs="Times New Roman"/>
+        </w:rPr>
+        <w:t>parseLogFile</w:t>
+      </w:r>
+      <w:proofErr w:type="spellEnd"/>
+      <w:r>
+        <w:rPr>
+          <w:rStyle w:val="NormalTok"/>
+          <w:rFonts w:ascii="Times New Roman" w:hAnsi="Times New Roman" w:cs="Times New Roman"/>
+        </w:rPr>
+        <w:t xml:space="preserve"> content </w:t>
       </w:r>
       <w:r>
         <w:rPr>
@@ -4060,7 +4786,23 @@
           <w:rStyle w:val="NormalTok"/>
           <w:rFonts w:ascii="Times New Roman" w:hAnsi="Times New Roman" w:cs="Times New Roman"/>
         </w:rPr>
-        <w:t xml:space="preserve"> parseLogLine (</w:t>
+        <w:t xml:space="preserve"> </w:t>
+      </w:r>
+      <w:proofErr w:type="spellStart"/>
+      <w:r>
+        <w:rPr>
+          <w:rStyle w:val="NormalTok"/>
+          <w:rFonts w:ascii="Times New Roman" w:hAnsi="Times New Roman" w:cs="Times New Roman"/>
+        </w:rPr>
+        <w:t>parseLogLine</w:t>
+      </w:r>
+      <w:proofErr w:type="spellEnd"/>
+      <w:r>
+        <w:rPr>
+          <w:rStyle w:val="NormalTok"/>
+          <w:rFonts w:ascii="Times New Roman" w:hAnsi="Times New Roman" w:cs="Times New Roman"/>
+        </w:rPr>
+        <w:t xml:space="preserve"> (</w:t>
       </w:r>
       <w:r>
         <w:rPr>
@@ -4156,12 +4898,30 @@
           <w:rFonts w:ascii="Times New Roman" w:hAnsi="Times New Roman" w:cs="Times New Roman"/>
         </w:rPr>
       </w:pPr>
-      <w:r>
-        <w:rPr>
-          <w:rStyle w:val="OtherTok"/>
-          <w:rFonts w:ascii="Times New Roman" w:hAnsi="Times New Roman" w:cs="Times New Roman"/>
-        </w:rPr>
-        <w:t>countByLevel ::</w:t>
+      <w:proofErr w:type="spellStart"/>
+      <w:proofErr w:type="gramStart"/>
+      <w:r>
+        <w:rPr>
+          <w:rStyle w:val="OtherTok"/>
+          <w:rFonts w:ascii="Times New Roman" w:hAnsi="Times New Roman" w:cs="Times New Roman"/>
+        </w:rPr>
+        <w:t>countByLevel</w:t>
+      </w:r>
+      <w:proofErr w:type="spellEnd"/>
+      <w:r>
+        <w:rPr>
+          <w:rStyle w:val="OtherTok"/>
+          <w:rFonts w:ascii="Times New Roman" w:hAnsi="Times New Roman" w:cs="Times New Roman"/>
+        </w:rPr>
+        <w:t xml:space="preserve"> :</w:t>
+      </w:r>
+      <w:proofErr w:type="gramEnd"/>
+      <w:r>
+        <w:rPr>
+          <w:rStyle w:val="OtherTok"/>
+          <w:rFonts w:ascii="Times New Roman" w:hAnsi="Times New Roman" w:cs="Times New Roman"/>
+        </w:rPr>
+        <w:t>:</w:t>
       </w:r>
       <w:r>
         <w:rPr>
@@ -4170,6 +4930,7 @@
         </w:rPr>
         <w:t xml:space="preserve"> [</w:t>
       </w:r>
+      <w:proofErr w:type="spellStart"/>
       <w:r>
         <w:rPr>
           <w:rStyle w:val="DataTypeTok"/>
@@ -4177,6 +4938,7 @@
         </w:rPr>
         <w:t>LogEntry</w:t>
       </w:r>
+      <w:proofErr w:type="spellEnd"/>
       <w:r>
         <w:rPr>
           <w:rStyle w:val="NormalTok"/>
@@ -4212,6 +4974,7 @@
         </w:rPr>
         <w:t xml:space="preserve"> </w:t>
       </w:r>
+      <w:proofErr w:type="spellStart"/>
       <w:r>
         <w:rPr>
           <w:rStyle w:val="DataTypeTok"/>
@@ -4219,6 +4982,7 @@
         </w:rPr>
         <w:t>StatusCategory</w:t>
       </w:r>
+      <w:proofErr w:type="spellEnd"/>
       <w:r>
         <w:rPr>
           <w:rStyle w:val="NormalTok"/>
@@ -4239,12 +5003,21 @@
         </w:rPr>
         <w:br/>
       </w:r>
-      <w:r>
-        <w:rPr>
-          <w:rStyle w:val="NormalTok"/>
-          <w:rFonts w:ascii="Times New Roman" w:hAnsi="Times New Roman" w:cs="Times New Roman"/>
-        </w:rPr>
-        <w:t xml:space="preserve">countByLevel </w:t>
+      <w:proofErr w:type="spellStart"/>
+      <w:r>
+        <w:rPr>
+          <w:rStyle w:val="NormalTok"/>
+          <w:rFonts w:ascii="Times New Roman" w:hAnsi="Times New Roman" w:cs="Times New Roman"/>
+        </w:rPr>
+        <w:t>countByLevel</w:t>
+      </w:r>
+      <w:proofErr w:type="spellEnd"/>
+      <w:r>
+        <w:rPr>
+          <w:rStyle w:val="NormalTok"/>
+          <w:rFonts w:ascii="Times New Roman" w:hAnsi="Times New Roman" w:cs="Times New Roman"/>
+        </w:rPr>
+        <w:t xml:space="preserve"> </w:t>
       </w:r>
       <w:r>
         <w:rPr>
@@ -4258,8 +5031,49 @@
           <w:rStyle w:val="NormalTok"/>
           <w:rFonts w:ascii="Times New Roman" w:hAnsi="Times New Roman" w:cs="Times New Roman"/>
         </w:rPr>
-        <w:t xml:space="preserve"> foldl' countEntry M.empty</w:t>
-      </w:r>
+        <w:t xml:space="preserve"> </w:t>
+      </w:r>
+      <w:proofErr w:type="spellStart"/>
+      <w:r>
+        <w:rPr>
+          <w:rStyle w:val="NormalTok"/>
+          <w:rFonts w:ascii="Times New Roman" w:hAnsi="Times New Roman" w:cs="Times New Roman"/>
+        </w:rPr>
+        <w:t>foldl</w:t>
+      </w:r>
+      <w:proofErr w:type="spellEnd"/>
+      <w:r>
+        <w:rPr>
+          <w:rStyle w:val="NormalTok"/>
+          <w:rFonts w:ascii="Times New Roman" w:hAnsi="Times New Roman" w:cs="Times New Roman"/>
+        </w:rPr>
+        <w:t xml:space="preserve">' </w:t>
+      </w:r>
+      <w:proofErr w:type="spellStart"/>
+      <w:r>
+        <w:rPr>
+          <w:rStyle w:val="NormalTok"/>
+          <w:rFonts w:ascii="Times New Roman" w:hAnsi="Times New Roman" w:cs="Times New Roman"/>
+        </w:rPr>
+        <w:t>countEntry</w:t>
+      </w:r>
+      <w:proofErr w:type="spellEnd"/>
+      <w:r>
+        <w:rPr>
+          <w:rStyle w:val="NormalTok"/>
+          <w:rFonts w:ascii="Times New Roman" w:hAnsi="Times New Roman" w:cs="Times New Roman"/>
+        </w:rPr>
+        <w:t xml:space="preserve"> </w:t>
+      </w:r>
+      <w:proofErr w:type="spellStart"/>
+      <w:r>
+        <w:rPr>
+          <w:rStyle w:val="NormalTok"/>
+          <w:rFonts w:ascii="Times New Roman" w:hAnsi="Times New Roman" w:cs="Times New Roman"/>
+        </w:rPr>
+        <w:t>M.empty</w:t>
+      </w:r>
+      <w:proofErr w:type="spellEnd"/>
       <w:r>
         <w:rPr>
           <w:rFonts w:ascii="Times New Roman" w:hAnsi="Times New Roman" w:cs="Times New Roman"/>
@@ -4291,7 +5105,23 @@
           <w:rStyle w:val="NormalTok"/>
           <w:rFonts w:ascii="Times New Roman" w:hAnsi="Times New Roman" w:cs="Times New Roman"/>
         </w:rPr>
-        <w:t xml:space="preserve">    countEntry acc entry </w:t>
+        <w:t xml:space="preserve">    </w:t>
+      </w:r>
+      <w:proofErr w:type="spellStart"/>
+      <w:r>
+        <w:rPr>
+          <w:rStyle w:val="NormalTok"/>
+          <w:rFonts w:ascii="Times New Roman" w:hAnsi="Times New Roman" w:cs="Times New Roman"/>
+        </w:rPr>
+        <w:t>countEntry</w:t>
+      </w:r>
+      <w:proofErr w:type="spellEnd"/>
+      <w:r>
+        <w:rPr>
+          <w:rStyle w:val="NormalTok"/>
+          <w:rFonts w:ascii="Times New Roman" w:hAnsi="Times New Roman" w:cs="Times New Roman"/>
+        </w:rPr>
+        <w:t xml:space="preserve"> acc entry </w:t>
       </w:r>
       <w:r>
         <w:rPr>
@@ -4339,7 +5169,39 @@
           <w:rStyle w:val="NormalTok"/>
           <w:rFonts w:ascii="Times New Roman" w:hAnsi="Times New Roman" w:cs="Times New Roman"/>
         </w:rPr>
-        <w:t xml:space="preserve"> statusCategory (leStatusCode entry)</w:t>
+        <w:t xml:space="preserve"> </w:t>
+      </w:r>
+      <w:proofErr w:type="spellStart"/>
+      <w:r>
+        <w:rPr>
+          <w:rStyle w:val="NormalTok"/>
+          <w:rFonts w:ascii="Times New Roman" w:hAnsi="Times New Roman" w:cs="Times New Roman"/>
+        </w:rPr>
+        <w:t>statusCategory</w:t>
+      </w:r>
+      <w:proofErr w:type="spellEnd"/>
+      <w:r>
+        <w:rPr>
+          <w:rStyle w:val="NormalTok"/>
+          <w:rFonts w:ascii="Times New Roman" w:hAnsi="Times New Roman" w:cs="Times New Roman"/>
+        </w:rPr>
+        <w:t xml:space="preserve"> (</w:t>
+      </w:r>
+      <w:proofErr w:type="spellStart"/>
+      <w:r>
+        <w:rPr>
+          <w:rStyle w:val="NormalTok"/>
+          <w:rFonts w:ascii="Times New Roman" w:hAnsi="Times New Roman" w:cs="Times New Roman"/>
+        </w:rPr>
+        <w:t>leStatusCode</w:t>
+      </w:r>
+      <w:proofErr w:type="spellEnd"/>
+      <w:r>
+        <w:rPr>
+          <w:rStyle w:val="NormalTok"/>
+          <w:rFonts w:ascii="Times New Roman" w:hAnsi="Times New Roman" w:cs="Times New Roman"/>
+        </w:rPr>
+        <w:t xml:space="preserve"> entry)</w:t>
       </w:r>
       <w:r>
         <w:rPr>
@@ -4366,7 +5228,23 @@
           <w:rStyle w:val="NormalTok"/>
           <w:rFonts w:ascii="Times New Roman" w:hAnsi="Times New Roman" w:cs="Times New Roman"/>
         </w:rPr>
-        <w:t xml:space="preserve"> M.insertWith (</w:t>
+        <w:t xml:space="preserve"> </w:t>
+      </w:r>
+      <w:proofErr w:type="spellStart"/>
+      <w:r>
+        <w:rPr>
+          <w:rStyle w:val="NormalTok"/>
+          <w:rFonts w:ascii="Times New Roman" w:hAnsi="Times New Roman" w:cs="Times New Roman"/>
+        </w:rPr>
+        <w:t>M.insertWith</w:t>
+      </w:r>
+      <w:proofErr w:type="spellEnd"/>
+      <w:r>
+        <w:rPr>
+          <w:rStyle w:val="NormalTok"/>
+          <w:rFonts w:ascii="Times New Roman" w:hAnsi="Times New Roman" w:cs="Times New Roman"/>
+        </w:rPr>
+        <w:t xml:space="preserve"> (</w:t>
       </w:r>
       <w:r>
         <w:rPr>
@@ -4485,20 +5363,39 @@
           <w:rFonts w:ascii="Times New Roman" w:hAnsi="Times New Roman" w:cs="Times New Roman"/>
         </w:rPr>
       </w:pPr>
-      <w:r>
-        <w:rPr>
-          <w:rStyle w:val="OtherTok"/>
-          <w:rFonts w:ascii="Times New Roman" w:hAnsi="Times New Roman" w:cs="Times New Roman"/>
-        </w:rPr>
-        <w:t>sessionize ::</w:t>
-      </w:r>
-      <w:r>
-        <w:rPr>
-          <w:rStyle w:val="NormalTok"/>
-          <w:rFonts w:ascii="Times New Roman" w:hAnsi="Times New Roman" w:cs="Times New Roman"/>
-        </w:rPr>
-        <w:t xml:space="preserve"> </w:t>
-      </w:r>
+      <w:proofErr w:type="spellStart"/>
+      <w:proofErr w:type="gramStart"/>
+      <w:r>
+        <w:rPr>
+          <w:rStyle w:val="OtherTok"/>
+          <w:rFonts w:ascii="Times New Roman" w:hAnsi="Times New Roman" w:cs="Times New Roman"/>
+        </w:rPr>
+        <w:t>sessionize</w:t>
+      </w:r>
+      <w:proofErr w:type="spellEnd"/>
+      <w:r>
+        <w:rPr>
+          <w:rStyle w:val="OtherTok"/>
+          <w:rFonts w:ascii="Times New Roman" w:hAnsi="Times New Roman" w:cs="Times New Roman"/>
+        </w:rPr>
+        <w:t xml:space="preserve"> :</w:t>
+      </w:r>
+      <w:proofErr w:type="gramEnd"/>
+      <w:r>
+        <w:rPr>
+          <w:rStyle w:val="OtherTok"/>
+          <w:rFonts w:ascii="Times New Roman" w:hAnsi="Times New Roman" w:cs="Times New Roman"/>
+        </w:rPr>
+        <w:t>:</w:t>
+      </w:r>
+      <w:r>
+        <w:rPr>
+          <w:rStyle w:val="NormalTok"/>
+          <w:rFonts w:ascii="Times New Roman" w:hAnsi="Times New Roman" w:cs="Times New Roman"/>
+        </w:rPr>
+        <w:t xml:space="preserve"> </w:t>
+      </w:r>
+      <w:proofErr w:type="spellStart"/>
       <w:r>
         <w:rPr>
           <w:rStyle w:val="DataTypeTok"/>
@@ -4506,6 +5403,7 @@
         </w:rPr>
         <w:t>NominalDiffTime</w:t>
       </w:r>
+      <w:proofErr w:type="spellEnd"/>
       <w:r>
         <w:rPr>
           <w:rStyle w:val="NormalTok"/>
@@ -4527,6 +5425,7 @@
         </w:rPr>
         <w:t xml:space="preserve"> [</w:t>
       </w:r>
+      <w:proofErr w:type="spellStart"/>
       <w:r>
         <w:rPr>
           <w:rStyle w:val="DataTypeTok"/>
@@ -4534,6 +5433,7 @@
         </w:rPr>
         <w:t>LogEntry</w:t>
       </w:r>
+      <w:proofErr w:type="spellEnd"/>
       <w:r>
         <w:rPr>
           <w:rStyle w:val="NormalTok"/>
@@ -4555,6 +5455,7 @@
         </w:rPr>
         <w:t xml:space="preserve"> [[</w:t>
       </w:r>
+      <w:proofErr w:type="spellStart"/>
       <w:r>
         <w:rPr>
           <w:rStyle w:val="DataTypeTok"/>
@@ -4562,6 +5463,7 @@
         </w:rPr>
         <w:t>LogEntry</w:t>
       </w:r>
+      <w:proofErr w:type="spellEnd"/>
       <w:r>
         <w:rPr>
           <w:rStyle w:val="NormalTok"/>
@@ -4575,12 +5477,21 @@
         </w:rPr>
         <w:br/>
       </w:r>
-      <w:r>
-        <w:rPr>
-          <w:rStyle w:val="NormalTok"/>
-          <w:rFonts w:ascii="Times New Roman" w:hAnsi="Times New Roman" w:cs="Times New Roman"/>
-        </w:rPr>
-        <w:t xml:space="preserve">sessionize timeout entries </w:t>
+      <w:proofErr w:type="spellStart"/>
+      <w:r>
+        <w:rPr>
+          <w:rStyle w:val="NormalTok"/>
+          <w:rFonts w:ascii="Times New Roman" w:hAnsi="Times New Roman" w:cs="Times New Roman"/>
+        </w:rPr>
+        <w:t>sessionize</w:t>
+      </w:r>
+      <w:proofErr w:type="spellEnd"/>
+      <w:r>
+        <w:rPr>
+          <w:rStyle w:val="NormalTok"/>
+          <w:rFonts w:ascii="Times New Roman" w:hAnsi="Times New Roman" w:cs="Times New Roman"/>
+        </w:rPr>
+        <w:t xml:space="preserve"> timeout entries </w:t>
       </w:r>
       <w:r>
         <w:rPr>
@@ -4602,6 +5513,7 @@
         </w:rPr>
         <w:t xml:space="preserve">  </w:t>
       </w:r>
+      <w:proofErr w:type="spellStart"/>
       <w:r>
         <w:rPr>
           <w:rStyle w:val="FunctionTok"/>
@@ -4609,12 +5521,45 @@
         </w:rPr>
         <w:t>concatMap</w:t>
       </w:r>
-      <w:r>
-        <w:rPr>
-          <w:rStyle w:val="NormalTok"/>
-          <w:rFonts w:ascii="Times New Roman" w:hAnsi="Times New Roman" w:cs="Times New Roman"/>
-        </w:rPr>
-        <w:t xml:space="preserve"> sessionizeIP groupedByIP </w:t>
+      <w:proofErr w:type="spellEnd"/>
+      <w:r>
+        <w:rPr>
+          <w:rStyle w:val="NormalTok"/>
+          <w:rFonts w:ascii="Times New Roman" w:hAnsi="Times New Roman" w:cs="Times New Roman"/>
+        </w:rPr>
+        <w:t xml:space="preserve"> </w:t>
+      </w:r>
+      <w:proofErr w:type="spellStart"/>
+      <w:r>
+        <w:rPr>
+          <w:rStyle w:val="NormalTok"/>
+          <w:rFonts w:ascii="Times New Roman" w:hAnsi="Times New Roman" w:cs="Times New Roman"/>
+        </w:rPr>
+        <w:t>sessionizeIP</w:t>
+      </w:r>
+      <w:proofErr w:type="spellEnd"/>
+      <w:r>
+        <w:rPr>
+          <w:rStyle w:val="NormalTok"/>
+          <w:rFonts w:ascii="Times New Roman" w:hAnsi="Times New Roman" w:cs="Times New Roman"/>
+        </w:rPr>
+        <w:t xml:space="preserve"> </w:t>
+      </w:r>
+      <w:proofErr w:type="spellStart"/>
+      <w:r>
+        <w:rPr>
+          <w:rStyle w:val="NormalTok"/>
+          <w:rFonts w:ascii="Times New Roman" w:hAnsi="Times New Roman" w:cs="Times New Roman"/>
+        </w:rPr>
+        <w:t>groupedByIP</w:t>
+      </w:r>
+      <w:proofErr w:type="spellEnd"/>
+      <w:r>
+        <w:rPr>
+          <w:rStyle w:val="NormalTok"/>
+          <w:rFonts w:ascii="Times New Roman" w:hAnsi="Times New Roman" w:cs="Times New Roman"/>
+        </w:rPr>
+        <w:t xml:space="preserve"> </w:t>
       </w:r>
       <w:r>
         <w:rPr>
@@ -4628,7 +5573,23 @@
           <w:rStyle w:val="NormalTok"/>
           <w:rFonts w:ascii="Times New Roman" w:hAnsi="Times New Roman" w:cs="Times New Roman"/>
         </w:rPr>
-        <w:t xml:space="preserve"> parBuffer </w:t>
+        <w:t xml:space="preserve"> </w:t>
+      </w:r>
+      <w:proofErr w:type="spellStart"/>
+      <w:r>
+        <w:rPr>
+          <w:rStyle w:val="NormalTok"/>
+          <w:rFonts w:ascii="Times New Roman" w:hAnsi="Times New Roman" w:cs="Times New Roman"/>
+        </w:rPr>
+        <w:t>parBuffer</w:t>
+      </w:r>
+      <w:proofErr w:type="spellEnd"/>
+      <w:r>
+        <w:rPr>
+          <w:rStyle w:val="NormalTok"/>
+          <w:rFonts w:ascii="Times New Roman" w:hAnsi="Times New Roman" w:cs="Times New Roman"/>
+        </w:rPr>
+        <w:t xml:space="preserve"> </w:t>
       </w:r>
       <w:r>
         <w:rPr>
@@ -4642,8 +5603,17 @@
           <w:rStyle w:val="NormalTok"/>
           <w:rFonts w:ascii="Times New Roman" w:hAnsi="Times New Roman" w:cs="Times New Roman"/>
         </w:rPr>
-        <w:t xml:space="preserve"> rseq</w:t>
-      </w:r>
+        <w:t xml:space="preserve"> </w:t>
+      </w:r>
+      <w:proofErr w:type="spellStart"/>
+      <w:r>
+        <w:rPr>
+          <w:rStyle w:val="NormalTok"/>
+          <w:rFonts w:ascii="Times New Roman" w:hAnsi="Times New Roman" w:cs="Times New Roman"/>
+        </w:rPr>
+        <w:t>rseq</w:t>
+      </w:r>
+      <w:proofErr w:type="spellEnd"/>
     </w:p>
     <w:p>
       <w:pPr>
@@ -4671,13 +5641,31 @@
         </w:rPr>
         <w:t xml:space="preserve"> function applies parallel evaluation strategy </w:t>
       </w:r>
+      <w:proofErr w:type="spellStart"/>
       <w:r>
         <w:rPr>
           <w:rStyle w:val="VerbatimChar"/>
           <w:rFonts w:ascii="Times New Roman" w:hAnsi="Times New Roman" w:cs="Times New Roman"/>
         </w:rPr>
-        <w:t>parBuffer 100 rseq</w:t>
-      </w:r>
+        <w:t>parBuffer</w:t>
+      </w:r>
+      <w:proofErr w:type="spellEnd"/>
+      <w:r>
+        <w:rPr>
+          <w:rStyle w:val="VerbatimChar"/>
+          <w:rFonts w:ascii="Times New Roman" w:hAnsi="Times New Roman" w:cs="Times New Roman"/>
+        </w:rPr>
+        <w:t xml:space="preserve"> 100 </w:t>
+      </w:r>
+      <w:proofErr w:type="spellStart"/>
+      <w:r>
+        <w:rPr>
+          <w:rStyle w:val="VerbatimChar"/>
+          <w:rFonts w:ascii="Times New Roman" w:hAnsi="Times New Roman" w:cs="Times New Roman"/>
+        </w:rPr>
+        <w:t>rseq</w:t>
+      </w:r>
+      <w:proofErr w:type="spellEnd"/>
       <w:r>
         <w:rPr>
           <w:rFonts w:ascii="Times New Roman" w:hAnsi="Times New Roman" w:cs="Times New Roman"/>
@@ -4750,12 +5738,30 @@
           <w:rFonts w:ascii="Times New Roman" w:hAnsi="Times New Roman" w:cs="Times New Roman"/>
         </w:rPr>
       </w:pPr>
-      <w:r>
-        <w:rPr>
-          <w:rStyle w:val="OtherTok"/>
-          <w:rFonts w:ascii="Times New Roman" w:hAnsi="Times New Roman" w:cs="Times New Roman"/>
-        </w:rPr>
-        <w:t>parseLogLine ::</w:t>
+      <w:proofErr w:type="spellStart"/>
+      <w:proofErr w:type="gramStart"/>
+      <w:r>
+        <w:rPr>
+          <w:rStyle w:val="OtherTok"/>
+          <w:rFonts w:ascii="Times New Roman" w:hAnsi="Times New Roman" w:cs="Times New Roman"/>
+        </w:rPr>
+        <w:t>parseLogLine</w:t>
+      </w:r>
+      <w:proofErr w:type="spellEnd"/>
+      <w:r>
+        <w:rPr>
+          <w:rStyle w:val="OtherTok"/>
+          <w:rFonts w:ascii="Times New Roman" w:hAnsi="Times New Roman" w:cs="Times New Roman"/>
+        </w:rPr>
+        <w:t xml:space="preserve"> :</w:t>
+      </w:r>
+      <w:proofErr w:type="gramEnd"/>
+      <w:r>
+        <w:rPr>
+          <w:rStyle w:val="OtherTok"/>
+          <w:rFonts w:ascii="Times New Roman" w:hAnsi="Times New Roman" w:cs="Times New Roman"/>
+        </w:rPr>
+        <w:t>:</w:t>
       </w:r>
       <w:r>
         <w:rPr>
@@ -4806,6 +5812,7 @@
         </w:rPr>
         <w:t xml:space="preserve"> </w:t>
       </w:r>
+      <w:proofErr w:type="spellStart"/>
       <w:r>
         <w:rPr>
           <w:rStyle w:val="DataTypeTok"/>
@@ -4813,18 +5820,28 @@
         </w:rPr>
         <w:t>LogEntry</w:t>
       </w:r>
+      <w:proofErr w:type="spellEnd"/>
       <w:r>
         <w:rPr>
           <w:rFonts w:ascii="Times New Roman" w:hAnsi="Times New Roman" w:cs="Times New Roman"/>
         </w:rPr>
         <w:br/>
       </w:r>
-      <w:r>
-        <w:rPr>
-          <w:rStyle w:val="NormalTok"/>
-          <w:rFonts w:ascii="Times New Roman" w:hAnsi="Times New Roman" w:cs="Times New Roman"/>
-        </w:rPr>
-        <w:t xml:space="preserve">parseLogLine line </w:t>
+      <w:proofErr w:type="spellStart"/>
+      <w:r>
+        <w:rPr>
+          <w:rStyle w:val="NormalTok"/>
+          <w:rFonts w:ascii="Times New Roman" w:hAnsi="Times New Roman" w:cs="Times New Roman"/>
+        </w:rPr>
+        <w:t>parseLogLine</w:t>
+      </w:r>
+      <w:proofErr w:type="spellEnd"/>
+      <w:r>
+        <w:rPr>
+          <w:rStyle w:val="NormalTok"/>
+          <w:rFonts w:ascii="Times New Roman" w:hAnsi="Times New Roman" w:cs="Times New Roman"/>
+        </w:rPr>
+        <w:t xml:space="preserve"> line </w:t>
       </w:r>
       <w:r>
         <w:rPr>
@@ -4858,6 +5875,7 @@
           <w:rStyle w:val="NormalTok"/>
           <w:rFonts w:ascii="Times New Roman" w:hAnsi="Times New Roman" w:cs="Times New Roman"/>
         </w:rPr>
+        <w:lastRenderedPageBreak/>
         <w:t xml:space="preserve">  </w:t>
       </w:r>
       <w:r>
@@ -4892,7 +5910,39 @@
           <w:rStyle w:val="NormalTok"/>
           <w:rFonts w:ascii="Times New Roman" w:hAnsi="Times New Roman" w:cs="Times New Roman"/>
         </w:rPr>
-        <w:t xml:space="preserve"> parseTimestamp timeStr  </w:t>
+        <w:t xml:space="preserve"> </w:t>
+      </w:r>
+      <w:proofErr w:type="spellStart"/>
+      <w:r>
+        <w:rPr>
+          <w:rStyle w:val="NormalTok"/>
+          <w:rFonts w:ascii="Times New Roman" w:hAnsi="Times New Roman" w:cs="Times New Roman"/>
+        </w:rPr>
+        <w:t>parseTimestamp</w:t>
+      </w:r>
+      <w:proofErr w:type="spellEnd"/>
+      <w:r>
+        <w:rPr>
+          <w:rStyle w:val="NormalTok"/>
+          <w:rFonts w:ascii="Times New Roman" w:hAnsi="Times New Roman" w:cs="Times New Roman"/>
+        </w:rPr>
+        <w:t xml:space="preserve"> </w:t>
+      </w:r>
+      <w:proofErr w:type="spellStart"/>
+      <w:r>
+        <w:rPr>
+          <w:rStyle w:val="NormalTok"/>
+          <w:rFonts w:ascii="Times New Roman" w:hAnsi="Times New Roman" w:cs="Times New Roman"/>
+        </w:rPr>
+        <w:t>timeStr</w:t>
+      </w:r>
+      <w:proofErr w:type="spellEnd"/>
+      <w:r>
+        <w:rPr>
+          <w:rStyle w:val="NormalTok"/>
+          <w:rFonts w:ascii="Times New Roman" w:hAnsi="Times New Roman" w:cs="Times New Roman"/>
+        </w:rPr>
+        <w:t xml:space="preserve">  </w:t>
       </w:r>
       <w:r>
         <w:rPr>
@@ -4912,7 +5962,6 @@
           <w:rStyle w:val="NormalTok"/>
           <w:rFonts w:ascii="Times New Roman" w:hAnsi="Times New Roman" w:cs="Times New Roman"/>
         </w:rPr>
-        <w:lastRenderedPageBreak/>
         <w:t xml:space="preserve">  method </w:t>
       </w:r>
       <w:r>
@@ -4927,8 +5976,33 @@
           <w:rStyle w:val="NormalTok"/>
           <w:rFonts w:ascii="Times New Roman" w:hAnsi="Times New Roman" w:cs="Times New Roman"/>
         </w:rPr>
-        <w:t xml:space="preserve"> parseMethod methodStr</w:t>
-      </w:r>
+        <w:t xml:space="preserve"> </w:t>
+      </w:r>
+      <w:proofErr w:type="spellStart"/>
+      <w:r>
+        <w:rPr>
+          <w:rStyle w:val="NormalTok"/>
+          <w:rFonts w:ascii="Times New Roman" w:hAnsi="Times New Roman" w:cs="Times New Roman"/>
+        </w:rPr>
+        <w:t>parseMethod</w:t>
+      </w:r>
+      <w:proofErr w:type="spellEnd"/>
+      <w:r>
+        <w:rPr>
+          <w:rStyle w:val="NormalTok"/>
+          <w:rFonts w:ascii="Times New Roman" w:hAnsi="Times New Roman" w:cs="Times New Roman"/>
+        </w:rPr>
+        <w:t xml:space="preserve"> </w:t>
+      </w:r>
+      <w:proofErr w:type="spellStart"/>
+      <w:r>
+        <w:rPr>
+          <w:rStyle w:val="NormalTok"/>
+          <w:rFonts w:ascii="Times New Roman" w:hAnsi="Times New Roman" w:cs="Times New Roman"/>
+        </w:rPr>
+        <w:t>methodStr</w:t>
+      </w:r>
+      <w:proofErr w:type="spellEnd"/>
       <w:r>
         <w:rPr>
           <w:rFonts w:ascii="Times New Roman" w:hAnsi="Times New Roman" w:cs="Times New Roman"/>
@@ -4954,8 +6028,33 @@
           <w:rStyle w:val="NormalTok"/>
           <w:rFonts w:ascii="Times New Roman" w:hAnsi="Times New Roman" w:cs="Times New Roman"/>
         </w:rPr>
-        <w:t xml:space="preserve"> readMaybe statusStr</w:t>
-      </w:r>
+        <w:t xml:space="preserve"> </w:t>
+      </w:r>
+      <w:proofErr w:type="spellStart"/>
+      <w:r>
+        <w:rPr>
+          <w:rStyle w:val="NormalTok"/>
+          <w:rFonts w:ascii="Times New Roman" w:hAnsi="Times New Roman" w:cs="Times New Roman"/>
+        </w:rPr>
+        <w:t>readMaybe</w:t>
+      </w:r>
+      <w:proofErr w:type="spellEnd"/>
+      <w:r>
+        <w:rPr>
+          <w:rStyle w:val="NormalTok"/>
+          <w:rFonts w:ascii="Times New Roman" w:hAnsi="Times New Roman" w:cs="Times New Roman"/>
+        </w:rPr>
+        <w:t xml:space="preserve"> </w:t>
+      </w:r>
+      <w:proofErr w:type="spellStart"/>
+      <w:r>
+        <w:rPr>
+          <w:rStyle w:val="NormalTok"/>
+          <w:rFonts w:ascii="Times New Roman" w:hAnsi="Times New Roman" w:cs="Times New Roman"/>
+        </w:rPr>
+        <w:t>statusStr</w:t>
+      </w:r>
+      <w:proofErr w:type="spellEnd"/>
       <w:r>
         <w:rPr>
           <w:rFonts w:ascii="Times New Roman" w:hAnsi="Times New Roman" w:cs="Times New Roman"/>
@@ -4983,6 +6082,7 @@
         </w:rPr>
         <w:t xml:space="preserve"> </w:t>
       </w:r>
+      <w:proofErr w:type="spellStart"/>
       <w:r>
         <w:rPr>
           <w:rStyle w:val="DataTypeTok"/>
@@ -4990,6 +6090,7 @@
         </w:rPr>
         <w:t>LogEntry</w:t>
       </w:r>
+      <w:proofErr w:type="spellEnd"/>
       <w:r>
         <w:rPr>
           <w:rStyle w:val="NormalTok"/>
@@ -5041,12 +6142,21 @@
           <w:rFonts w:ascii="Times New Roman" w:hAnsi="Times New Roman" w:cs="Times New Roman"/>
         </w:rPr>
       </w:pPr>
-      <w:r>
-        <w:rPr>
-          <w:rStyle w:val="OtherTok"/>
-          <w:rFonts w:ascii="Times New Roman" w:hAnsi="Times New Roman" w:cs="Times New Roman"/>
-        </w:rPr>
-        <w:t>main ::</w:t>
+      <w:proofErr w:type="gramStart"/>
+      <w:r>
+        <w:rPr>
+          <w:rStyle w:val="OtherTok"/>
+          <w:rFonts w:ascii="Times New Roman" w:hAnsi="Times New Roman" w:cs="Times New Roman"/>
+        </w:rPr>
+        <w:t>main :</w:t>
+      </w:r>
+      <w:proofErr w:type="gramEnd"/>
+      <w:r>
+        <w:rPr>
+          <w:rStyle w:val="OtherTok"/>
+          <w:rFonts w:ascii="Times New Roman" w:hAnsi="Times New Roman" w:cs="Times New Roman"/>
+        </w:rPr>
+        <w:t>:</w:t>
       </w:r>
       <w:r>
         <w:rPr>
@@ -5114,7 +6224,23 @@
           <w:rStyle w:val="NormalTok"/>
           <w:rFonts w:ascii="Times New Roman" w:hAnsi="Times New Roman" w:cs="Times New Roman"/>
         </w:rPr>
-        <w:t xml:space="preserve">  filePath </w:t>
+        <w:t xml:space="preserve">  </w:t>
+      </w:r>
+      <w:proofErr w:type="spellStart"/>
+      <w:r>
+        <w:rPr>
+          <w:rStyle w:val="NormalTok"/>
+          <w:rFonts w:ascii="Times New Roman" w:hAnsi="Times New Roman" w:cs="Times New Roman"/>
+        </w:rPr>
+        <w:t>filePath</w:t>
+      </w:r>
+      <w:proofErr w:type="spellEnd"/>
+      <w:r>
+        <w:rPr>
+          <w:rStyle w:val="NormalTok"/>
+          <w:rFonts w:ascii="Times New Roman" w:hAnsi="Times New Roman" w:cs="Times New Roman"/>
+        </w:rPr>
+        <w:t xml:space="preserve"> </w:t>
       </w:r>
       <w:r>
         <w:rPr>
@@ -5128,7 +6254,23 @@
           <w:rStyle w:val="NormalTok"/>
           <w:rFonts w:ascii="Times New Roman" w:hAnsi="Times New Roman" w:cs="Times New Roman"/>
         </w:rPr>
-        <w:t xml:space="preserve"> getFilePath         </w:t>
+        <w:t xml:space="preserve"> </w:t>
+      </w:r>
+      <w:proofErr w:type="spellStart"/>
+      <w:r>
+        <w:rPr>
+          <w:rStyle w:val="NormalTok"/>
+          <w:rFonts w:ascii="Times New Roman" w:hAnsi="Times New Roman" w:cs="Times New Roman"/>
+        </w:rPr>
+        <w:t>getFilePath</w:t>
+      </w:r>
+      <w:proofErr w:type="spellEnd"/>
+      <w:r>
+        <w:rPr>
+          <w:rStyle w:val="NormalTok"/>
+          <w:rFonts w:ascii="Times New Roman" w:hAnsi="Times New Roman" w:cs="Times New Roman"/>
+        </w:rPr>
+        <w:t xml:space="preserve">         </w:t>
       </w:r>
       <w:r>
         <w:rPr>
@@ -5162,7 +6304,39 @@
           <w:rStyle w:val="NormalTok"/>
           <w:rFonts w:ascii="Times New Roman" w:hAnsi="Times New Roman" w:cs="Times New Roman"/>
         </w:rPr>
-        <w:t xml:space="preserve"> readLogFile filePath </w:t>
+        <w:t xml:space="preserve"> </w:t>
+      </w:r>
+      <w:proofErr w:type="spellStart"/>
+      <w:r>
+        <w:rPr>
+          <w:rStyle w:val="NormalTok"/>
+          <w:rFonts w:ascii="Times New Roman" w:hAnsi="Times New Roman" w:cs="Times New Roman"/>
+        </w:rPr>
+        <w:t>readLogFile</w:t>
+      </w:r>
+      <w:proofErr w:type="spellEnd"/>
+      <w:r>
+        <w:rPr>
+          <w:rStyle w:val="NormalTok"/>
+          <w:rFonts w:ascii="Times New Roman" w:hAnsi="Times New Roman" w:cs="Times New Roman"/>
+        </w:rPr>
+        <w:t xml:space="preserve"> </w:t>
+      </w:r>
+      <w:proofErr w:type="spellStart"/>
+      <w:r>
+        <w:rPr>
+          <w:rStyle w:val="NormalTok"/>
+          <w:rFonts w:ascii="Times New Roman" w:hAnsi="Times New Roman" w:cs="Times New Roman"/>
+        </w:rPr>
+        <w:t>filePath</w:t>
+      </w:r>
+      <w:proofErr w:type="spellEnd"/>
+      <w:r>
+        <w:rPr>
+          <w:rStyle w:val="NormalTok"/>
+          <w:rFonts w:ascii="Times New Roman" w:hAnsi="Times New Roman" w:cs="Times New Roman"/>
+        </w:rPr>
+        <w:t xml:space="preserve"> </w:t>
       </w:r>
       <w:r>
         <w:rPr>
@@ -5210,7 +6384,23 @@
           <w:rStyle w:val="NormalTok"/>
           <w:rFonts w:ascii="Times New Roman" w:hAnsi="Times New Roman" w:cs="Times New Roman"/>
         </w:rPr>
-        <w:t xml:space="preserve"> parseLogFile content   </w:t>
+        <w:t xml:space="preserve"> </w:t>
+      </w:r>
+      <w:proofErr w:type="spellStart"/>
+      <w:r>
+        <w:rPr>
+          <w:rStyle w:val="NormalTok"/>
+          <w:rFonts w:ascii="Times New Roman" w:hAnsi="Times New Roman" w:cs="Times New Roman"/>
+        </w:rPr>
+        <w:t>parseLogFile</w:t>
+      </w:r>
+      <w:proofErr w:type="spellEnd"/>
+      <w:r>
+        <w:rPr>
+          <w:rStyle w:val="NormalTok"/>
+          <w:rFonts w:ascii="Times New Roman" w:hAnsi="Times New Roman" w:cs="Times New Roman"/>
+        </w:rPr>
+        <w:t xml:space="preserve"> content   </w:t>
       </w:r>
       <w:r>
         <w:rPr>
@@ -5258,7 +6448,23 @@
           <w:rStyle w:val="NormalTok"/>
           <w:rFonts w:ascii="Times New Roman" w:hAnsi="Times New Roman" w:cs="Times New Roman"/>
         </w:rPr>
-        <w:t xml:space="preserve"> processLogs entries     </w:t>
+        <w:t xml:space="preserve"> </w:t>
+      </w:r>
+      <w:proofErr w:type="spellStart"/>
+      <w:r>
+        <w:rPr>
+          <w:rStyle w:val="NormalTok"/>
+          <w:rFonts w:ascii="Times New Roman" w:hAnsi="Times New Roman" w:cs="Times New Roman"/>
+        </w:rPr>
+        <w:t>processLogs</w:t>
+      </w:r>
+      <w:proofErr w:type="spellEnd"/>
+      <w:r>
+        <w:rPr>
+          <w:rStyle w:val="NormalTok"/>
+          <w:rFonts w:ascii="Times New Roman" w:hAnsi="Times New Roman" w:cs="Times New Roman"/>
+        </w:rPr>
+        <w:t xml:space="preserve"> entries     </w:t>
       </w:r>
       <w:r>
         <w:rPr>
@@ -5278,7 +6484,23 @@
           <w:rStyle w:val="NormalTok"/>
           <w:rFonts w:ascii="Times New Roman" w:hAnsi="Times New Roman" w:cs="Times New Roman"/>
         </w:rPr>
-        <w:t xml:space="preserve">  writeReport result               </w:t>
+        <w:t xml:space="preserve">  </w:t>
+      </w:r>
+      <w:proofErr w:type="spellStart"/>
+      <w:r>
+        <w:rPr>
+          <w:rStyle w:val="NormalTok"/>
+          <w:rFonts w:ascii="Times New Roman" w:hAnsi="Times New Roman" w:cs="Times New Roman"/>
+        </w:rPr>
+        <w:t>writeReport</w:t>
+      </w:r>
+      <w:proofErr w:type="spellEnd"/>
+      <w:r>
+        <w:rPr>
+          <w:rStyle w:val="NormalTok"/>
+          <w:rFonts w:ascii="Times New Roman" w:hAnsi="Times New Roman" w:cs="Times New Roman"/>
+        </w:rPr>
+        <w:t xml:space="preserve"> result               </w:t>
       </w:r>
       <w:r>
         <w:rPr>
@@ -5355,12 +6577,30 @@
           <w:rFonts w:ascii="Times New Roman" w:hAnsi="Times New Roman" w:cs="Times New Roman"/>
         </w:rPr>
       </w:pPr>
-      <w:r>
-        <w:rPr>
-          <w:rStyle w:val="OtherTok"/>
-          <w:rFonts w:ascii="Times New Roman" w:hAnsi="Times New Roman" w:cs="Times New Roman"/>
-        </w:rPr>
-        <w:t>topIPs ::</w:t>
+      <w:proofErr w:type="spellStart"/>
+      <w:proofErr w:type="gramStart"/>
+      <w:r>
+        <w:rPr>
+          <w:rStyle w:val="OtherTok"/>
+          <w:rFonts w:ascii="Times New Roman" w:hAnsi="Times New Roman" w:cs="Times New Roman"/>
+        </w:rPr>
+        <w:t>topIPs</w:t>
+      </w:r>
+      <w:proofErr w:type="spellEnd"/>
+      <w:r>
+        <w:rPr>
+          <w:rStyle w:val="OtherTok"/>
+          <w:rFonts w:ascii="Times New Roman" w:hAnsi="Times New Roman" w:cs="Times New Roman"/>
+        </w:rPr>
+        <w:t xml:space="preserve"> :</w:t>
+      </w:r>
+      <w:proofErr w:type="gramEnd"/>
+      <w:r>
+        <w:rPr>
+          <w:rStyle w:val="OtherTok"/>
+          <w:rFonts w:ascii="Times New Roman" w:hAnsi="Times New Roman" w:cs="Times New Roman"/>
+        </w:rPr>
+        <w:t>:</w:t>
       </w:r>
       <w:r>
         <w:rPr>
@@ -5397,6 +6637,7 @@
         </w:rPr>
         <w:t xml:space="preserve"> [</w:t>
       </w:r>
+      <w:proofErr w:type="spellStart"/>
       <w:r>
         <w:rPr>
           <w:rStyle w:val="DataTypeTok"/>
@@ -5404,6 +6645,7 @@
         </w:rPr>
         <w:t>LogEntry</w:t>
       </w:r>
+      <w:proofErr w:type="spellEnd"/>
       <w:r>
         <w:rPr>
           <w:rStyle w:val="NormalTok"/>
@@ -5459,20 +6701,30 @@
         </w:rPr>
         <w:br/>
       </w:r>
-      <w:r>
-        <w:rPr>
-          <w:rStyle w:val="OtherTok"/>
-          <w:rFonts w:ascii="Times New Roman" w:hAnsi="Times New Roman" w:cs="Times New Roman"/>
-        </w:rPr>
-        <w:t>errorsOverTime ::</w:t>
-      </w:r>
-      <w:r>
-        <w:rPr>
-          <w:rStyle w:val="NormalTok"/>
-          <w:rFonts w:ascii="Times New Roman" w:hAnsi="Times New Roman" w:cs="Times New Roman"/>
-        </w:rPr>
-        <w:t xml:space="preserve"> </w:t>
-      </w:r>
+      <w:proofErr w:type="spellStart"/>
+      <w:r>
+        <w:rPr>
+          <w:rStyle w:val="OtherTok"/>
+          <w:rFonts w:ascii="Times New Roman" w:hAnsi="Times New Roman" w:cs="Times New Roman"/>
+        </w:rPr>
+        <w:t>errorsOverTime</w:t>
+      </w:r>
+      <w:proofErr w:type="spellEnd"/>
+      <w:r>
+        <w:rPr>
+          <w:rStyle w:val="OtherTok"/>
+          <w:rFonts w:ascii="Times New Roman" w:hAnsi="Times New Roman" w:cs="Times New Roman"/>
+        </w:rPr>
+        <w:t xml:space="preserve"> ::</w:t>
+      </w:r>
+      <w:r>
+        <w:rPr>
+          <w:rStyle w:val="NormalTok"/>
+          <w:rFonts w:ascii="Times New Roman" w:hAnsi="Times New Roman" w:cs="Times New Roman"/>
+        </w:rPr>
+        <w:t xml:space="preserve"> </w:t>
+      </w:r>
+      <w:proofErr w:type="spellStart"/>
       <w:r>
         <w:rPr>
           <w:rStyle w:val="DataTypeTok"/>
@@ -5480,6 +6732,7 @@
         </w:rPr>
         <w:t>NominalDiffTime</w:t>
       </w:r>
+      <w:proofErr w:type="spellEnd"/>
       <w:r>
         <w:rPr>
           <w:rStyle w:val="NormalTok"/>
@@ -5501,6 +6754,7 @@
         </w:rPr>
         <w:t xml:space="preserve"> [</w:t>
       </w:r>
+      <w:proofErr w:type="spellStart"/>
       <w:r>
         <w:rPr>
           <w:rStyle w:val="DataTypeTok"/>
@@ -5508,6 +6762,7 @@
         </w:rPr>
         <w:t>LogEntry</w:t>
       </w:r>
+      <w:proofErr w:type="spellEnd"/>
       <w:r>
         <w:rPr>
           <w:rStyle w:val="NormalTok"/>
@@ -5529,6 +6784,7 @@
         </w:rPr>
         <w:t xml:space="preserve"> [(</w:t>
       </w:r>
+      <w:proofErr w:type="spellStart"/>
       <w:r>
         <w:rPr>
           <w:rStyle w:val="DataTypeTok"/>
@@ -5536,6 +6792,7 @@
         </w:rPr>
         <w:t>UTCTime</w:t>
       </w:r>
+      <w:proofErr w:type="spellEnd"/>
       <w:r>
         <w:rPr>
           <w:rStyle w:val="NormalTok"/>
@@ -5563,20 +6820,30 @@
         </w:rPr>
         <w:br/>
       </w:r>
-      <w:r>
-        <w:rPr>
-          <w:rStyle w:val="OtherTok"/>
-          <w:rFonts w:ascii="Times New Roman" w:hAnsi="Times New Roman" w:cs="Times New Roman"/>
-        </w:rPr>
-        <w:t>sessionize ::</w:t>
-      </w:r>
-      <w:r>
-        <w:rPr>
-          <w:rStyle w:val="NormalTok"/>
-          <w:rFonts w:ascii="Times New Roman" w:hAnsi="Times New Roman" w:cs="Times New Roman"/>
-        </w:rPr>
-        <w:t xml:space="preserve"> </w:t>
-      </w:r>
+      <w:proofErr w:type="spellStart"/>
+      <w:r>
+        <w:rPr>
+          <w:rStyle w:val="OtherTok"/>
+          <w:rFonts w:ascii="Times New Roman" w:hAnsi="Times New Roman" w:cs="Times New Roman"/>
+        </w:rPr>
+        <w:t>sessionize</w:t>
+      </w:r>
+      <w:proofErr w:type="spellEnd"/>
+      <w:r>
+        <w:rPr>
+          <w:rStyle w:val="OtherTok"/>
+          <w:rFonts w:ascii="Times New Roman" w:hAnsi="Times New Roman" w:cs="Times New Roman"/>
+        </w:rPr>
+        <w:t xml:space="preserve"> ::</w:t>
+      </w:r>
+      <w:r>
+        <w:rPr>
+          <w:rStyle w:val="NormalTok"/>
+          <w:rFonts w:ascii="Times New Roman" w:hAnsi="Times New Roman" w:cs="Times New Roman"/>
+        </w:rPr>
+        <w:t xml:space="preserve"> </w:t>
+      </w:r>
+      <w:proofErr w:type="spellStart"/>
       <w:r>
         <w:rPr>
           <w:rStyle w:val="DataTypeTok"/>
@@ -5584,6 +6851,7 @@
         </w:rPr>
         <w:t>NominalDiffTime</w:t>
       </w:r>
+      <w:proofErr w:type="spellEnd"/>
       <w:r>
         <w:rPr>
           <w:rStyle w:val="NormalTok"/>
@@ -5605,6 +6873,7 @@
         </w:rPr>
         <w:t xml:space="preserve"> [</w:t>
       </w:r>
+      <w:proofErr w:type="spellStart"/>
       <w:r>
         <w:rPr>
           <w:rStyle w:val="DataTypeTok"/>
@@ -5612,6 +6881,7 @@
         </w:rPr>
         <w:t>LogEntry</w:t>
       </w:r>
+      <w:proofErr w:type="spellEnd"/>
       <w:r>
         <w:rPr>
           <w:rStyle w:val="NormalTok"/>
@@ -5633,6 +6903,7 @@
         </w:rPr>
         <w:t xml:space="preserve"> [[</w:t>
       </w:r>
+      <w:proofErr w:type="spellStart"/>
       <w:r>
         <w:rPr>
           <w:rStyle w:val="DataTypeTok"/>
@@ -5640,6 +6911,7 @@
         </w:rPr>
         <w:t>LogEntry</w:t>
       </w:r>
+      <w:proofErr w:type="spellEnd"/>
       <w:r>
         <w:rPr>
           <w:rStyle w:val="NormalTok"/>
@@ -5661,12 +6933,46 @@
         </w:rPr>
         <w:t xml:space="preserve">The type signature </w:t>
       </w:r>
+      <w:proofErr w:type="spellStart"/>
+      <w:proofErr w:type="gramStart"/>
       <w:r>
         <w:rPr>
           <w:rStyle w:val="VerbatimChar"/>
           <w:rFonts w:ascii="Times New Roman" w:hAnsi="Times New Roman" w:cs="Times New Roman"/>
         </w:rPr>
-        <w:t>topIPs :: Int -&gt; [LogEntry] -&gt; [(String, Int)]</w:t>
+        <w:t>topIPs</w:t>
+      </w:r>
+      <w:proofErr w:type="spellEnd"/>
+      <w:r>
+        <w:rPr>
+          <w:rStyle w:val="VerbatimChar"/>
+          <w:rFonts w:ascii="Times New Roman" w:hAnsi="Times New Roman" w:cs="Times New Roman"/>
+        </w:rPr>
+        <w:t xml:space="preserve"> :</w:t>
+      </w:r>
+      <w:proofErr w:type="gramEnd"/>
+      <w:r>
+        <w:rPr>
+          <w:rStyle w:val="VerbatimChar"/>
+          <w:rFonts w:ascii="Times New Roman" w:hAnsi="Times New Roman" w:cs="Times New Roman"/>
+        </w:rPr>
+        <w:t>: Int -&gt; [</w:t>
+      </w:r>
+      <w:proofErr w:type="spellStart"/>
+      <w:r>
+        <w:rPr>
+          <w:rStyle w:val="VerbatimChar"/>
+          <w:rFonts w:ascii="Times New Roman" w:hAnsi="Times New Roman" w:cs="Times New Roman"/>
+        </w:rPr>
+        <w:t>LogEntry</w:t>
+      </w:r>
+      <w:proofErr w:type="spellEnd"/>
+      <w:r>
+        <w:rPr>
+          <w:rStyle w:val="VerbatimChar"/>
+          <w:rFonts w:ascii="Times New Roman" w:hAnsi="Times New Roman" w:cs="Times New Roman"/>
+        </w:rPr>
+        <w:t>] -&gt; [(String, Int)]</w:t>
       </w:r>
       <w:r>
         <w:rPr>
@@ -5720,13 +7026,23 @@
           <w:rFonts w:ascii="Times New Roman" w:hAnsi="Times New Roman" w:cs="Times New Roman"/>
         </w:rPr>
       </w:pPr>
+      <w:proofErr w:type="spellStart"/>
       <w:r>
         <w:rPr>
           <w:rFonts w:ascii="Times New Roman" w:hAnsi="Times New Roman" w:cs="Times New Roman"/>
           <w:b/>
           <w:bCs/>
         </w:rPr>
-        <w:t>Destructure data elegantly</w:t>
+        <w:t>Destructure</w:t>
+      </w:r>
+      <w:proofErr w:type="spellEnd"/>
+      <w:r>
+        <w:rPr>
+          <w:rFonts w:ascii="Times New Roman" w:hAnsi="Times New Roman" w:cs="Times New Roman"/>
+          <w:b/>
+          <w:bCs/>
+        </w:rPr>
+        <w:t xml:space="preserve"> data elegantly</w:t>
       </w:r>
       <w:r>
         <w:rPr>
@@ -5742,12 +7058,30 @@
           <w:rFonts w:ascii="Times New Roman" w:hAnsi="Times New Roman" w:cs="Times New Roman"/>
         </w:rPr>
       </w:pPr>
-      <w:r>
-        <w:rPr>
-          <w:rStyle w:val="OtherTok"/>
-          <w:rFonts w:ascii="Times New Roman" w:hAnsi="Times New Roman" w:cs="Times New Roman"/>
-        </w:rPr>
-        <w:t>parseMethod ::</w:t>
+      <w:proofErr w:type="spellStart"/>
+      <w:proofErr w:type="gramStart"/>
+      <w:r>
+        <w:rPr>
+          <w:rStyle w:val="OtherTok"/>
+          <w:rFonts w:ascii="Times New Roman" w:hAnsi="Times New Roman" w:cs="Times New Roman"/>
+        </w:rPr>
+        <w:t>parseMethod</w:t>
+      </w:r>
+      <w:proofErr w:type="spellEnd"/>
+      <w:r>
+        <w:rPr>
+          <w:rStyle w:val="OtherTok"/>
+          <w:rFonts w:ascii="Times New Roman" w:hAnsi="Times New Roman" w:cs="Times New Roman"/>
+        </w:rPr>
+        <w:t xml:space="preserve"> :</w:t>
+      </w:r>
+      <w:proofErr w:type="gramEnd"/>
+      <w:r>
+        <w:rPr>
+          <w:rStyle w:val="OtherTok"/>
+          <w:rFonts w:ascii="Times New Roman" w:hAnsi="Times New Roman" w:cs="Times New Roman"/>
+        </w:rPr>
+        <w:t>:</w:t>
       </w:r>
       <w:r>
         <w:rPr>
@@ -5798,6 +7132,7 @@
         </w:rPr>
         <w:t xml:space="preserve"> </w:t>
       </w:r>
+      <w:proofErr w:type="spellStart"/>
       <w:r>
         <w:rPr>
           <w:rStyle w:val="DataTypeTok"/>
@@ -5805,18 +7140,28 @@
         </w:rPr>
         <w:t>HttpMethod</w:t>
       </w:r>
+      <w:proofErr w:type="spellEnd"/>
       <w:r>
         <w:rPr>
           <w:rFonts w:ascii="Times New Roman" w:hAnsi="Times New Roman" w:cs="Times New Roman"/>
         </w:rPr>
         <w:br/>
       </w:r>
-      <w:r>
-        <w:rPr>
-          <w:rStyle w:val="NormalTok"/>
-          <w:rFonts w:ascii="Times New Roman" w:hAnsi="Times New Roman" w:cs="Times New Roman"/>
-        </w:rPr>
-        <w:t xml:space="preserve">parseMethod </w:t>
+      <w:proofErr w:type="spellStart"/>
+      <w:r>
+        <w:rPr>
+          <w:rStyle w:val="NormalTok"/>
+          <w:rFonts w:ascii="Times New Roman" w:hAnsi="Times New Roman" w:cs="Times New Roman"/>
+        </w:rPr>
+        <w:t>parseMethod</w:t>
+      </w:r>
+      <w:proofErr w:type="spellEnd"/>
+      <w:r>
+        <w:rPr>
+          <w:rStyle w:val="NormalTok"/>
+          <w:rFonts w:ascii="Times New Roman" w:hAnsi="Times New Roman" w:cs="Times New Roman"/>
+        </w:rPr>
+        <w:t xml:space="preserve"> </w:t>
       </w:r>
       <w:r>
         <w:rPr>
@@ -5873,12 +7218,21 @@
         </w:rPr>
         <w:br/>
       </w:r>
-      <w:r>
-        <w:rPr>
-          <w:rStyle w:val="NormalTok"/>
-          <w:rFonts w:ascii="Times New Roman" w:hAnsi="Times New Roman" w:cs="Times New Roman"/>
-        </w:rPr>
-        <w:t xml:space="preserve">parseMethod </w:t>
+      <w:proofErr w:type="spellStart"/>
+      <w:r>
+        <w:rPr>
+          <w:rStyle w:val="NormalTok"/>
+          <w:rFonts w:ascii="Times New Roman" w:hAnsi="Times New Roman" w:cs="Times New Roman"/>
+        </w:rPr>
+        <w:t>parseMethod</w:t>
+      </w:r>
+      <w:proofErr w:type="spellEnd"/>
+      <w:r>
+        <w:rPr>
+          <w:rStyle w:val="NormalTok"/>
+          <w:rFonts w:ascii="Times New Roman" w:hAnsi="Times New Roman" w:cs="Times New Roman"/>
+        </w:rPr>
+        <w:t xml:space="preserve"> </w:t>
       </w:r>
       <w:r>
         <w:rPr>
@@ -5935,12 +7289,21 @@
         </w:rPr>
         <w:br/>
       </w:r>
-      <w:r>
-        <w:rPr>
-          <w:rStyle w:val="NormalTok"/>
-          <w:rFonts w:ascii="Times New Roman" w:hAnsi="Times New Roman" w:cs="Times New Roman"/>
-        </w:rPr>
-        <w:t xml:space="preserve">parseMethod </w:t>
+      <w:proofErr w:type="spellStart"/>
+      <w:r>
+        <w:rPr>
+          <w:rStyle w:val="NormalTok"/>
+          <w:rFonts w:ascii="Times New Roman" w:hAnsi="Times New Roman" w:cs="Times New Roman"/>
+        </w:rPr>
+        <w:t>parseMethod</w:t>
+      </w:r>
+      <w:proofErr w:type="spellEnd"/>
+      <w:r>
+        <w:rPr>
+          <w:rStyle w:val="NormalTok"/>
+          <w:rFonts w:ascii="Times New Roman" w:hAnsi="Times New Roman" w:cs="Times New Roman"/>
+        </w:rPr>
+        <w:t xml:space="preserve"> </w:t>
       </w:r>
       <w:r>
         <w:rPr>
@@ -5997,12 +7360,21 @@
         </w:rPr>
         <w:br/>
       </w:r>
-      <w:r>
-        <w:rPr>
-          <w:rStyle w:val="NormalTok"/>
-          <w:rFonts w:ascii="Times New Roman" w:hAnsi="Times New Roman" w:cs="Times New Roman"/>
-        </w:rPr>
-        <w:t xml:space="preserve">parseMethod other     </w:t>
+      <w:proofErr w:type="spellStart"/>
+      <w:r>
+        <w:rPr>
+          <w:rStyle w:val="NormalTok"/>
+          <w:rFonts w:ascii="Times New Roman" w:hAnsi="Times New Roman" w:cs="Times New Roman"/>
+        </w:rPr>
+        <w:t>parseMethod</w:t>
+      </w:r>
+      <w:proofErr w:type="spellEnd"/>
+      <w:r>
+        <w:rPr>
+          <w:rStyle w:val="NormalTok"/>
+          <w:rFonts w:ascii="Times New Roman" w:hAnsi="Times New Roman" w:cs="Times New Roman"/>
+        </w:rPr>
+        <w:t xml:space="preserve"> other     </w:t>
       </w:r>
       <w:r>
         <w:rPr>
@@ -6076,7 +7448,7 @@
         </w:rPr>
       </w:pPr>
       <w:bookmarkStart w:id="23" w:name="expected-outputs-and-possible-extensions"/>
-      <w:bookmarkEnd w:id="11"/>
+      <w:bookmarkEnd w:id="12"/>
       <w:bookmarkEnd w:id="22"/>
       <w:r>
         <w:rPr>
@@ -6181,6 +7553,7 @@
           <w:rStyle w:val="VerbatimChar"/>
           <w:rFonts w:ascii="Times New Roman" w:hAnsi="Times New Roman" w:cs="Times New Roman"/>
         </w:rPr>
+        <w:lastRenderedPageBreak/>
         <w:t>Successful Parses:     20</w:t>
       </w:r>
       <w:r>
@@ -6207,7 +7580,6 @@
           <w:rStyle w:val="VerbatimChar"/>
           <w:rFonts w:ascii="Times New Roman" w:hAnsi="Times New Roman" w:cs="Times New Roman"/>
         </w:rPr>
-        <w:lastRenderedPageBreak/>
         <w:t>--------------------------------------------</w:t>
       </w:r>
       <w:r>
@@ -6247,7 +7619,23 @@
           <w:rStyle w:val="VerbatimChar"/>
           <w:rFonts w:ascii="Times New Roman" w:hAnsi="Times New Roman" w:cs="Times New Roman"/>
         </w:rPr>
-        <w:t xml:space="preserve">  ClientError     : 1</w:t>
+        <w:t xml:space="preserve">  </w:t>
+      </w:r>
+      <w:proofErr w:type="spellStart"/>
+      <w:r>
+        <w:rPr>
+          <w:rStyle w:val="VerbatimChar"/>
+          <w:rFonts w:ascii="Times New Roman" w:hAnsi="Times New Roman" w:cs="Times New Roman"/>
+        </w:rPr>
+        <w:t>ClientError</w:t>
+      </w:r>
+      <w:proofErr w:type="spellEnd"/>
+      <w:r>
+        <w:rPr>
+          <w:rStyle w:val="VerbatimChar"/>
+          <w:rFonts w:ascii="Times New Roman" w:hAnsi="Times New Roman" w:cs="Times New Roman"/>
+        </w:rPr>
+        <w:t xml:space="preserve">     : 1</w:t>
       </w:r>
       <w:r>
         <w:rPr>
@@ -6656,7 +8044,21 @@
         <w:rPr>
           <w:rFonts w:ascii="Times New Roman" w:hAnsi="Times New Roman" w:cs="Times New Roman"/>
         </w:rPr>
-        <w:t>Integrate with GeoIP databases</w:t>
+        <w:t xml:space="preserve">Integrate with </w:t>
+      </w:r>
+      <w:proofErr w:type="spellStart"/>
+      <w:r>
+        <w:rPr>
+          <w:rFonts w:ascii="Times New Roman" w:hAnsi="Times New Roman" w:cs="Times New Roman"/>
+        </w:rPr>
+        <w:t>GeoIP</w:t>
+      </w:r>
+      <w:proofErr w:type="spellEnd"/>
+      <w:r>
+        <w:rPr>
+          <w:rFonts w:ascii="Times New Roman" w:hAnsi="Times New Roman" w:cs="Times New Roman"/>
+        </w:rPr>
+        <w:t xml:space="preserve"> databases</w:t>
       </w:r>
     </w:p>
     <w:p>
@@ -6808,7 +8210,6 @@
           <w:rFonts w:ascii="Times New Roman" w:hAnsi="Times New Roman" w:cs="Times New Roman"/>
           <w:color w:val="auto"/>
         </w:rPr>
-        <w:lastRenderedPageBreak/>
         <w:t>5. Why Functional Programming Improves Reliability and Concurrency</w:t>
       </w:r>
     </w:p>
@@ -6866,12 +8267,21 @@
           <w:rFonts w:ascii="Times New Roman" w:hAnsi="Times New Roman" w:cs="Times New Roman"/>
         </w:rPr>
       </w:pPr>
-      <w:r>
-        <w:rPr>
-          <w:rStyle w:val="NormalTok"/>
-          <w:rFonts w:ascii="Times New Roman" w:hAnsi="Times New Roman" w:cs="Times New Roman"/>
-        </w:rPr>
-        <w:t xml:space="preserve">statusCategory </w:t>
+      <w:proofErr w:type="spellStart"/>
+      <w:r>
+        <w:rPr>
+          <w:rStyle w:val="NormalTok"/>
+          <w:rFonts w:ascii="Times New Roman" w:hAnsi="Times New Roman" w:cs="Times New Roman"/>
+        </w:rPr>
+        <w:t>statusCategory</w:t>
+      </w:r>
+      <w:proofErr w:type="spellEnd"/>
+      <w:r>
+        <w:rPr>
+          <w:rStyle w:val="NormalTok"/>
+          <w:rFonts w:ascii="Times New Roman" w:hAnsi="Times New Roman" w:cs="Times New Roman"/>
+        </w:rPr>
+        <w:t xml:space="preserve"> </w:t>
       </w:r>
       <w:r>
         <w:rPr>
@@ -6901,8 +8311,25 @@
           <w:rStyle w:val="NormalTok"/>
           <w:rFonts w:ascii="Times New Roman" w:hAnsi="Times New Roman" w:cs="Times New Roman"/>
         </w:rPr>
-        <w:t xml:space="preserve"> statusCategory </w:t>
-      </w:r>
+        <w:t xml:space="preserve"> </w:t>
+      </w:r>
+      <w:proofErr w:type="spellStart"/>
+      <w:r>
+        <w:rPr>
+          <w:rStyle w:val="NormalTok"/>
+          <w:rFonts w:ascii="Times New Roman" w:hAnsi="Times New Roman" w:cs="Times New Roman"/>
+        </w:rPr>
+        <w:t>statusCategory</w:t>
+      </w:r>
+      <w:proofErr w:type="spellEnd"/>
+      <w:r>
+        <w:rPr>
+          <w:rStyle w:val="NormalTok"/>
+          <w:rFonts w:ascii="Times New Roman" w:hAnsi="Times New Roman" w:cs="Times New Roman"/>
+        </w:rPr>
+        <w:t xml:space="preserve"> </w:t>
+      </w:r>
+      <w:proofErr w:type="gramStart"/>
       <w:r>
         <w:rPr>
           <w:rStyle w:val="DecValTok"/>
@@ -6926,7 +8353,18 @@
           <w:iCs/>
           <w:color w:val="auto"/>
         </w:rPr>
-        <w:t>-- Always true</w:t>
+        <w:t>--</w:t>
+      </w:r>
+      <w:proofErr w:type="gramEnd"/>
+      <w:r>
+        <w:rPr>
+          <w:rStyle w:val="CommentTok"/>
+          <w:rFonts w:ascii="Times New Roman" w:hAnsi="Times New Roman" w:cs="Times New Roman"/>
+          <w:i w:val="0"/>
+          <w:iCs/>
+          <w:color w:val="auto"/>
+        </w:rPr>
+        <w:t xml:space="preserve"> Always true</w:t>
       </w:r>
     </w:p>
     <w:p>
@@ -6940,7 +8378,14 @@
         <w:rPr>
           <w:rFonts w:ascii="Times New Roman" w:hAnsi="Times New Roman" w:cs="Times New Roman"/>
         </w:rPr>
-        <w:t>This enables</w:t>
+        <w:t xml:space="preserve">This </w:t>
+      </w:r>
+      <w:proofErr w:type="gramStart"/>
+      <w:r>
+        <w:rPr>
+          <w:rFonts w:ascii="Times New Roman" w:hAnsi="Times New Roman" w:cs="Times New Roman"/>
+        </w:rPr>
+        <w:t>enables</w:t>
       </w:r>
       <w:r>
         <w:rPr>
@@ -6966,33 +8411,22 @@
           <w:b/>
           <w:bCs/>
         </w:rPr>
-        <w:t>Deterministic testing</w:t>
-      </w:r>
-      <w:r>
-        <w:rPr>
-          <w:rFonts w:ascii="Times New Roman" w:hAnsi="Times New Roman" w:cs="Times New Roman"/>
-        </w:rPr>
-        <w:t>: Same inputs always yield same results</w:t>
-      </w:r>
-      <w:r>
-        <w:rPr>
-          <w:rFonts w:ascii="Times New Roman" w:hAnsi="Times New Roman" w:cs="Times New Roman"/>
-        </w:rPr>
-        <w:t xml:space="preserve">, </w:t>
-      </w:r>
+        <w:t>Deterministic</w:t>
+      </w:r>
+      <w:proofErr w:type="gramEnd"/>
       <w:r>
         <w:rPr>
           <w:rFonts w:ascii="Times New Roman" w:hAnsi="Times New Roman" w:cs="Times New Roman"/>
           <w:b/>
           <w:bCs/>
         </w:rPr>
-        <w:t>Memoization</w:t>
-      </w:r>
-      <w:r>
-        <w:rPr>
-          <w:rFonts w:ascii="Times New Roman" w:hAnsi="Times New Roman" w:cs="Times New Roman"/>
-        </w:rPr>
-        <w:t>: Safely cache function results</w:t>
+        <w:t xml:space="preserve"> testing</w:t>
+      </w:r>
+      <w:r>
+        <w:rPr>
+          <w:rFonts w:ascii="Times New Roman" w:hAnsi="Times New Roman" w:cs="Times New Roman"/>
+        </w:rPr>
+        <w:t>: Same inputs always yield same results</w:t>
       </w:r>
       <w:r>
         <w:rPr>
@@ -7000,69 +8434,41 @@
         </w:rPr>
         <w:t xml:space="preserve">, </w:t>
       </w:r>
+      <w:proofErr w:type="spellStart"/>
       <w:r>
         <w:rPr>
           <w:rFonts w:ascii="Times New Roman" w:hAnsi="Times New Roman" w:cs="Times New Roman"/>
           <w:b/>
           <w:bCs/>
         </w:rPr>
-        <w:t>Equational reasoning</w:t>
-      </w:r>
-      <w:r>
-        <w:rPr>
-          <w:rFonts w:ascii="Times New Roman" w:hAnsi="Times New Roman" w:cs="Times New Roman"/>
-        </w:rPr>
-        <w:t>: Substitute function calls with their values</w:t>
-      </w:r>
-    </w:p>
-    <w:p>
-      <w:pPr>
-        <w:pStyle w:val="BodyText"/>
-        <w:rPr>
-          <w:rFonts w:ascii="Times New Roman" w:hAnsi="Times New Roman" w:cs="Times New Roman"/>
-        </w:rPr>
-      </w:pPr>
+        <w:t>Memoization</w:t>
+      </w:r>
+      <w:proofErr w:type="spellEnd"/>
+      <w:r>
+        <w:rPr>
+          <w:rFonts w:ascii="Times New Roman" w:hAnsi="Times New Roman" w:cs="Times New Roman"/>
+        </w:rPr>
+        <w:t>: Safely cache function results</w:t>
+      </w:r>
+      <w:r>
+        <w:rPr>
+          <w:rFonts w:ascii="Times New Roman" w:hAnsi="Times New Roman" w:cs="Times New Roman"/>
+        </w:rPr>
+        <w:t xml:space="preserve">, </w:t>
+      </w:r>
       <w:r>
         <w:rPr>
           <w:rFonts w:ascii="Times New Roman" w:hAnsi="Times New Roman" w:cs="Times New Roman"/>
           <w:b/>
           <w:bCs/>
         </w:rPr>
-        <w:t>2. Type Safety</w:t>
-      </w:r>
-    </w:p>
-    <w:p>
-      <w:pPr>
-        <w:pStyle w:val="BodyText"/>
-        <w:rPr>
-          <w:rFonts w:ascii="Times New Roman" w:hAnsi="Times New Roman" w:cs="Times New Roman"/>
-        </w:rPr>
-      </w:pPr>
-      <w:r>
-        <w:rPr>
-          <w:rFonts w:ascii="Times New Roman" w:hAnsi="Times New Roman" w:cs="Times New Roman"/>
-        </w:rPr>
-        <w:t>The compiler prevents entire classes of errors:</w:t>
-      </w:r>
-    </w:p>
-    <w:p>
-      <w:pPr>
-        <w:pStyle w:val="FirstParagraph"/>
-        <w:rPr>
-          <w:rFonts w:ascii="Times New Roman" w:hAnsi="Times New Roman" w:cs="Times New Roman"/>
-        </w:rPr>
-      </w:pPr>
-      <w:r>
-        <w:rPr>
-          <w:rFonts w:ascii="Times New Roman" w:hAnsi="Times New Roman" w:cs="Times New Roman"/>
-        </w:rPr>
-        <w:t>Real-world impact</w:t>
-      </w:r>
-      <w:r>
-        <w:rPr>
-          <w:rFonts w:ascii="Times New Roman" w:hAnsi="Times New Roman" w:cs="Times New Roman"/>
-        </w:rPr>
-        <w:t>: Zero null pointer exceptions, zero type coercion bugs.</w:t>
+        <w:t>Equational reasoning</w:t>
+      </w:r>
+      <w:r>
+        <w:rPr>
+          <w:rFonts w:ascii="Times New Roman" w:hAnsi="Times New Roman" w:cs="Times New Roman"/>
+        </w:rPr>
+        <w:t>: Substitute function calls with their values</w:t>
       </w:r>
     </w:p>
     <w:p>
@@ -7078,7 +8484,7 @@
           <w:b/>
           <w:bCs/>
         </w:rPr>
-        <w:t>3. Immutability Guarantees</w:t>
+        <w:t>2. Type Safety</w:t>
       </w:r>
     </w:p>
     <w:p>
@@ -7092,7 +8498,7 @@
         <w:rPr>
           <w:rFonts w:ascii="Times New Roman" w:hAnsi="Times New Roman" w:cs="Times New Roman"/>
         </w:rPr>
-        <w:t>Once data is created, it cannot be modified:</w:t>
+        <w:t>The compiler prevents entire classes of errors:</w:t>
       </w:r>
     </w:p>
     <w:p>
@@ -7106,7 +8512,13 @@
         <w:rPr>
           <w:rFonts w:ascii="Times New Roman" w:hAnsi="Times New Roman" w:cs="Times New Roman"/>
         </w:rPr>
-        <w:t>Benefits: - No defensive copying needed - Easier debugging (data doesn’t change under you)  Safe sharing between threads</w:t>
+        <w:t>Real-world impact</w:t>
+      </w:r>
+      <w:r>
+        <w:rPr>
+          <w:rFonts w:ascii="Times New Roman" w:hAnsi="Times New Roman" w:cs="Times New Roman"/>
+        </w:rPr>
+        <w:t>: Zero null pointer exceptions, zero type coercion bugs.</w:t>
       </w:r>
     </w:p>
     <w:p>
@@ -7122,7 +8534,7 @@
           <w:b/>
           <w:bCs/>
         </w:rPr>
-        <w:t>4. Explicit Effect Management</w:t>
+        <w:t>3. Immutability Guarantees</w:t>
       </w:r>
     </w:p>
     <w:p>
@@ -7136,7 +8548,7 @@
         <w:rPr>
           <w:rFonts w:ascii="Times New Roman" w:hAnsi="Times New Roman" w:cs="Times New Roman"/>
         </w:rPr>
-        <w:t>The type system distinguishes pure from impure code:</w:t>
+        <w:t>Once data is created, it cannot be modified:</w:t>
       </w:r>
     </w:p>
     <w:p>
@@ -7150,14 +8562,72 @@
         <w:rPr>
           <w:rFonts w:ascii="Times New Roman" w:hAnsi="Times New Roman" w:cs="Times New Roman"/>
         </w:rPr>
-        <w:t xml:space="preserve">This makes code behavior </w:t>
-      </w:r>
+        <w:t xml:space="preserve">Benefits: - No defensive copying needed - Easier debugging (data doesn’t change under </w:t>
+      </w:r>
+      <w:proofErr w:type="gramStart"/>
+      <w:r>
+        <w:rPr>
+          <w:rFonts w:ascii="Times New Roman" w:hAnsi="Times New Roman" w:cs="Times New Roman"/>
+        </w:rPr>
+        <w:t>you)  Safe</w:t>
+      </w:r>
+      <w:proofErr w:type="gramEnd"/>
+      <w:r>
+        <w:rPr>
+          <w:rFonts w:ascii="Times New Roman" w:hAnsi="Times New Roman" w:cs="Times New Roman"/>
+        </w:rPr>
+        <w:t xml:space="preserve"> sharing between threads</w:t>
+      </w:r>
+    </w:p>
+    <w:p>
+      <w:pPr>
+        <w:pStyle w:val="BodyText"/>
+        <w:rPr>
+          <w:rFonts w:ascii="Times New Roman" w:hAnsi="Times New Roman" w:cs="Times New Roman"/>
+        </w:rPr>
+      </w:pPr>
       <w:r>
         <w:rPr>
           <w:rFonts w:ascii="Times New Roman" w:hAnsi="Times New Roman" w:cs="Times New Roman"/>
           <w:b/>
           <w:bCs/>
         </w:rPr>
+        <w:t>4. Explicit Effect Management</w:t>
+      </w:r>
+    </w:p>
+    <w:p>
+      <w:pPr>
+        <w:pStyle w:val="BodyText"/>
+        <w:rPr>
+          <w:rFonts w:ascii="Times New Roman" w:hAnsi="Times New Roman" w:cs="Times New Roman"/>
+        </w:rPr>
+      </w:pPr>
+      <w:r>
+        <w:rPr>
+          <w:rFonts w:ascii="Times New Roman" w:hAnsi="Times New Roman" w:cs="Times New Roman"/>
+        </w:rPr>
+        <w:t>The type system distinguishes pure from impure code:</w:t>
+      </w:r>
+    </w:p>
+    <w:p>
+      <w:pPr>
+        <w:pStyle w:val="FirstParagraph"/>
+        <w:rPr>
+          <w:rFonts w:ascii="Times New Roman" w:hAnsi="Times New Roman" w:cs="Times New Roman"/>
+        </w:rPr>
+      </w:pPr>
+      <w:r>
+        <w:rPr>
+          <w:rFonts w:ascii="Times New Roman" w:hAnsi="Times New Roman" w:cs="Times New Roman"/>
+        </w:rPr>
+        <w:t xml:space="preserve">This makes code behavior </w:t>
+      </w:r>
+      <w:r>
+        <w:rPr>
+          <w:rFonts w:ascii="Times New Roman" w:hAnsi="Times New Roman" w:cs="Times New Roman"/>
+          <w:b/>
+          <w:bCs/>
+        </w:rPr>
         <w:t>explicit and auditable</w:t>
       </w:r>
       <w:r>
@@ -7241,12 +8711,21 @@
         </w:rPr>
         <w:br/>
       </w:r>
-      <w:r>
-        <w:rPr>
-          <w:rStyle w:val="NormalTok"/>
-          <w:rFonts w:ascii="Times New Roman" w:hAnsi="Times New Roman" w:cs="Times New Roman"/>
-        </w:rPr>
-        <w:t xml:space="preserve">sessionize timeout entries </w:t>
+      <w:proofErr w:type="spellStart"/>
+      <w:r>
+        <w:rPr>
+          <w:rStyle w:val="NormalTok"/>
+          <w:rFonts w:ascii="Times New Roman" w:hAnsi="Times New Roman" w:cs="Times New Roman"/>
+        </w:rPr>
+        <w:t>sessionize</w:t>
+      </w:r>
+      <w:proofErr w:type="spellEnd"/>
+      <w:r>
+        <w:rPr>
+          <w:rStyle w:val="NormalTok"/>
+          <w:rFonts w:ascii="Times New Roman" w:hAnsi="Times New Roman" w:cs="Times New Roman"/>
+        </w:rPr>
+        <w:t xml:space="preserve"> timeout entries </w:t>
       </w:r>
       <w:r>
         <w:rPr>
@@ -7268,6 +8747,7 @@
         </w:rPr>
         <w:t xml:space="preserve">  </w:t>
       </w:r>
+      <w:proofErr w:type="spellStart"/>
       <w:r>
         <w:rPr>
           <w:rStyle w:val="FunctionTok"/>
@@ -7275,12 +8755,45 @@
         </w:rPr>
         <w:t>concatMap</w:t>
       </w:r>
-      <w:r>
-        <w:rPr>
-          <w:rStyle w:val="NormalTok"/>
-          <w:rFonts w:ascii="Times New Roman" w:hAnsi="Times New Roman" w:cs="Times New Roman"/>
-        </w:rPr>
-        <w:t xml:space="preserve"> sessionizeIP groupedByIP </w:t>
+      <w:proofErr w:type="spellEnd"/>
+      <w:r>
+        <w:rPr>
+          <w:rStyle w:val="NormalTok"/>
+          <w:rFonts w:ascii="Times New Roman" w:hAnsi="Times New Roman" w:cs="Times New Roman"/>
+        </w:rPr>
+        <w:t xml:space="preserve"> </w:t>
+      </w:r>
+      <w:proofErr w:type="spellStart"/>
+      <w:r>
+        <w:rPr>
+          <w:rStyle w:val="NormalTok"/>
+          <w:rFonts w:ascii="Times New Roman" w:hAnsi="Times New Roman" w:cs="Times New Roman"/>
+        </w:rPr>
+        <w:t>sessionizeIP</w:t>
+      </w:r>
+      <w:proofErr w:type="spellEnd"/>
+      <w:r>
+        <w:rPr>
+          <w:rStyle w:val="NormalTok"/>
+          <w:rFonts w:ascii="Times New Roman" w:hAnsi="Times New Roman" w:cs="Times New Roman"/>
+        </w:rPr>
+        <w:t xml:space="preserve"> </w:t>
+      </w:r>
+      <w:proofErr w:type="spellStart"/>
+      <w:r>
+        <w:rPr>
+          <w:rStyle w:val="NormalTok"/>
+          <w:rFonts w:ascii="Times New Roman" w:hAnsi="Times New Roman" w:cs="Times New Roman"/>
+        </w:rPr>
+        <w:t>groupedByIP</w:t>
+      </w:r>
+      <w:proofErr w:type="spellEnd"/>
+      <w:r>
+        <w:rPr>
+          <w:rStyle w:val="NormalTok"/>
+          <w:rFonts w:ascii="Times New Roman" w:hAnsi="Times New Roman" w:cs="Times New Roman"/>
+        </w:rPr>
+        <w:t xml:space="preserve"> </w:t>
       </w:r>
       <w:r>
         <w:rPr>
@@ -7294,7 +8807,23 @@
           <w:rStyle w:val="NormalTok"/>
           <w:rFonts w:ascii="Times New Roman" w:hAnsi="Times New Roman" w:cs="Times New Roman"/>
         </w:rPr>
-        <w:t xml:space="preserve"> parBuffer </w:t>
+        <w:t xml:space="preserve"> </w:t>
+      </w:r>
+      <w:proofErr w:type="spellStart"/>
+      <w:r>
+        <w:rPr>
+          <w:rStyle w:val="NormalTok"/>
+          <w:rFonts w:ascii="Times New Roman" w:hAnsi="Times New Roman" w:cs="Times New Roman"/>
+        </w:rPr>
+        <w:t>parBuffer</w:t>
+      </w:r>
+      <w:proofErr w:type="spellEnd"/>
+      <w:r>
+        <w:rPr>
+          <w:rStyle w:val="NormalTok"/>
+          <w:rFonts w:ascii="Times New Roman" w:hAnsi="Times New Roman" w:cs="Times New Roman"/>
+        </w:rPr>
+        <w:t xml:space="preserve"> </w:t>
       </w:r>
       <w:r>
         <w:rPr>
@@ -7308,8 +8837,17 @@
           <w:rStyle w:val="NormalTok"/>
           <w:rFonts w:ascii="Times New Roman" w:hAnsi="Times New Roman" w:cs="Times New Roman"/>
         </w:rPr>
-        <w:t xml:space="preserve"> rseq</w:t>
-      </w:r>
+        <w:t xml:space="preserve"> </w:t>
+      </w:r>
+      <w:proofErr w:type="spellStart"/>
+      <w:r>
+        <w:rPr>
+          <w:rStyle w:val="NormalTok"/>
+          <w:rFonts w:ascii="Times New Roman" w:hAnsi="Times New Roman" w:cs="Times New Roman"/>
+        </w:rPr>
+        <w:t>rseq</w:t>
+      </w:r>
+      <w:proofErr w:type="spellEnd"/>
     </w:p>
     <w:p>
       <w:pPr>
@@ -7415,7 +8953,23 @@
           <w:rStyle w:val="NormalTok"/>
           <w:rFonts w:ascii="Times New Roman" w:hAnsi="Times New Roman" w:cs="Times New Roman"/>
         </w:rPr>
-        <w:t xml:space="preserve"> processLogs entries</w:t>
+        <w:t xml:space="preserve"> </w:t>
+      </w:r>
+      <w:proofErr w:type="spellStart"/>
+      <w:r>
+        <w:rPr>
+          <w:rStyle w:val="NormalTok"/>
+          <w:rFonts w:ascii="Times New Roman" w:hAnsi="Times New Roman" w:cs="Times New Roman"/>
+        </w:rPr>
+        <w:t>processLogs</w:t>
+      </w:r>
+      <w:proofErr w:type="spellEnd"/>
+      <w:r>
+        <w:rPr>
+          <w:rStyle w:val="NormalTok"/>
+          <w:rFonts w:ascii="Times New Roman" w:hAnsi="Times New Roman" w:cs="Times New Roman"/>
+        </w:rPr>
+        <w:t xml:space="preserve"> entries</w:t>
       </w:r>
       <w:r>
         <w:rPr>
@@ -7449,7 +9003,23 @@
           <w:rStyle w:val="NormalTok"/>
           <w:rFonts w:ascii="Times New Roman" w:hAnsi="Times New Roman" w:cs="Times New Roman"/>
         </w:rPr>
-        <w:t xml:space="preserve"> computeAnomalies entries</w:t>
+        <w:t xml:space="preserve"> </w:t>
+      </w:r>
+      <w:proofErr w:type="spellStart"/>
+      <w:r>
+        <w:rPr>
+          <w:rStyle w:val="NormalTok"/>
+          <w:rFonts w:ascii="Times New Roman" w:hAnsi="Times New Roman" w:cs="Times New Roman"/>
+        </w:rPr>
+        <w:t>computeAnomalies</w:t>
+      </w:r>
+      <w:proofErr w:type="spellEnd"/>
+      <w:r>
+        <w:rPr>
+          <w:rStyle w:val="NormalTok"/>
+          <w:rFonts w:ascii="Times New Roman" w:hAnsi="Times New Roman" w:cs="Times New Roman"/>
+        </w:rPr>
+        <w:t xml:space="preserve"> entries</w:t>
       </w:r>
     </w:p>
     <w:p>
@@ -7479,6 +9049,7 @@
           <w:b/>
           <w:bCs/>
         </w:rPr>
+        <w:lastRenderedPageBreak/>
         <w:t>3. Scalability</w:t>
       </w:r>
     </w:p>
@@ -7493,7 +9064,6 @@
         <w:rPr>
           <w:rFonts w:ascii="Times New Roman" w:hAnsi="Times New Roman" w:cs="Times New Roman"/>
         </w:rPr>
-        <w:lastRenderedPageBreak/>
         <w:t>The log analyzer automatically scales to available CPU cores</w:t>
       </w:r>
     </w:p>
@@ -7562,12 +9132,21 @@
           <w:rFonts w:ascii="Times New Roman" w:hAnsi="Times New Roman" w:cs="Times New Roman"/>
         </w:rPr>
       </w:pPr>
-      <w:r>
-        <w:rPr>
-          <w:rStyle w:val="NormalTok"/>
-          <w:rFonts w:ascii="Times New Roman" w:hAnsi="Times New Roman" w:cs="Times New Roman"/>
-        </w:rPr>
-        <w:t xml:space="preserve">parBuffer </w:t>
+      <w:proofErr w:type="spellStart"/>
+      <w:r>
+        <w:rPr>
+          <w:rStyle w:val="NormalTok"/>
+          <w:rFonts w:ascii="Times New Roman" w:hAnsi="Times New Roman" w:cs="Times New Roman"/>
+        </w:rPr>
+        <w:t>parBuffer</w:t>
+      </w:r>
+      <w:proofErr w:type="spellEnd"/>
+      <w:r>
+        <w:rPr>
+          <w:rStyle w:val="NormalTok"/>
+          <w:rFonts w:ascii="Times New Roman" w:hAnsi="Times New Roman" w:cs="Times New Roman"/>
+        </w:rPr>
+        <w:t xml:space="preserve"> </w:t>
       </w:r>
       <w:r>
         <w:rPr>
@@ -7581,14 +9160,39 @@
           <w:rStyle w:val="NormalTok"/>
           <w:rFonts w:ascii="Times New Roman" w:hAnsi="Times New Roman" w:cs="Times New Roman"/>
         </w:rPr>
-        <w:t xml:space="preserve"> rseq  </w:t>
+        <w:t xml:space="preserve"> </w:t>
+      </w:r>
+      <w:proofErr w:type="spellStart"/>
+      <w:proofErr w:type="gramStart"/>
+      <w:r>
+        <w:rPr>
+          <w:rStyle w:val="NormalTok"/>
+          <w:rFonts w:ascii="Times New Roman" w:hAnsi="Times New Roman" w:cs="Times New Roman"/>
+        </w:rPr>
+        <w:t>rseq</w:t>
+      </w:r>
+      <w:proofErr w:type="spellEnd"/>
+      <w:r>
+        <w:rPr>
+          <w:rStyle w:val="NormalTok"/>
+          <w:rFonts w:ascii="Times New Roman" w:hAnsi="Times New Roman" w:cs="Times New Roman"/>
+        </w:rPr>
+        <w:t xml:space="preserve">  </w:t>
       </w:r>
       <w:r>
         <w:rPr>
           <w:rStyle w:val="CommentTok"/>
           <w:rFonts w:ascii="Times New Roman" w:hAnsi="Times New Roman" w:cs="Times New Roman"/>
         </w:rPr>
-        <w:t>-- Evaluates up to 100 elements in parallel</w:t>
+        <w:t>--</w:t>
+      </w:r>
+      <w:proofErr w:type="gramEnd"/>
+      <w:r>
+        <w:rPr>
+          <w:rStyle w:val="CommentTok"/>
+          <w:rFonts w:ascii="Times New Roman" w:hAnsi="Times New Roman" w:cs="Times New Roman"/>
+        </w:rPr>
+        <w:t xml:space="preserve"> Evaluates up to 100 elements in parallel</w:t>
       </w:r>
       <w:r>
         <w:rPr>
@@ -7596,12 +9200,37 @@
         </w:rPr>
         <w:br/>
       </w:r>
-      <w:r>
-        <w:rPr>
-          <w:rStyle w:val="NormalTok"/>
-          <w:rFonts w:ascii="Times New Roman" w:hAnsi="Times New Roman" w:cs="Times New Roman"/>
-        </w:rPr>
-        <w:t xml:space="preserve">parList rdeepseq    </w:t>
+      <w:proofErr w:type="spellStart"/>
+      <w:r>
+        <w:rPr>
+          <w:rStyle w:val="NormalTok"/>
+          <w:rFonts w:ascii="Times New Roman" w:hAnsi="Times New Roman" w:cs="Times New Roman"/>
+        </w:rPr>
+        <w:t>parList</w:t>
+      </w:r>
+      <w:proofErr w:type="spellEnd"/>
+      <w:r>
+        <w:rPr>
+          <w:rStyle w:val="NormalTok"/>
+          <w:rFonts w:ascii="Times New Roman" w:hAnsi="Times New Roman" w:cs="Times New Roman"/>
+        </w:rPr>
+        <w:t xml:space="preserve"> </w:t>
+      </w:r>
+      <w:proofErr w:type="spellStart"/>
+      <w:r>
+        <w:rPr>
+          <w:rStyle w:val="NormalTok"/>
+          <w:rFonts w:ascii="Times New Roman" w:hAnsi="Times New Roman" w:cs="Times New Roman"/>
+        </w:rPr>
+        <w:t>rdeepseq</w:t>
+      </w:r>
+      <w:proofErr w:type="spellEnd"/>
+      <w:r>
+        <w:rPr>
+          <w:rStyle w:val="NormalTok"/>
+          <w:rFonts w:ascii="Times New Roman" w:hAnsi="Times New Roman" w:cs="Times New Roman"/>
+        </w:rPr>
+        <w:t xml:space="preserve">    </w:t>
       </w:r>
       <w:r>
         <w:rPr>
@@ -10120,6 +11749,17 @@
       <w:szCs w:val="18"/>
     </w:rPr>
   </w:style>
+  <w:style w:type="character" w:styleId="FollowedHyperlink">
+    <w:name w:val="FollowedHyperlink"/>
+    <w:basedOn w:val="DefaultParagraphFont"/>
+    <w:semiHidden/>
+    <w:unhideWhenUsed/>
+    <w:rsid w:val="00130500"/>
+    <w:rPr>
+      <w:color w:val="800080" w:themeColor="followedHyperlink"/>
+      <w:u w:val="single"/>
+    </w:rPr>
+  </w:style>
 </w:styles>
 </file>
 
